--- a/Dataset_Recommendations_UXQA.docx
+++ b/Dataset_Recommendations_UXQA.docx
@@ -8,10 +8,9 @@
       </w:pPr>
       <w:r>
         <w:rPr>
-          <w:rFonts w:ascii="Arial" w:hAnsi="Arial" w:cs="Arial"/>
+          <w:rFonts w:ascii="Arial" w:hAnsi="Arial"/>
           <w:b/>
-          <w:i w:val="0"/>
-          <w:color w:val="1F4E79"/>
+          <w:color w:val="1F497D"/>
           <w:sz w:val="44"/>
         </w:rPr>
         <w:t>Dataset Recommendations</w:t>
@@ -23,192 +22,791 @@
       </w:pPr>
       <w:r>
         <w:rPr>
-          <w:rFonts w:ascii="Arial" w:hAnsi="Arial" w:cs="Arial"/>
-          <w:b w:val="0"/>
-          <w:i/>
-          <w:color w:val="606060"/>
+          <w:rFonts w:ascii="Arial" w:hAnsi="Arial"/>
+          <w:color w:val="404040"/>
           <w:sz w:val="24"/>
         </w:rPr>
-        <w:t>Multi-Modal Learning of Visual, Structural, and Attention Features for UX Quality Assessment</w:t>
+        <w:t>Multi-Modal Learning of Visual, Structural, and Attention Features</w:t>
+        <w:br/>
+        <w:t>for UX Quality Assessment</w:t>
       </w:r>
     </w:p>
     <w:p>
       <w:pPr>
-        <w:spacing w:after="240"/>
         <w:jc w:val="center"/>
       </w:pPr>
       <w:r>
         <w:rPr>
-          <w:rFonts w:ascii="Arial" w:hAnsi="Arial" w:cs="Arial"/>
-          <w:b w:val="0"/>
-          <w:i w:val="0"/>
-          <w:color w:val="606060"/>
+          <w:rFonts w:ascii="Arial" w:hAnsi="Arial"/>
+          <w:i/>
+          <w:color w:val="707070"/>
           <w:sz w:val="20"/>
         </w:rPr>
-        <w:t>Scope: Website only  ·  Focus: Datasets with Ground Truth (GT) for evaluation</w:t>
+        <w:t>Scope: Mobile UI  ·  Task: UI Quality Scoring (Group 3)  ·  Dataset: UICrit + RICO</w:t>
+      </w:r>
+    </w:p>
+    <w:p/>
+    <w:p>
+      <w:pPr>
+        <w:pStyle w:val="Heading1"/>
+      </w:pPr>
+      <w:r>
+        <w:rPr>
+          <w:rFonts w:ascii="Arial" w:hAnsi="Arial"/>
+          <w:b/>
+          <w:color w:val="1F497D"/>
+          <w:sz w:val="32"/>
+        </w:rPr>
+        <w:t>1. ภาพรวม: Dataset ที่ใช้จริง</w:t>
       </w:r>
     </w:p>
     <w:p>
-      <w:pPr>
-        <w:keepNext/>
-        <w:spacing w:before="320" w:after="160"/>
-        <w:outlineLvl w:val="0"/>
-      </w:pPr>
       <w:r>
         <w:rPr>
-          <w:rFonts w:ascii="Arial" w:hAnsi="Arial" w:cs="Arial"/>
-          <w:b/>
-          <w:i w:val="0"/>
-          <w:color w:val="1F4E79"/>
-          <w:sz w:val="32"/>
+          <w:rFonts w:ascii="Arial" w:hAnsi="Arial"/>
+          <w:b w:val="0"/>
+          <w:sz w:val="22"/>
         </w:rPr>
-        <w:t>1. ภาพรวม: pipeline ↔ dataset</w:t>
+        <w:t>งานนี้เปลี่ยน scope จาก website มาเป็น mobile UI quality scoring โดยใช้ UICrit dataset (UIST 2024, Google Research) เป็น dataset หลักเพียงชุดเดียว ร่วมกับ RICO ซึ่งเป็นแหล่ง screenshot จริง ไม่จำเป็นต้องใช้ dataset อื่นเพิ่มเติม เพราะ UICrit มีทั้ง quality rating สำหรับ training และ critique text พร้อม bounding box สำหรับ secondary evaluation ครบในชุดเดียว</w:t>
       </w:r>
     </w:p>
-    <w:p>
-      <w:pPr>
-        <w:spacing w:before="80" w:after="160"/>
-      </w:pPr>
-      <w:r>
-        <w:rPr>
-          <w:rFonts w:ascii="Arial" w:hAnsi="Arial" w:cs="Arial"/>
-          <w:b w:val="0"/>
-          <w:i w:val="0"/>
-          <w:sz w:val="22"/>
-        </w:rPr>
-        <w:t>งานนี้ใช้สถาปัตยกรรม 3 branch (Visual / Layout / Attention) ที่หลอมรวมด้วย Cross-Modal Transformer แล้วต่อ UX Prediction Head ดังนั้น dataset ที่ต้องการแบ่งตามขั้นตอนการ train แต่ละ branch บวกกับ benchmark สำหรับ evaluation ที่มี GT ชัดเจน</w:t>
-      </w:r>
-    </w:p>
+    <w:p/>
     <w:tbl>
       <w:tblPr>
+        <w:tblStyle w:val="TableGrid"/>
         <w:tblW w:type="auto" w:w="0"/>
-        <w:tblLayout w:type="fixed"/>
         <w:tblLook w:firstColumn="1" w:firstRow="1" w:lastColumn="0" w:lastRow="0" w:noHBand="0" w:noVBand="1" w:val="04A0"/>
       </w:tblPr>
       <w:tblGrid>
-        <w:gridCol w:w="2409"/>
-        <w:gridCol w:w="2409"/>
-        <w:gridCol w:w="2409"/>
-        <w:gridCol w:w="2409"/>
+        <w:gridCol w:w="1728"/>
+        <w:gridCol w:w="1728"/>
+        <w:gridCol w:w="1728"/>
+        <w:gridCol w:w="1728"/>
+        <w:gridCol w:w="1728"/>
       </w:tblGrid>
       <w:tr>
         <w:tc>
           <w:tcPr>
-            <w:tcW w:type="dxa" w:w="2160"/>
-            <w:tcBorders>
-              <w:top w:val="single" w:sz="6" w:color="BFBFBF"/>
-              <w:left w:val="single" w:sz="6" w:color="BFBFBF"/>
-              <w:bottom w:val="single" w:sz="6" w:color="BFBFBF"/>
-              <w:right w:val="single" w:sz="6" w:color="BFBFBF"/>
-            </w:tcBorders>
-            <w:shd w:val="clear" w:color="auto" w:fill="1F4E79"/>
-            <w:vAlign w:val="center"/>
+            <w:tcW w:type="dxa" w:w="1728"/>
+            <w:shd w:val="clear" w:color="auto" w:fill="2E74B5"/>
           </w:tcPr>
           <w:p>
-            <w:pPr>
-              <w:spacing w:before="40" w:after="40"/>
-              <w:jc w:val="center"/>
-            </w:pPr>
-            <w:r/>
             <w:r>
               <w:rPr>
-                <w:rFonts w:ascii="Arial" w:hAnsi="Arial" w:cs="Arial"/>
+                <w:rFonts w:ascii="Arial" w:hAnsi="Arial"/>
                 <w:b/>
-                <w:i w:val="0"/>
                 <w:color w:val="FFFFFF"/>
-                <w:sz w:val="22"/>
+                <w:sz w:val="20"/>
               </w:rPr>
-              <w:t>Pipeline Stage</w:t>
+              <w:t>Dataset</w:t>
             </w:r>
           </w:p>
         </w:tc>
         <w:tc>
           <w:tcPr>
-            <w:tcW w:type="dxa" w:w="2448"/>
-            <w:tcBorders>
-              <w:top w:val="single" w:sz="6" w:color="BFBFBF"/>
-              <w:left w:val="single" w:sz="6" w:color="BFBFBF"/>
-              <w:bottom w:val="single" w:sz="6" w:color="BFBFBF"/>
-              <w:right w:val="single" w:sz="6" w:color="BFBFBF"/>
-            </w:tcBorders>
-            <w:shd w:val="clear" w:color="auto" w:fill="1F4E79"/>
-            <w:vAlign w:val="center"/>
+            <w:tcW w:type="dxa" w:w="2304"/>
+            <w:shd w:val="clear" w:color="auto" w:fill="2E74B5"/>
           </w:tcPr>
           <w:p>
-            <w:pPr>
-              <w:spacing w:before="40" w:after="40"/>
-              <w:jc w:val="center"/>
-            </w:pPr>
-            <w:r/>
             <w:r>
               <w:rPr>
-                <w:rFonts w:ascii="Arial" w:hAnsi="Arial" w:cs="Arial"/>
+                <w:rFonts w:ascii="Arial" w:hAnsi="Arial"/>
                 <w:b/>
-                <w:i w:val="0"/>
                 <w:color w:val="FFFFFF"/>
-                <w:sz w:val="22"/>
+                <w:sz w:val="20"/>
               </w:rPr>
-              <w:t>Purpose</w:t>
+              <w:t>บทบาท</w:t>
+            </w:r>
+          </w:p>
+        </w:tc>
+        <w:tc>
+          <w:tcPr>
+            <w:tcW w:type="dxa" w:w="2016"/>
+            <w:shd w:val="clear" w:color="auto" w:fill="2E74B5"/>
+          </w:tcPr>
+          <w:p>
+            <w:r>
+              <w:rPr>
+                <w:rFonts w:ascii="Arial" w:hAnsi="Arial"/>
+                <w:b/>
+                <w:color w:val="FFFFFF"/>
+                <w:sz w:val="20"/>
+              </w:rPr>
+              <w:t>ขนาด</w:t>
+            </w:r>
+          </w:p>
+        </w:tc>
+        <w:tc>
+          <w:tcPr>
+            <w:tcW w:type="dxa" w:w="3168"/>
+            <w:shd w:val="clear" w:color="auto" w:fill="2E74B5"/>
+          </w:tcPr>
+          <w:p>
+            <w:r>
+              <w:rPr>
+                <w:rFonts w:ascii="Arial" w:hAnsi="Arial"/>
+                <w:b/>
+                <w:color w:val="FFFFFF"/>
+                <w:sz w:val="20"/>
+              </w:rPr>
+              <w:t>GT Type</w:t>
             </w:r>
           </w:p>
         </w:tc>
         <w:tc>
           <w:tcPr>
             <w:tcW w:type="dxa" w:w="2880"/>
-            <w:tcBorders>
-              <w:top w:val="single" w:sz="6" w:color="BFBFBF"/>
-              <w:left w:val="single" w:sz="6" w:color="BFBFBF"/>
-              <w:bottom w:val="single" w:sz="6" w:color="BFBFBF"/>
-              <w:right w:val="single" w:sz="6" w:color="BFBFBF"/>
-            </w:tcBorders>
-            <w:shd w:val="clear" w:color="auto" w:fill="1F4E79"/>
-            <w:vAlign w:val="center"/>
+            <w:shd w:val="clear" w:color="auto" w:fill="2E74B5"/>
           </w:tcPr>
           <w:p>
-            <w:pPr>
-              <w:spacing w:before="40" w:after="40"/>
-              <w:jc w:val="center"/>
-            </w:pPr>
-            <w:r/>
             <w:r>
               <w:rPr>
-                <w:rFonts w:ascii="Arial" w:hAnsi="Arial" w:cs="Arial"/>
+                <w:rFonts w:ascii="Arial" w:hAnsi="Arial"/>
                 <w:b/>
-                <w:i w:val="0"/>
                 <w:color w:val="FFFFFF"/>
-                <w:sz w:val="22"/>
+                <w:sz w:val="20"/>
               </w:rPr>
-              <w:t>Recommended Dataset(s)</w:t>
+              <w:t>ที่มา</w:t>
+            </w:r>
+          </w:p>
+        </w:tc>
+      </w:tr>
+      <w:tr>
+        <w:tc>
+          <w:tcPr>
+            <w:tcW w:type="dxa" w:w="1728"/>
+            <w:shd w:val="clear" w:color="auto" w:fill="F0F4FA"/>
+          </w:tcPr>
+          <w:p>
+            <w:r>
+              <w:rPr>
+                <w:rFonts w:ascii="Arial" w:hAnsi="Arial"/>
+                <w:sz w:val="20"/>
+              </w:rPr>
+              <w:t>UICrit</w:t>
             </w:r>
           </w:p>
         </w:tc>
         <w:tc>
           <w:tcPr>
-            <w:tcW w:type="dxa" w:w="2160"/>
-            <w:tcBorders>
-              <w:top w:val="single" w:sz="6" w:color="BFBFBF"/>
-              <w:left w:val="single" w:sz="6" w:color="BFBFBF"/>
-              <w:bottom w:val="single" w:sz="6" w:color="BFBFBF"/>
-              <w:right w:val="single" w:sz="6" w:color="BFBFBF"/>
-            </w:tcBorders>
-            <w:shd w:val="clear" w:color="auto" w:fill="1F4E79"/>
-            <w:vAlign w:val="center"/>
+            <w:tcW w:type="dxa" w:w="2304"/>
+            <w:shd w:val="clear" w:color="auto" w:fill="F0F4FA"/>
           </w:tcPr>
           <w:p>
-            <w:pPr>
-              <w:spacing w:before="40" w:after="40"/>
-              <w:jc w:val="center"/>
-            </w:pPr>
-            <w:r/>
             <w:r>
               <w:rPr>
-                <w:rFonts w:ascii="Arial" w:hAnsi="Arial" w:cs="Arial"/>
+                <w:rFonts w:ascii="Arial" w:hAnsi="Arial"/>
+                <w:sz w:val="20"/>
+              </w:rPr>
+              <w:t>Primary — train + evaluate</w:t>
+            </w:r>
+          </w:p>
+        </w:tc>
+        <w:tc>
+          <w:tcPr>
+            <w:tcW w:type="dxa" w:w="2016"/>
+            <w:shd w:val="clear" w:color="auto" w:fill="F0F4FA"/>
+          </w:tcPr>
+          <w:p>
+            <w:r>
+              <w:rPr>
+                <w:rFonts w:ascii="Arial" w:hAnsi="Arial"/>
+                <w:sz w:val="20"/>
+              </w:rPr>
+              <w:t>983 UIs, 3,059 critiques</w:t>
+            </w:r>
+          </w:p>
+        </w:tc>
+        <w:tc>
+          <w:tcPr>
+            <w:tcW w:type="dxa" w:w="3168"/>
+            <w:shd w:val="clear" w:color="auto" w:fill="F0F4FA"/>
+          </w:tcPr>
+          <w:p>
+            <w:r>
+              <w:rPr>
+                <w:rFonts w:ascii="Arial" w:hAnsi="Arial"/>
+                <w:sz w:val="20"/>
+              </w:rPr>
+              <w:t>Quality rating (1–5) + critique text + bbox</w:t>
+            </w:r>
+          </w:p>
+        </w:tc>
+        <w:tc>
+          <w:tcPr>
+            <w:tcW w:type="dxa" w:w="2880"/>
+            <w:shd w:val="clear" w:color="auto" w:fill="F0F4FA"/>
+          </w:tcPr>
+          <w:p>
+            <w:r>
+              <w:rPr>
+                <w:rFonts w:ascii="Arial" w:hAnsi="Arial"/>
+                <w:sz w:val="20"/>
+              </w:rPr>
+              <w:t>github.com/google-research-datasets/uicrit</w:t>
+            </w:r>
+          </w:p>
+        </w:tc>
+      </w:tr>
+      <w:tr>
+        <w:tc>
+          <w:tcPr>
+            <w:tcW w:type="dxa" w:w="1728"/>
+            <w:shd w:val="clear" w:color="auto" w:fill="FFFFFF"/>
+          </w:tcPr>
+          <w:p>
+            <w:r>
+              <w:rPr>
+                <w:rFonts w:ascii="Arial" w:hAnsi="Arial"/>
+                <w:sz w:val="20"/>
+              </w:rPr>
+              <w:t>RICO</w:t>
+            </w:r>
+          </w:p>
+        </w:tc>
+        <w:tc>
+          <w:tcPr>
+            <w:tcW w:type="dxa" w:w="2304"/>
+            <w:shd w:val="clear" w:color="auto" w:fill="FFFFFF"/>
+          </w:tcPr>
+          <w:p>
+            <w:r>
+              <w:rPr>
+                <w:rFonts w:ascii="Arial" w:hAnsi="Arial"/>
+                <w:sz w:val="20"/>
+              </w:rPr>
+              <w:t>Screenshots source</w:t>
+            </w:r>
+          </w:p>
+        </w:tc>
+        <w:tc>
+          <w:tcPr>
+            <w:tcW w:type="dxa" w:w="2016"/>
+            <w:shd w:val="clear" w:color="auto" w:fill="FFFFFF"/>
+          </w:tcPr>
+          <w:p>
+            <w:r>
+              <w:rPr>
+                <w:rFonts w:ascii="Arial" w:hAnsi="Arial"/>
+                <w:sz w:val="20"/>
+              </w:rPr>
+              <w:t>66k+ UIs (ใช้แค่ 983 รูป)</w:t>
+            </w:r>
+          </w:p>
+        </w:tc>
+        <w:tc>
+          <w:tcPr>
+            <w:tcW w:type="dxa" w:w="3168"/>
+            <w:shd w:val="clear" w:color="auto" w:fill="FFFFFF"/>
+          </w:tcPr>
+          <w:p>
+            <w:r>
+              <w:rPr>
+                <w:rFonts w:ascii="Arial" w:hAnsi="Arial"/>
+                <w:sz w:val="20"/>
+              </w:rPr>
+              <w:t>ภาพ screenshot</w:t>
+            </w:r>
+          </w:p>
+        </w:tc>
+        <w:tc>
+          <w:tcPr>
+            <w:tcW w:type="dxa" w:w="2880"/>
+            <w:shd w:val="clear" w:color="auto" w:fill="FFFFFF"/>
+          </w:tcPr>
+          <w:p>
+            <w:r>
+              <w:rPr>
+                <w:rFonts w:ascii="Arial" w:hAnsi="Arial"/>
+                <w:sz w:val="20"/>
+              </w:rPr>
+              <w:t>interactionmining.org/rico.html</w:t>
+            </w:r>
+          </w:p>
+        </w:tc>
+      </w:tr>
+    </w:tbl>
+    <w:p/>
+    <w:p>
+      <w:pPr>
+        <w:pStyle w:val="Heading1"/>
+      </w:pPr>
+      <w:r>
+        <w:rPr>
+          <w:rFonts w:ascii="Arial" w:hAnsi="Arial"/>
+          <w:b/>
+          <w:color w:val="1F497D"/>
+          <w:sz w:val="32"/>
+        </w:rPr>
+        <w:t>2. UICrit Dataset (Primary)</w:t>
+      </w:r>
+    </w:p>
+    <w:p>
+      <w:pPr>
+        <w:pStyle w:val="Heading2"/>
+      </w:pPr>
+      <w:r>
+        <w:rPr>
+          <w:rFonts w:ascii="Arial" w:hAnsi="Arial"/>
+          <w:b/>
+          <w:color w:val="2E74B5"/>
+          <w:sz w:val="26"/>
+        </w:rPr>
+        <w:t>2.1 รายละเอียด</w:t>
+      </w:r>
+    </w:p>
+    <w:tbl>
+      <w:tblPr>
+        <w:tblStyle w:val="TableGrid"/>
+        <w:tblW w:type="auto" w:w="0"/>
+        <w:tblLook w:firstColumn="1" w:firstRow="1" w:lastColumn="0" w:lastRow="0" w:noHBand="0" w:noVBand="1" w:val="04A0"/>
+      </w:tblPr>
+      <w:tblGrid>
+        <w:gridCol w:w="4320"/>
+        <w:gridCol w:w="4320"/>
+      </w:tblGrid>
+      <w:tr>
+        <w:tc>
+          <w:tcPr>
+            <w:tcW w:type="dxa" w:w="2880"/>
+            <w:shd w:val="clear" w:color="auto" w:fill="2E74B5"/>
+          </w:tcPr>
+          <w:p>
+            <w:r>
+              <w:rPr>
+                <w:rFonts w:ascii="Arial" w:hAnsi="Arial"/>
                 <w:b/>
-                <w:i w:val="0"/>
                 <w:color w:val="FFFFFF"/>
-                <w:sz w:val="22"/>
+                <w:sz w:val="20"/>
               </w:rPr>
-              <w:t>GT Type</w:t>
+              <w:t>Property</w:t>
+            </w:r>
+          </w:p>
+        </w:tc>
+        <w:tc>
+          <w:tcPr>
+            <w:tcW w:type="dxa" w:w="9216"/>
+            <w:shd w:val="clear" w:color="auto" w:fill="2E74B5"/>
+          </w:tcPr>
+          <w:p>
+            <w:r>
+              <w:rPr>
+                <w:rFonts w:ascii="Arial" w:hAnsi="Arial"/>
+                <w:b/>
+                <w:color w:val="FFFFFF"/>
+                <w:sz w:val="20"/>
+              </w:rPr>
+              <w:t>Detail</w:t>
+            </w:r>
+          </w:p>
+        </w:tc>
+      </w:tr>
+      <w:tr>
+        <w:tc>
+          <w:tcPr>
+            <w:tcW w:type="dxa" w:w="2880"/>
+            <w:shd w:val="clear" w:color="auto" w:fill="F0F4FA"/>
+          </w:tcPr>
+          <w:p>
+            <w:r>
+              <w:rPr>
+                <w:rFonts w:ascii="Arial" w:hAnsi="Arial"/>
+                <w:sz w:val="20"/>
+              </w:rPr>
+              <w:t>Source</w:t>
+            </w:r>
+          </w:p>
+        </w:tc>
+        <w:tc>
+          <w:tcPr>
+            <w:tcW w:type="dxa" w:w="9216"/>
+            <w:shd w:val="clear" w:color="auto" w:fill="F0F4FA"/>
+          </w:tcPr>
+          <w:p>
+            <w:r>
+              <w:rPr>
+                <w:rFonts w:ascii="Arial" w:hAnsi="Arial"/>
+                <w:sz w:val="20"/>
+              </w:rPr>
+              <w:t>Google Research — published at UIST 2024</w:t>
+            </w:r>
+          </w:p>
+        </w:tc>
+      </w:tr>
+      <w:tr>
+        <w:tc>
+          <w:tcPr>
+            <w:tcW w:type="dxa" w:w="2880"/>
+            <w:shd w:val="clear" w:color="auto" w:fill="FFFFFF"/>
+          </w:tcPr>
+          <w:p>
+            <w:r>
+              <w:rPr>
+                <w:rFonts w:ascii="Arial" w:hAnsi="Arial"/>
+                <w:sz w:val="20"/>
+              </w:rPr>
+              <w:t>Base dataset</w:t>
+            </w:r>
+          </w:p>
+        </w:tc>
+        <w:tc>
+          <w:tcPr>
+            <w:tcW w:type="dxa" w:w="9216"/>
+            <w:shd w:val="clear" w:color="auto" w:fill="FFFFFF"/>
+          </w:tcPr>
+          <w:p>
+            <w:r>
+              <w:rPr>
+                <w:rFonts w:ascii="Arial" w:hAnsi="Arial"/>
+                <w:sz w:val="20"/>
+              </w:rPr>
+              <w:t>RICO (mobile UI screenshots)</w:t>
+            </w:r>
+          </w:p>
+        </w:tc>
+      </w:tr>
+      <w:tr>
+        <w:tc>
+          <w:tcPr>
+            <w:tcW w:type="dxa" w:w="2880"/>
+            <w:shd w:val="clear" w:color="auto" w:fill="F0F4FA"/>
+          </w:tcPr>
+          <w:p>
+            <w:r>
+              <w:rPr>
+                <w:rFonts w:ascii="Arial" w:hAnsi="Arial"/>
+                <w:sz w:val="20"/>
+              </w:rPr>
+              <w:t>UIs</w:t>
+            </w:r>
+          </w:p>
+        </w:tc>
+        <w:tc>
+          <w:tcPr>
+            <w:tcW w:type="dxa" w:w="9216"/>
+            <w:shd w:val="clear" w:color="auto" w:fill="F0F4FA"/>
+          </w:tcPr>
+          <w:p>
+            <w:r>
+              <w:rPr>
+                <w:rFonts w:ascii="Arial" w:hAnsi="Arial"/>
+                <w:sz w:val="20"/>
+              </w:rPr>
+              <w:t>983 mobile UI screenshots</w:t>
+            </w:r>
+          </w:p>
+        </w:tc>
+      </w:tr>
+      <w:tr>
+        <w:tc>
+          <w:tcPr>
+            <w:tcW w:type="dxa" w:w="2880"/>
+            <w:shd w:val="clear" w:color="auto" w:fill="FFFFFF"/>
+          </w:tcPr>
+          <w:p>
+            <w:r>
+              <w:rPr>
+                <w:rFonts w:ascii="Arial" w:hAnsi="Arial"/>
+                <w:sz w:val="20"/>
+              </w:rPr>
+              <w:t>Critiques</w:t>
+            </w:r>
+          </w:p>
+        </w:tc>
+        <w:tc>
+          <w:tcPr>
+            <w:tcW w:type="dxa" w:w="9216"/>
+            <w:shd w:val="clear" w:color="auto" w:fill="FFFFFF"/>
+          </w:tcPr>
+          <w:p>
+            <w:r>
+              <w:rPr>
+                <w:rFonts w:ascii="Arial" w:hAnsi="Arial"/>
+                <w:sz w:val="20"/>
+              </w:rPr>
+              <w:t>3,059 design critiques with bounding boxes</w:t>
+            </w:r>
+          </w:p>
+        </w:tc>
+      </w:tr>
+      <w:tr>
+        <w:tc>
+          <w:tcPr>
+            <w:tcW w:type="dxa" w:w="2880"/>
+            <w:shd w:val="clear" w:color="auto" w:fill="F0F4FA"/>
+          </w:tcPr>
+          <w:p>
+            <w:r>
+              <w:rPr>
+                <w:rFonts w:ascii="Arial" w:hAnsi="Arial"/>
+                <w:sz w:val="20"/>
+              </w:rPr>
+              <w:t>Annotators</w:t>
+            </w:r>
+          </w:p>
+        </w:tc>
+        <w:tc>
+          <w:tcPr>
+            <w:tcW w:type="dxa" w:w="9216"/>
+            <w:shd w:val="clear" w:color="auto" w:fill="F0F4FA"/>
+          </w:tcPr>
+          <w:p>
+            <w:r>
+              <w:rPr>
+                <w:rFonts w:ascii="Arial" w:hAnsi="Arial"/>
+                <w:sz w:val="20"/>
+              </w:rPr>
+              <w:t>7 professional designers (≥ 1 yr experience)</w:t>
+            </w:r>
+          </w:p>
+        </w:tc>
+      </w:tr>
+      <w:tr>
+        <w:tc>
+          <w:tcPr>
+            <w:tcW w:type="dxa" w:w="2880"/>
+            <w:shd w:val="clear" w:color="auto" w:fill="FFFFFF"/>
+          </w:tcPr>
+          <w:p>
+            <w:r>
+              <w:rPr>
+                <w:rFonts w:ascii="Arial" w:hAnsi="Arial"/>
+                <w:sz w:val="20"/>
+              </w:rPr>
+              <w:t>Quality rating</w:t>
+            </w:r>
+          </w:p>
+        </w:tc>
+        <w:tc>
+          <w:tcPr>
+            <w:tcW w:type="dxa" w:w="9216"/>
+            <w:shd w:val="clear" w:color="auto" w:fill="FFFFFF"/>
+          </w:tcPr>
+          <w:p>
+            <w:r>
+              <w:rPr>
+                <w:rFonts w:ascii="Arial" w:hAnsi="Arial"/>
+                <w:sz w:val="20"/>
+              </w:rPr>
+              <w:t>Per-UI holistic score (1–5 Likert scale)</w:t>
+            </w:r>
+          </w:p>
+        </w:tc>
+      </w:tr>
+      <w:tr>
+        <w:tc>
+          <w:tcPr>
+            <w:tcW w:type="dxa" w:w="2880"/>
+            <w:shd w:val="clear" w:color="auto" w:fill="F0F4FA"/>
+          </w:tcPr>
+          <w:p>
+            <w:r>
+              <w:rPr>
+                <w:rFonts w:ascii="Arial" w:hAnsi="Arial"/>
+                <w:sz w:val="20"/>
+              </w:rPr>
+              <w:t>Critique format</w:t>
+            </w:r>
+          </w:p>
+        </w:tc>
+        <w:tc>
+          <w:tcPr>
+            <w:tcW w:type="dxa" w:w="9216"/>
+            <w:shd w:val="clear" w:color="auto" w:fill="F0F4FA"/>
+          </w:tcPr>
+          <w:p>
+            <w:r>
+              <w:rPr>
+                <w:rFonts w:ascii="Arial" w:hAnsi="Arial"/>
+                <w:sz w:val="20"/>
+              </w:rPr>
+              <w:t>Natural language text + normalised bbox [x0, y0, x1, y1]</w:t>
+            </w:r>
+          </w:p>
+        </w:tc>
+      </w:tr>
+      <w:tr>
+        <w:tc>
+          <w:tcPr>
+            <w:tcW w:type="dxa" w:w="2880"/>
+            <w:shd w:val="clear" w:color="auto" w:fill="FFFFFF"/>
+          </w:tcPr>
+          <w:p>
+            <w:r>
+              <w:rPr>
+                <w:rFonts w:ascii="Arial" w:hAnsi="Arial"/>
+                <w:sz w:val="20"/>
+              </w:rPr>
+              <w:t>License</w:t>
+            </w:r>
+          </w:p>
+        </w:tc>
+        <w:tc>
+          <w:tcPr>
+            <w:tcW w:type="dxa" w:w="9216"/>
+            <w:shd w:val="clear" w:color="auto" w:fill="FFFFFF"/>
+          </w:tcPr>
+          <w:p>
+            <w:r>
+              <w:rPr>
+                <w:rFonts w:ascii="Arial" w:hAnsi="Arial"/>
+                <w:sz w:val="20"/>
+              </w:rPr>
+              <w:t>CC BY 4.0</w:t>
+            </w:r>
+          </w:p>
+        </w:tc>
+      </w:tr>
+      <w:tr>
+        <w:tc>
+          <w:tcPr>
+            <w:tcW w:type="dxa" w:w="2880"/>
+            <w:shd w:val="clear" w:color="auto" w:fill="F0F4FA"/>
+          </w:tcPr>
+          <w:p>
+            <w:r>
+              <w:rPr>
+                <w:rFonts w:ascii="Arial" w:hAnsi="Arial"/>
+                <w:sz w:val="20"/>
+              </w:rPr>
+              <w:t>Download</w:t>
+            </w:r>
+          </w:p>
+        </w:tc>
+        <w:tc>
+          <w:tcPr>
+            <w:tcW w:type="dxa" w:w="9216"/>
+            <w:shd w:val="clear" w:color="auto" w:fill="F0F4FA"/>
+          </w:tcPr>
+          <w:p>
+            <w:r>
+              <w:rPr>
+                <w:rFonts w:ascii="Arial" w:hAnsi="Arial"/>
+                <w:sz w:val="20"/>
+              </w:rPr>
+              <w:t>github.com/google-research-datasets/uicrit</w:t>
+            </w:r>
+          </w:p>
+        </w:tc>
+      </w:tr>
+    </w:tbl>
+    <w:p/>
+    <w:p>
+      <w:pPr>
+        <w:pStyle w:val="Heading2"/>
+      </w:pPr>
+      <w:r>
+        <w:rPr>
+          <w:rFonts w:ascii="Arial" w:hAnsi="Arial"/>
+          <w:b/>
+          <w:color w:val="2E74B5"/>
+          <w:sz w:val="26"/>
+        </w:rPr>
+        <w:t>2.2 การใช้งานใน Pipeline</w:t>
+      </w:r>
+    </w:p>
+    <w:p>
+      <w:r>
+        <w:rPr>
+          <w:rFonts w:ascii="Arial" w:hAnsi="Arial"/>
+          <w:b/>
+          <w:sz w:val="22"/>
+        </w:rPr>
+        <w:t>Training target</w:t>
+      </w:r>
+    </w:p>
+    <w:p>
+      <w:r>
+        <w:rPr>
+          <w:rFonts w:ascii="Arial" w:hAnsi="Arial"/>
+          <w:b w:val="0"/>
+          <w:sz w:val="22"/>
+        </w:rPr>
+        <w:t>quality_score ของ model ถูก train ให้ predict UICrit quality rating ที่ normalize เป็น [0,1] โดยใช้ MSE loss เป็น primary training objective</w:t>
+      </w:r>
+    </w:p>
+    <w:p/>
+    <w:p>
+      <w:r>
+        <w:rPr>
+          <w:rFonts w:ascii="Arial" w:hAnsi="Arial"/>
+          <w:b/>
+          <w:sz w:val="22"/>
+        </w:rPr>
+        <w:t>Secondary evaluation (critique-to-rule mapping)</w:t>
+      </w:r>
+    </w:p>
+    <w:p>
+      <w:r>
+        <w:rPr>
+          <w:rFonts w:ascii="Arial" w:hAnsi="Arial"/>
+          <w:b w:val="0"/>
+          <w:sz w:val="22"/>
+        </w:rPr>
+        <w:t>critique text ของแต่ละ UI ถูก map เข้า rule categories ทั้ง 7 ด้วย keyword matching เพื่อสร้าง binary rule violation labels [7] สำหรับ evaluate rule_scores ด้วย F1 per rule</w:t>
+      </w:r>
+    </w:p>
+    <w:p/>
+    <w:tbl>
+      <w:tblPr>
+        <w:tblStyle w:val="TableGrid"/>
+        <w:tblW w:type="auto" w:w="0"/>
+        <w:tblLook w:firstColumn="1" w:firstRow="1" w:lastColumn="0" w:lastRow="0" w:noHBand="0" w:noVBand="1" w:val="04A0"/>
+      </w:tblPr>
+      <w:tblGrid>
+        <w:gridCol w:w="2880"/>
+        <w:gridCol w:w="2880"/>
+        <w:gridCol w:w="2880"/>
+      </w:tblGrid>
+      <w:tr>
+        <w:tc>
+          <w:tcPr>
+            <w:tcW w:type="dxa" w:w="2160"/>
+            <w:shd w:val="clear" w:color="auto" w:fill="2E74B5"/>
+          </w:tcPr>
+          <w:p>
+            <w:r>
+              <w:rPr>
+                <w:rFonts w:ascii="Arial" w:hAnsi="Arial"/>
+                <w:b/>
+                <w:color w:val="FFFFFF"/>
+                <w:sz w:val="20"/>
+              </w:rPr>
+              <w:t>Rule</w:t>
+            </w:r>
+          </w:p>
+        </w:tc>
+        <w:tc>
+          <w:tcPr>
+            <w:tcW w:type="dxa" w:w="1008"/>
+            <w:shd w:val="clear" w:color="auto" w:fill="2E74B5"/>
+          </w:tcPr>
+          <w:p>
+            <w:r>
+              <w:rPr>
+                <w:rFonts w:ascii="Arial" w:hAnsi="Arial"/>
+                <w:b/>
+                <w:color w:val="FFFFFF"/>
+                <w:sz w:val="20"/>
+              </w:rPr>
+              <w:t>Index</w:t>
+            </w:r>
+          </w:p>
+        </w:tc>
+        <w:tc>
+          <w:tcPr>
+            <w:tcW w:type="dxa" w:w="8928"/>
+            <w:shd w:val="clear" w:color="auto" w:fill="2E74B5"/>
+          </w:tcPr>
+          <w:p>
+            <w:r>
+              <w:rPr>
+                <w:rFonts w:ascii="Arial" w:hAnsi="Arial"/>
+                <w:b/>
+                <w:color w:val="FFFFFF"/>
+                <w:sz w:val="20"/>
+              </w:rPr>
+              <w:t>Keywords ที่ใช้ map จาก critique text</w:t>
             </w:r>
           </w:p>
         </w:tc>
@@ -217,108 +815,45 @@
         <w:tc>
           <w:tcPr>
             <w:tcW w:type="dxa" w:w="2160"/>
-            <w:tcBorders>
-              <w:top w:val="single" w:sz="6" w:color="BFBFBF"/>
-              <w:left w:val="single" w:sz="6" w:color="BFBFBF"/>
-              <w:bottom w:val="single" w:sz="6" w:color="BFBFBF"/>
-              <w:right w:val="single" w:sz="6" w:color="BFBFBF"/>
-            </w:tcBorders>
-            <w:vAlign w:val="top"/>
+            <w:shd w:val="clear" w:color="auto" w:fill="F0F4FA"/>
           </w:tcPr>
           <w:p>
-            <w:pPr>
-              <w:spacing w:before="40" w:after="40"/>
-            </w:pPr>
-            <w:r/>
             <w:r>
               <w:rPr>
-                <w:rFonts w:ascii="Arial" w:hAnsi="Arial" w:cs="Arial"/>
-                <w:b w:val="0"/>
-                <w:i w:val="0"/>
+                <w:rFonts w:ascii="Arial" w:hAnsi="Arial"/>
                 <w:sz w:val="20"/>
               </w:rPr>
-              <w:t>Visual + Layout (pretrain)</w:t>
+              <w:t>contrast</w:t>
             </w:r>
           </w:p>
         </w:tc>
         <w:tc>
           <w:tcPr>
-            <w:tcW w:type="dxa" w:w="2448"/>
-            <w:tcBorders>
-              <w:top w:val="single" w:sz="6" w:color="BFBFBF"/>
-              <w:left w:val="single" w:sz="6" w:color="BFBFBF"/>
-              <w:bottom w:val="single" w:sz="6" w:color="BFBFBF"/>
-              <w:right w:val="single" w:sz="6" w:color="BFBFBF"/>
-            </w:tcBorders>
-            <w:vAlign w:val="top"/>
+            <w:tcW w:type="dxa" w:w="1008"/>
+            <w:shd w:val="clear" w:color="auto" w:fill="F0F4FA"/>
           </w:tcPr>
           <w:p>
-            <w:pPr>
-              <w:spacing w:before="40" w:after="40"/>
-            </w:pPr>
-            <w:r/>
             <w:r>
               <w:rPr>
-                <w:rFonts w:ascii="Arial" w:hAnsi="Arial" w:cs="Arial"/>
-                <w:b w:val="0"/>
-                <w:i w:val="0"/>
+                <w:rFonts w:ascii="Arial" w:hAnsi="Arial"/>
                 <w:sz w:val="20"/>
               </w:rPr>
-              <w:t>เรียน feature ของ web layout</w:t>
+              <w:t>0</w:t>
             </w:r>
           </w:p>
         </w:tc>
         <w:tc>
           <w:tcPr>
-            <w:tcW w:type="dxa" w:w="2880"/>
-            <w:tcBorders>
-              <w:top w:val="single" w:sz="6" w:color="BFBFBF"/>
-              <w:left w:val="single" w:sz="6" w:color="BFBFBF"/>
-              <w:bottom w:val="single" w:sz="6" w:color="BFBFBF"/>
-              <w:right w:val="single" w:sz="6" w:color="BFBFBF"/>
-            </w:tcBorders>
-            <w:vAlign w:val="top"/>
+            <w:tcW w:type="dxa" w:w="8928"/>
+            <w:shd w:val="clear" w:color="auto" w:fill="F0F4FA"/>
           </w:tcPr>
           <w:p>
-            <w:pPr>
-              <w:spacing w:before="40" w:after="40"/>
-            </w:pPr>
-            <w:r/>
             <w:r>
               <w:rPr>
-                <w:rFonts w:ascii="Arial" w:hAnsi="Arial" w:cs="Arial"/>
-                <w:b w:val="0"/>
-                <w:i w:val="0"/>
+                <w:rFonts w:ascii="Arial" w:hAnsi="Arial"/>
                 <w:sz w:val="20"/>
               </w:rPr>
-              <w:t>WebUI 400K, Vision2UI 20K</w:t>
-            </w:r>
-          </w:p>
-        </w:tc>
-        <w:tc>
-          <w:tcPr>
-            <w:tcW w:type="dxa" w:w="2160"/>
-            <w:tcBorders>
-              <w:top w:val="single" w:sz="6" w:color="BFBFBF"/>
-              <w:left w:val="single" w:sz="6" w:color="BFBFBF"/>
-              <w:bottom w:val="single" w:sz="6" w:color="BFBFBF"/>
-              <w:right w:val="single" w:sz="6" w:color="BFBFBF"/>
-            </w:tcBorders>
-            <w:vAlign w:val="top"/>
-          </w:tcPr>
-          <w:p>
-            <w:pPr>
-              <w:spacing w:before="40" w:after="40"/>
-            </w:pPr>
-            <w:r/>
-            <w:r>
-              <w:rPr>
-                <w:rFonts w:ascii="Arial" w:hAnsi="Arial" w:cs="Arial"/>
-                <w:b w:val="0"/>
-                <w:i w:val="0"/>
-                <w:sz w:val="20"/>
-              </w:rPr>
-              <w:t>BBox / DOM tree</w:t>
+              <w:t>contrast, readability, legibility, color, visibility</w:t>
             </w:r>
           </w:p>
         </w:tc>
@@ -327,112 +862,45 @@
         <w:tc>
           <w:tcPr>
             <w:tcW w:type="dxa" w:w="2160"/>
-            <w:tcBorders>
-              <w:top w:val="single" w:sz="6" w:color="BFBFBF"/>
-              <w:left w:val="single" w:sz="6" w:color="BFBFBF"/>
-              <w:bottom w:val="single" w:sz="6" w:color="BFBFBF"/>
-              <w:right w:val="single" w:sz="6" w:color="BFBFBF"/>
-            </w:tcBorders>
-            <w:shd w:val="clear" w:color="auto" w:fill="F7F7F7"/>
-            <w:vAlign w:val="top"/>
+            <w:shd w:val="clear" w:color="auto" w:fill="FFFFFF"/>
           </w:tcPr>
           <w:p>
-            <w:pPr>
-              <w:spacing w:before="40" w:after="40"/>
-            </w:pPr>
-            <w:r/>
             <w:r>
               <w:rPr>
-                <w:rFonts w:ascii="Arial" w:hAnsi="Arial" w:cs="Arial"/>
-                <w:b w:val="0"/>
-                <w:i w:val="0"/>
+                <w:rFonts w:ascii="Arial" w:hAnsi="Arial"/>
                 <w:sz w:val="20"/>
               </w:rPr>
-              <w:t>Layout Detection (fine-tune)</w:t>
+              <w:t>whitespace</w:t>
             </w:r>
           </w:p>
         </w:tc>
         <w:tc>
           <w:tcPr>
-            <w:tcW w:type="dxa" w:w="2448"/>
-            <w:tcBorders>
-              <w:top w:val="single" w:sz="6" w:color="BFBFBF"/>
-              <w:left w:val="single" w:sz="6" w:color="BFBFBF"/>
-              <w:bottom w:val="single" w:sz="6" w:color="BFBFBF"/>
-              <w:right w:val="single" w:sz="6" w:color="BFBFBF"/>
-            </w:tcBorders>
-            <w:shd w:val="clear" w:color="auto" w:fill="F7F7F7"/>
-            <w:vAlign w:val="top"/>
+            <w:tcW w:type="dxa" w:w="1008"/>
+            <w:shd w:val="clear" w:color="auto" w:fill="FFFFFF"/>
           </w:tcPr>
           <w:p>
-            <w:pPr>
-              <w:spacing w:before="40" w:after="40"/>
-            </w:pPr>
-            <w:r/>
             <w:r>
               <w:rPr>
-                <w:rFonts w:ascii="Arial" w:hAnsi="Arial" w:cs="Arial"/>
-                <w:b w:val="0"/>
-                <w:i w:val="0"/>
+                <w:rFonts w:ascii="Arial" w:hAnsi="Arial"/>
                 <w:sz w:val="20"/>
               </w:rPr>
-              <w:t>ตรวจจับ UI element บนเว็บ</w:t>
+              <w:t>1</w:t>
             </w:r>
           </w:p>
         </w:tc>
         <w:tc>
           <w:tcPr>
-            <w:tcW w:type="dxa" w:w="2880"/>
-            <w:tcBorders>
-              <w:top w:val="single" w:sz="6" w:color="BFBFBF"/>
-              <w:left w:val="single" w:sz="6" w:color="BFBFBF"/>
-              <w:bottom w:val="single" w:sz="6" w:color="BFBFBF"/>
-              <w:right w:val="single" w:sz="6" w:color="BFBFBF"/>
-            </w:tcBorders>
-            <w:shd w:val="clear" w:color="auto" w:fill="F7F7F7"/>
-            <w:vAlign w:val="top"/>
+            <w:tcW w:type="dxa" w:w="8928"/>
+            <w:shd w:val="clear" w:color="auto" w:fill="FFFFFF"/>
           </w:tcPr>
           <w:p>
-            <w:pPr>
-              <w:spacing w:before="40" w:after="40"/>
-            </w:pPr>
-            <w:r/>
             <w:r>
               <w:rPr>
-                <w:rFonts w:ascii="Arial" w:hAnsi="Arial" w:cs="Arial"/>
-                <w:b w:val="0"/>
-                <w:i w:val="0"/>
+                <w:rFonts w:ascii="Arial" w:hAnsi="Arial"/>
                 <w:sz w:val="20"/>
               </w:rPr>
-              <w:t>WebUI, Klarna Product Page</w:t>
-            </w:r>
-          </w:p>
-        </w:tc>
-        <w:tc>
-          <w:tcPr>
-            <w:tcW w:type="dxa" w:w="2160"/>
-            <w:tcBorders>
-              <w:top w:val="single" w:sz="6" w:color="BFBFBF"/>
-              <w:left w:val="single" w:sz="6" w:color="BFBFBF"/>
-              <w:bottom w:val="single" w:sz="6" w:color="BFBFBF"/>
-              <w:right w:val="single" w:sz="6" w:color="BFBFBF"/>
-            </w:tcBorders>
-            <w:shd w:val="clear" w:color="auto" w:fill="F7F7F7"/>
-            <w:vAlign w:val="top"/>
-          </w:tcPr>
-          <w:p>
-            <w:pPr>
-              <w:spacing w:before="40" w:after="40"/>
-            </w:pPr>
-            <w:r/>
-            <w:r>
-              <w:rPr>
-                <w:rFonts w:ascii="Arial" w:hAnsi="Arial" w:cs="Arial"/>
-                <w:b w:val="0"/>
-                <w:i w:val="0"/>
-                <w:sz w:val="20"/>
-              </w:rPr>
-              <w:t>BBox + class</w:t>
+              <w:t>whitespace, spacing, padding, crowded, margin, gap</w:t>
             </w:r>
           </w:p>
         </w:tc>
@@ -441,112 +909,45 @@
         <w:tc>
           <w:tcPr>
             <w:tcW w:type="dxa" w:w="2160"/>
-            <w:tcBorders>
-              <w:top w:val="single" w:sz="6" w:color="BFBFBF"/>
-              <w:left w:val="single" w:sz="6" w:color="BFBFBF"/>
-              <w:bottom w:val="single" w:sz="6" w:color="BFBFBF"/>
-              <w:right w:val="single" w:sz="6" w:color="BFBFBF"/>
-            </w:tcBorders>
-            <w:shd w:val="clear" w:color="auto" w:fill="E8F4D7"/>
-            <w:vAlign w:val="top"/>
+            <w:shd w:val="clear" w:color="auto" w:fill="F0F4FA"/>
           </w:tcPr>
           <w:p>
-            <w:pPr>
-              <w:spacing w:before="40" w:after="40"/>
-            </w:pPr>
-            <w:r/>
             <w:r>
               <w:rPr>
-                <w:rFonts w:ascii="Arial" w:hAnsi="Arial" w:cs="Arial"/>
-                <w:b w:val="0"/>
-                <w:i w:val="0"/>
+                <w:rFonts w:ascii="Arial" w:hAnsi="Arial"/>
                 <w:sz w:val="20"/>
               </w:rPr>
-              <w:t>Attention / Saliency</w:t>
+              <w:t>visual_balance</w:t>
             </w:r>
           </w:p>
         </w:tc>
         <w:tc>
           <w:tcPr>
-            <w:tcW w:type="dxa" w:w="2448"/>
-            <w:tcBorders>
-              <w:top w:val="single" w:sz="6" w:color="BFBFBF"/>
-              <w:left w:val="single" w:sz="6" w:color="BFBFBF"/>
-              <w:bottom w:val="single" w:sz="6" w:color="BFBFBF"/>
-              <w:right w:val="single" w:sz="6" w:color="BFBFBF"/>
-            </w:tcBorders>
-            <w:shd w:val="clear" w:color="auto" w:fill="E8F4D7"/>
-            <w:vAlign w:val="top"/>
+            <w:tcW w:type="dxa" w:w="1008"/>
+            <w:shd w:val="clear" w:color="auto" w:fill="F0F4FA"/>
           </w:tcPr>
           <w:p>
-            <w:pPr>
-              <w:spacing w:before="40" w:after="40"/>
-            </w:pPr>
-            <w:r/>
             <w:r>
               <w:rPr>
-                <w:rFonts w:ascii="Arial" w:hAnsi="Arial" w:cs="Arial"/>
-                <w:b w:val="0"/>
-                <w:i w:val="0"/>
+                <w:rFonts w:ascii="Arial" w:hAnsi="Arial"/>
                 <w:sz w:val="20"/>
               </w:rPr>
-              <w:t>Train saliency predictor บนเว็บ</w:t>
+              <w:t>2</w:t>
             </w:r>
           </w:p>
         </w:tc>
         <w:tc>
           <w:tcPr>
-            <w:tcW w:type="dxa" w:w="2880"/>
-            <w:tcBorders>
-              <w:top w:val="single" w:sz="6" w:color="BFBFBF"/>
-              <w:left w:val="single" w:sz="6" w:color="BFBFBF"/>
-              <w:bottom w:val="single" w:sz="6" w:color="BFBFBF"/>
-              <w:right w:val="single" w:sz="6" w:color="BFBFBF"/>
-            </w:tcBorders>
-            <w:shd w:val="clear" w:color="auto" w:fill="E8F4D7"/>
-            <w:vAlign w:val="top"/>
+            <w:tcW w:type="dxa" w:w="8928"/>
+            <w:shd w:val="clear" w:color="auto" w:fill="F0F4FA"/>
           </w:tcPr>
           <w:p>
-            <w:pPr>
-              <w:spacing w:before="40" w:after="40"/>
-            </w:pPr>
-            <w:r/>
             <w:r>
               <w:rPr>
-                <w:rFonts w:ascii="Arial" w:hAnsi="Arial" w:cs="Arial"/>
-                <w:b w:val="0"/>
-                <w:i w:val="0"/>
+                <w:rFonts w:ascii="Arial" w:hAnsi="Arial"/>
                 <w:sz w:val="20"/>
               </w:rPr>
-              <w:t>UEyes (web split), FiWI, WebSaliency, WIC640</w:t>
-            </w:r>
-          </w:p>
-        </w:tc>
-        <w:tc>
-          <w:tcPr>
-            <w:tcW w:type="dxa" w:w="2160"/>
-            <w:tcBorders>
-              <w:top w:val="single" w:sz="6" w:color="BFBFBF"/>
-              <w:left w:val="single" w:sz="6" w:color="BFBFBF"/>
-              <w:bottom w:val="single" w:sz="6" w:color="BFBFBF"/>
-              <w:right w:val="single" w:sz="6" w:color="BFBFBF"/>
-            </w:tcBorders>
-            <w:shd w:val="clear" w:color="auto" w:fill="E8F4D7"/>
-            <w:vAlign w:val="top"/>
-          </w:tcPr>
-          <w:p>
-            <w:pPr>
-              <w:spacing w:before="40" w:after="40"/>
-            </w:pPr>
-            <w:r/>
-            <w:r>
-              <w:rPr>
-                <w:rFonts w:ascii="Arial" w:hAnsi="Arial" w:cs="Arial"/>
-                <w:b w:val="0"/>
-                <w:i w:val="0"/>
-                <w:sz w:val="20"/>
-              </w:rPr>
-              <w:t>Heatmap + fixation</w:t>
+              <w:t>balance, symmetry, centered, heavy, lopsided</w:t>
             </w:r>
           </w:p>
         </w:tc>
@@ -555,112 +956,45 @@
         <w:tc>
           <w:tcPr>
             <w:tcW w:type="dxa" w:w="2160"/>
-            <w:tcBorders>
-              <w:top w:val="single" w:sz="6" w:color="BFBFBF"/>
-              <w:left w:val="single" w:sz="6" w:color="BFBFBF"/>
-              <w:bottom w:val="single" w:sz="6" w:color="BFBFBF"/>
-              <w:right w:val="single" w:sz="6" w:color="BFBFBF"/>
-            </w:tcBorders>
-            <w:shd w:val="clear" w:color="auto" w:fill="F7F7F7"/>
-            <w:vAlign w:val="top"/>
+            <w:shd w:val="clear" w:color="auto" w:fill="FFFFFF"/>
           </w:tcPr>
           <w:p>
-            <w:pPr>
-              <w:spacing w:before="40" w:after="40"/>
-            </w:pPr>
-            <w:r/>
             <w:r>
               <w:rPr>
-                <w:rFonts w:ascii="Arial" w:hAnsi="Arial" w:cs="Arial"/>
-                <w:b w:val="0"/>
-                <w:i w:val="0"/>
+                <w:rFonts w:ascii="Arial" w:hAnsi="Arial"/>
                 <w:sz w:val="20"/>
               </w:rPr>
-              <w:t>UX Score Training</w:t>
+              <w:t>density</w:t>
             </w:r>
           </w:p>
         </w:tc>
         <w:tc>
           <w:tcPr>
-            <w:tcW w:type="dxa" w:w="2448"/>
-            <w:tcBorders>
-              <w:top w:val="single" w:sz="6" w:color="BFBFBF"/>
-              <w:left w:val="single" w:sz="6" w:color="BFBFBF"/>
-              <w:bottom w:val="single" w:sz="6" w:color="BFBFBF"/>
-              <w:right w:val="single" w:sz="6" w:color="BFBFBF"/>
-            </w:tcBorders>
-            <w:shd w:val="clear" w:color="auto" w:fill="F7F7F7"/>
-            <w:vAlign w:val="top"/>
+            <w:tcW w:type="dxa" w:w="1008"/>
+            <w:shd w:val="clear" w:color="auto" w:fill="FFFFFF"/>
           </w:tcPr>
           <w:p>
-            <w:pPr>
-              <w:spacing w:before="40" w:after="40"/>
-            </w:pPr>
-            <w:r/>
             <w:r>
               <w:rPr>
-                <w:rFonts w:ascii="Arial" w:hAnsi="Arial" w:cs="Arial"/>
-                <w:b w:val="0"/>
-                <w:i w:val="0"/>
+                <w:rFonts w:ascii="Arial" w:hAnsi="Arial"/>
                 <w:sz w:val="20"/>
               </w:rPr>
-              <w:t>Train UX head ให้เรียน rating scale</w:t>
+              <w:t>3</w:t>
             </w:r>
           </w:p>
         </w:tc>
         <w:tc>
           <w:tcPr>
-            <w:tcW w:type="dxa" w:w="2880"/>
-            <w:tcBorders>
-              <w:top w:val="single" w:sz="6" w:color="BFBFBF"/>
-              <w:left w:val="single" w:sz="6" w:color="BFBFBF"/>
-              <w:bottom w:val="single" w:sz="6" w:color="BFBFBF"/>
-              <w:right w:val="single" w:sz="6" w:color="BFBFBF"/>
-            </w:tcBorders>
-            <w:shd w:val="clear" w:color="auto" w:fill="F7F7F7"/>
-            <w:vAlign w:val="top"/>
+            <w:tcW w:type="dxa" w:w="8928"/>
+            <w:shd w:val="clear" w:color="auto" w:fill="FFFFFF"/>
           </w:tcPr>
           <w:p>
-            <w:pPr>
-              <w:spacing w:before="40" w:after="40"/>
-            </w:pPr>
-            <w:r/>
             <w:r>
               <w:rPr>
-                <w:rFonts w:ascii="Arial" w:hAnsi="Arial" w:cs="Arial"/>
-                <w:b w:val="0"/>
-                <w:i w:val="0"/>
+                <w:rFonts w:ascii="Arial" w:hAnsi="Arial"/>
                 <w:sz w:val="20"/>
               </w:rPr>
-              <w:t>Webthetics, Calista (rating + pairwise)</w:t>
-            </w:r>
-          </w:p>
-        </w:tc>
-        <w:tc>
-          <w:tcPr>
-            <w:tcW w:type="dxa" w:w="2160"/>
-            <w:tcBorders>
-              <w:top w:val="single" w:sz="6" w:color="BFBFBF"/>
-              <w:left w:val="single" w:sz="6" w:color="BFBFBF"/>
-              <w:bottom w:val="single" w:sz="6" w:color="BFBFBF"/>
-              <w:right w:val="single" w:sz="6" w:color="BFBFBF"/>
-            </w:tcBorders>
-            <w:shd w:val="clear" w:color="auto" w:fill="F7F7F7"/>
-            <w:vAlign w:val="top"/>
-          </w:tcPr>
-          <w:p>
-            <w:pPr>
-              <w:spacing w:before="40" w:after="40"/>
-            </w:pPr>
-            <w:r/>
-            <w:r>
-              <w:rPr>
-                <w:rFonts w:ascii="Arial" w:hAnsi="Arial" w:cs="Arial"/>
-                <w:b w:val="0"/>
-                <w:i w:val="0"/>
-                <w:sz w:val="20"/>
-              </w:rPr>
-              <w:t>Likert 1–9 / pairwise</w:t>
+              <w:t>cluttered, too many, overwhelming, busy, overloaded</w:t>
             </w:r>
           </w:p>
         </w:tc>
@@ -669,292 +1003,45 @@
         <w:tc>
           <w:tcPr>
             <w:tcW w:type="dxa" w:w="2160"/>
-            <w:tcBorders>
-              <w:top w:val="single" w:sz="6" w:color="BFBFBF"/>
-              <w:left w:val="single" w:sz="6" w:color="BFBFBF"/>
-              <w:bottom w:val="single" w:sz="6" w:color="BFBFBF"/>
-              <w:right w:val="single" w:sz="6" w:color="BFBFBF"/>
-            </w:tcBorders>
-            <w:shd w:val="clear" w:color="auto" w:fill="E8F4D7"/>
-            <w:vAlign w:val="top"/>
+            <w:shd w:val="clear" w:color="auto" w:fill="F0F4FA"/>
           </w:tcPr>
           <w:p>
-            <w:pPr>
-              <w:spacing w:before="40" w:after="40"/>
-            </w:pPr>
-            <w:r/>
             <w:r>
               <w:rPr>
-                <w:rFonts w:ascii="Arial" w:hAnsi="Arial" w:cs="Arial"/>
-                <w:b w:val="0"/>
-                <w:i w:val="0"/>
+                <w:rFonts w:ascii="Arial" w:hAnsi="Arial"/>
                 <w:sz w:val="20"/>
               </w:rPr>
-              <w:t>UX Evaluation Benchmark (★ มี GT)</w:t>
+              <w:t>alignment</w:t>
             </w:r>
           </w:p>
         </w:tc>
         <w:tc>
           <w:tcPr>
-            <w:tcW w:type="dxa" w:w="2448"/>
-            <w:tcBorders>
-              <w:top w:val="single" w:sz="6" w:color="BFBFBF"/>
-              <w:left w:val="single" w:sz="6" w:color="BFBFBF"/>
-              <w:bottom w:val="single" w:sz="6" w:color="BFBFBF"/>
-              <w:right w:val="single" w:sz="6" w:color="BFBFBF"/>
-            </w:tcBorders>
-            <w:shd w:val="clear" w:color="auto" w:fill="E8F4D7"/>
-            <w:vAlign w:val="top"/>
+            <w:tcW w:type="dxa" w:w="1008"/>
+            <w:shd w:val="clear" w:color="auto" w:fill="F0F4FA"/>
           </w:tcPr>
           <w:p>
-            <w:pPr>
-              <w:spacing w:before="40" w:after="40"/>
-            </w:pPr>
-            <w:r/>
             <w:r>
               <w:rPr>
-                <w:rFonts w:ascii="Arial" w:hAnsi="Arial" w:cs="Arial"/>
-                <w:b w:val="0"/>
-                <w:i w:val="0"/>
+                <w:rFonts w:ascii="Arial" w:hAnsi="Arial"/>
                 <w:sz w:val="20"/>
               </w:rPr>
-              <w:t>เทียบผลโมเดลกับ literature</w:t>
+              <w:t>4</w:t>
             </w:r>
           </w:p>
         </w:tc>
         <w:tc>
           <w:tcPr>
-            <w:tcW w:type="dxa" w:w="2880"/>
-            <w:tcBorders>
-              <w:top w:val="single" w:sz="6" w:color="BFBFBF"/>
-              <w:left w:val="single" w:sz="6" w:color="BFBFBF"/>
-              <w:bottom w:val="single" w:sz="6" w:color="BFBFBF"/>
-              <w:right w:val="single" w:sz="6" w:color="BFBFBF"/>
-            </w:tcBorders>
-            <w:shd w:val="clear" w:color="auto" w:fill="E8F4D7"/>
-            <w:vAlign w:val="top"/>
+            <w:tcW w:type="dxa" w:w="8928"/>
+            <w:shd w:val="clear" w:color="auto" w:fill="F0F4FA"/>
           </w:tcPr>
           <w:p>
-            <w:pPr>
-              <w:spacing w:before="40" w:after="40"/>
-            </w:pPr>
-            <w:r/>
             <w:r>
               <w:rPr>
-                <w:rFonts w:ascii="Arial" w:hAnsi="Arial" w:cs="Arial"/>
-                <w:b w:val="0"/>
-                <w:i w:val="0"/>
+                <w:rFonts w:ascii="Arial" w:hAnsi="Arial"/>
                 <w:sz w:val="20"/>
               </w:rPr>
-              <w:t>Miniukovich&amp;Figl 2023, Reinecke 450, Calista pairwise</w:t>
-            </w:r>
-          </w:p>
-        </w:tc>
-        <w:tc>
-          <w:tcPr>
-            <w:tcW w:type="dxa" w:w="2160"/>
-            <w:tcBorders>
-              <w:top w:val="single" w:sz="6" w:color="BFBFBF"/>
-              <w:left w:val="single" w:sz="6" w:color="BFBFBF"/>
-              <w:bottom w:val="single" w:sz="6" w:color="BFBFBF"/>
-              <w:right w:val="single" w:sz="6" w:color="BFBFBF"/>
-            </w:tcBorders>
-            <w:shd w:val="clear" w:color="auto" w:fill="E8F4D7"/>
-            <w:vAlign w:val="top"/>
-          </w:tcPr>
-          <w:p>
-            <w:pPr>
-              <w:spacing w:before="40" w:after="40"/>
-            </w:pPr>
-            <w:r/>
-            <w:r>
-              <w:rPr>
-                <w:rFonts w:ascii="Arial" w:hAnsi="Arial" w:cs="Arial"/>
-                <w:b w:val="0"/>
-                <w:i w:val="0"/>
-                <w:sz w:val="20"/>
-              </w:rPr>
-              <w:t>MOS / multi-dim</w:t>
-            </w:r>
-          </w:p>
-        </w:tc>
-      </w:tr>
-    </w:tbl>
-    <w:p>
-      <w:pPr>
-        <w:spacing w:before="80" w:after="80"/>
-      </w:pPr>
-      <w:r>
-        <w:rPr>
-          <w:rFonts w:ascii="Arial" w:hAnsi="Arial" w:cs="Arial"/>
-          <w:b w:val="0"/>
-          <w:i w:val="0"/>
-          <w:sz w:val="22"/>
-        </w:rPr>
-        <w:t xml:space="preserve"> </w:t>
-      </w:r>
-    </w:p>
-    <w:p>
-      <w:pPr>
-        <w:keepNext/>
-        <w:spacing w:before="320" w:after="160"/>
-        <w:outlineLvl w:val="0"/>
-      </w:pPr>
-      <w:r>
-        <w:rPr>
-          <w:rFonts w:ascii="Arial" w:hAnsi="Arial" w:cs="Arial"/>
-          <w:b/>
-          <w:i w:val="0"/>
-          <w:color w:val="1F4E79"/>
-          <w:sz w:val="32"/>
-        </w:rPr>
-        <w:t>2. Layout / UI Element Detection</w:t>
-      </w:r>
-    </w:p>
-    <w:p>
-      <w:pPr>
-        <w:spacing w:before="80" w:after="120"/>
-      </w:pPr>
-      <w:r>
-        <w:rPr>
-          <w:rFonts w:ascii="Arial" w:hAnsi="Arial" w:cs="Arial"/>
-          <w:b w:val="0"/>
-          <w:i w:val="0"/>
-          <w:sz w:val="22"/>
-        </w:rPr>
-        <w:t>Branch นี้ใช้ YOLOv8 → graph builder → GNN encoder. ต้องการ dataset ที่มี bounding box ของ UI element บนเว็บไซต์โดยเฉพาะ</w:t>
-      </w:r>
-    </w:p>
-    <w:tbl>
-      <w:tblPr>
-        <w:tblW w:type="auto" w:w="0"/>
-        <w:tblLayout w:type="fixed"/>
-        <w:tblLook w:firstColumn="1" w:firstRow="1" w:lastColumn="0" w:lastRow="0" w:noHBand="0" w:noVBand="1" w:val="04A0"/>
-      </w:tblPr>
-      <w:tblGrid>
-        <w:gridCol w:w="2409"/>
-        <w:gridCol w:w="2409"/>
-        <w:gridCol w:w="2409"/>
-        <w:gridCol w:w="2409"/>
-      </w:tblGrid>
-      <w:tr>
-        <w:tc>
-          <w:tcPr>
-            <w:tcW w:type="dxa" w:w="2160"/>
-            <w:tcBorders>
-              <w:top w:val="single" w:sz="6" w:color="BFBFBF"/>
-              <w:left w:val="single" w:sz="6" w:color="BFBFBF"/>
-              <w:bottom w:val="single" w:sz="6" w:color="BFBFBF"/>
-              <w:right w:val="single" w:sz="6" w:color="BFBFBF"/>
-            </w:tcBorders>
-            <w:shd w:val="clear" w:color="auto" w:fill="1F4E79"/>
-            <w:vAlign w:val="center"/>
-          </w:tcPr>
-          <w:p>
-            <w:pPr>
-              <w:spacing w:before="40" w:after="40"/>
-              <w:jc w:val="center"/>
-            </w:pPr>
-            <w:r/>
-            <w:r>
-              <w:rPr>
-                <w:rFonts w:ascii="Arial" w:hAnsi="Arial" w:cs="Arial"/>
-                <w:b/>
-                <w:i w:val="0"/>
-                <w:color w:val="FFFFFF"/>
-                <w:sz w:val="22"/>
-              </w:rPr>
-              <w:t>Dataset</w:t>
-            </w:r>
-          </w:p>
-        </w:tc>
-        <w:tc>
-          <w:tcPr>
-            <w:tcW w:type="dxa" w:w="1440"/>
-            <w:tcBorders>
-              <w:top w:val="single" w:sz="6" w:color="BFBFBF"/>
-              <w:left w:val="single" w:sz="6" w:color="BFBFBF"/>
-              <w:bottom w:val="single" w:sz="6" w:color="BFBFBF"/>
-              <w:right w:val="single" w:sz="6" w:color="BFBFBF"/>
-            </w:tcBorders>
-            <w:shd w:val="clear" w:color="auto" w:fill="1F4E79"/>
-            <w:vAlign w:val="center"/>
-          </w:tcPr>
-          <w:p>
-            <w:pPr>
-              <w:spacing w:before="40" w:after="40"/>
-              <w:jc w:val="center"/>
-            </w:pPr>
-            <w:r/>
-            <w:r>
-              <w:rPr>
-                <w:rFonts w:ascii="Arial" w:hAnsi="Arial" w:cs="Arial"/>
-                <w:b/>
-                <w:i w:val="0"/>
-                <w:color w:val="FFFFFF"/>
-                <w:sz w:val="22"/>
-              </w:rPr>
-              <w:t>Size</w:t>
-            </w:r>
-          </w:p>
-        </w:tc>
-        <w:tc>
-          <w:tcPr>
-            <w:tcW w:type="dxa" w:w="3168"/>
-            <w:tcBorders>
-              <w:top w:val="single" w:sz="6" w:color="BFBFBF"/>
-              <w:left w:val="single" w:sz="6" w:color="BFBFBF"/>
-              <w:bottom w:val="single" w:sz="6" w:color="BFBFBF"/>
-              <w:right w:val="single" w:sz="6" w:color="BFBFBF"/>
-            </w:tcBorders>
-            <w:shd w:val="clear" w:color="auto" w:fill="1F4E79"/>
-            <w:vAlign w:val="center"/>
-          </w:tcPr>
-          <w:p>
-            <w:pPr>
-              <w:spacing w:before="40" w:after="40"/>
-              <w:jc w:val="center"/>
-            </w:pPr>
-            <w:r/>
-            <w:r>
-              <w:rPr>
-                <w:rFonts w:ascii="Arial" w:hAnsi="Arial" w:cs="Arial"/>
-                <w:b/>
-                <w:i w:val="0"/>
-                <w:color w:val="FFFFFF"/>
-                <w:sz w:val="22"/>
-              </w:rPr>
-              <w:t>GT</w:t>
-            </w:r>
-          </w:p>
-        </w:tc>
-        <w:tc>
-          <w:tcPr>
-            <w:tcW w:type="dxa" w:w="2448"/>
-            <w:tcBorders>
-              <w:top w:val="single" w:sz="6" w:color="BFBFBF"/>
-              <w:left w:val="single" w:sz="6" w:color="BFBFBF"/>
-              <w:bottom w:val="single" w:sz="6" w:color="BFBFBF"/>
-              <w:right w:val="single" w:sz="6" w:color="BFBFBF"/>
-            </w:tcBorders>
-            <w:shd w:val="clear" w:color="auto" w:fill="1F4E79"/>
-            <w:vAlign w:val="center"/>
-          </w:tcPr>
-          <w:p>
-            <w:pPr>
-              <w:spacing w:before="40" w:after="40"/>
-              <w:jc w:val="center"/>
-            </w:pPr>
-            <w:r/>
-            <w:r>
-              <w:rPr>
-                <w:rFonts w:ascii="Arial" w:hAnsi="Arial" w:cs="Arial"/>
-                <w:b/>
-                <w:i w:val="0"/>
-                <w:color w:val="FFFFFF"/>
-                <w:sz w:val="22"/>
-              </w:rPr>
-              <w:t>หมายเหตุ</w:t>
+              <w:t>aligned, misaligned, grid, column, offset</w:t>
             </w:r>
           </w:p>
         </w:tc>
@@ -963,112 +1050,45 @@
         <w:tc>
           <w:tcPr>
             <w:tcW w:type="dxa" w:w="2160"/>
-            <w:tcBorders>
-              <w:top w:val="single" w:sz="6" w:color="BFBFBF"/>
-              <w:left w:val="single" w:sz="6" w:color="BFBFBF"/>
-              <w:bottom w:val="single" w:sz="6" w:color="BFBFBF"/>
-              <w:right w:val="single" w:sz="6" w:color="BFBFBF"/>
-            </w:tcBorders>
-            <w:shd w:val="clear" w:color="auto" w:fill="E8F4D7"/>
-            <w:vAlign w:val="top"/>
+            <w:shd w:val="clear" w:color="auto" w:fill="FFFFFF"/>
           </w:tcPr>
           <w:p>
-            <w:pPr>
-              <w:spacing w:before="40" w:after="40"/>
-            </w:pPr>
-            <w:r/>
             <w:r>
               <w:rPr>
-                <w:rFonts w:ascii="Arial" w:hAnsi="Arial" w:cs="Arial"/>
-                <w:b w:val="0"/>
-                <w:i w:val="0"/>
+                <w:rFonts w:ascii="Arial" w:hAnsi="Arial"/>
                 <w:sz w:val="20"/>
               </w:rPr>
-              <w:t>WebUI (CMU, CHI 2023)</w:t>
+              <w:t>cta_prominence</w:t>
             </w:r>
           </w:p>
         </w:tc>
         <w:tc>
           <w:tcPr>
-            <w:tcW w:type="dxa" w:w="1440"/>
-            <w:tcBorders>
-              <w:top w:val="single" w:sz="6" w:color="BFBFBF"/>
-              <w:left w:val="single" w:sz="6" w:color="BFBFBF"/>
-              <w:bottom w:val="single" w:sz="6" w:color="BFBFBF"/>
-              <w:right w:val="single" w:sz="6" w:color="BFBFBF"/>
-            </w:tcBorders>
-            <w:shd w:val="clear" w:color="auto" w:fill="E8F4D7"/>
-            <w:vAlign w:val="top"/>
+            <w:tcW w:type="dxa" w:w="1008"/>
+            <w:shd w:val="clear" w:color="auto" w:fill="FFFFFF"/>
           </w:tcPr>
           <w:p>
-            <w:pPr>
-              <w:spacing w:before="40" w:after="40"/>
-            </w:pPr>
-            <w:r/>
             <w:r>
               <w:rPr>
-                <w:rFonts w:ascii="Arial" w:hAnsi="Arial" w:cs="Arial"/>
-                <w:b w:val="0"/>
-                <w:i w:val="0"/>
+                <w:rFonts w:ascii="Arial" w:hAnsi="Arial"/>
                 <w:sz w:val="20"/>
               </w:rPr>
-              <w:t>400K webpages</w:t>
+              <w:t>5</w:t>
             </w:r>
           </w:p>
         </w:tc>
         <w:tc>
           <w:tcPr>
-            <w:tcW w:type="dxa" w:w="3168"/>
-            <w:tcBorders>
-              <w:top w:val="single" w:sz="6" w:color="BFBFBF"/>
-              <w:left w:val="single" w:sz="6" w:color="BFBFBF"/>
-              <w:bottom w:val="single" w:sz="6" w:color="BFBFBF"/>
-              <w:right w:val="single" w:sz="6" w:color="BFBFBF"/>
-            </w:tcBorders>
-            <w:shd w:val="clear" w:color="auto" w:fill="E8F4D7"/>
-            <w:vAlign w:val="top"/>
+            <w:tcW w:type="dxa" w:w="8928"/>
+            <w:shd w:val="clear" w:color="auto" w:fill="FFFFFF"/>
           </w:tcPr>
           <w:p>
-            <w:pPr>
-              <w:spacing w:before="40" w:after="40"/>
-            </w:pPr>
-            <w:r/>
             <w:r>
               <w:rPr>
-                <w:rFonts w:ascii="Arial" w:hAnsi="Arial" w:cs="Arial"/>
-                <w:b w:val="0"/>
-                <w:i w:val="0"/>
+                <w:rFonts w:ascii="Arial" w:hAnsi="Arial"/>
                 <w:sz w:val="20"/>
               </w:rPr>
-              <w:t>BBox จาก accessibility tree + computed CSS (content/padding/border/margin), font, color</w:t>
-            </w:r>
-          </w:p>
-        </w:tc>
-        <w:tc>
-          <w:tcPr>
-            <w:tcW w:type="dxa" w:w="2448"/>
-            <w:tcBorders>
-              <w:top w:val="single" w:sz="6" w:color="BFBFBF"/>
-              <w:left w:val="single" w:sz="6" w:color="BFBFBF"/>
-              <w:bottom w:val="single" w:sz="6" w:color="BFBFBF"/>
-              <w:right w:val="single" w:sz="6" w:color="BFBFBF"/>
-            </w:tcBorders>
-            <w:shd w:val="clear" w:color="auto" w:fill="E8F4D7"/>
-            <w:vAlign w:val="top"/>
-          </w:tcPr>
-          <w:p>
-            <w:pPr>
-              <w:spacing w:before="40" w:after="40"/>
-            </w:pPr>
-            <w:r/>
-            <w:r>
-              <w:rPr>
-                <w:rFonts w:ascii="Arial" w:hAnsi="Arial" w:cs="Arial"/>
-                <w:b w:val="0"/>
-                <w:i w:val="0"/>
-                <w:sz w:val="20"/>
-              </w:rPr>
-              <w:t>Pretrain หลัก ครอบคลุม element หลายแบบ มี train/val/test split พร้อม</w:t>
+              <w:t>cta, call to action, button, prominent, primary action</w:t>
             </w:r>
           </w:p>
         </w:tc>
@@ -1077,112 +1097,143 @@
         <w:tc>
           <w:tcPr>
             <w:tcW w:type="dxa" w:w="2160"/>
-            <w:tcBorders>
-              <w:top w:val="single" w:sz="6" w:color="BFBFBF"/>
-              <w:left w:val="single" w:sz="6" w:color="BFBFBF"/>
-              <w:bottom w:val="single" w:sz="6" w:color="BFBFBF"/>
-              <w:right w:val="single" w:sz="6" w:color="BFBFBF"/>
-            </w:tcBorders>
-            <w:shd w:val="clear" w:color="auto" w:fill="F7F7F7"/>
-            <w:vAlign w:val="top"/>
+            <w:shd w:val="clear" w:color="auto" w:fill="F0F4FA"/>
           </w:tcPr>
           <w:p>
-            <w:pPr>
-              <w:spacing w:before="40" w:after="40"/>
-            </w:pPr>
-            <w:r/>
             <w:r>
               <w:rPr>
-                <w:rFonts w:ascii="Arial" w:hAnsi="Arial" w:cs="Arial"/>
-                <w:b w:val="0"/>
-                <w:i w:val="0"/>
+                <w:rFonts w:ascii="Arial" w:hAnsi="Arial"/>
                 <w:sz w:val="20"/>
               </w:rPr>
-              <w:t>Vision2UI (2024)</w:t>
+              <w:t>reading_flow</w:t>
             </w:r>
           </w:p>
         </w:tc>
         <w:tc>
           <w:tcPr>
-            <w:tcW w:type="dxa" w:w="1440"/>
-            <w:tcBorders>
-              <w:top w:val="single" w:sz="6" w:color="BFBFBF"/>
-              <w:left w:val="single" w:sz="6" w:color="BFBFBF"/>
-              <w:bottom w:val="single" w:sz="6" w:color="BFBFBF"/>
-              <w:right w:val="single" w:sz="6" w:color="BFBFBF"/>
-            </w:tcBorders>
-            <w:shd w:val="clear" w:color="auto" w:fill="F7F7F7"/>
-            <w:vAlign w:val="top"/>
+            <w:tcW w:type="dxa" w:w="1008"/>
+            <w:shd w:val="clear" w:color="auto" w:fill="F0F4FA"/>
           </w:tcPr>
           <w:p>
-            <w:pPr>
-              <w:spacing w:before="40" w:after="40"/>
-            </w:pPr>
-            <w:r/>
             <w:r>
               <w:rPr>
-                <w:rFonts w:ascii="Arial" w:hAnsi="Arial" w:cs="Arial"/>
-                <w:b w:val="0"/>
-                <w:i w:val="0"/>
+                <w:rFonts w:ascii="Arial" w:hAnsi="Arial"/>
                 <w:sz w:val="20"/>
               </w:rPr>
-              <w:t>20K samples</w:t>
+              <w:t>6</w:t>
             </w:r>
           </w:p>
         </w:tc>
         <w:tc>
           <w:tcPr>
-            <w:tcW w:type="dxa" w:w="3168"/>
-            <w:tcBorders>
-              <w:top w:val="single" w:sz="6" w:color="BFBFBF"/>
-              <w:left w:val="single" w:sz="6" w:color="BFBFBF"/>
-              <w:bottom w:val="single" w:sz="6" w:color="BFBFBF"/>
-              <w:right w:val="single" w:sz="6" w:color="BFBFBF"/>
-            </w:tcBorders>
-            <w:shd w:val="clear" w:color="auto" w:fill="F7F7F7"/>
-            <w:vAlign w:val="top"/>
+            <w:tcW w:type="dxa" w:w="8928"/>
+            <w:shd w:val="clear" w:color="auto" w:fill="F0F4FA"/>
           </w:tcPr>
           <w:p>
-            <w:pPr>
-              <w:spacing w:before="40" w:after="40"/>
-            </w:pPr>
-            <w:r/>
             <w:r>
               <w:rPr>
-                <w:rFonts w:ascii="Arial" w:hAnsi="Arial" w:cs="Arial"/>
-                <w:b w:val="0"/>
-                <w:i w:val="0"/>
+                <w:rFonts w:ascii="Arial" w:hAnsi="Arial"/>
                 <w:sz w:val="20"/>
               </w:rPr>
-              <w:t>Layout BBox + HTML/CSS code</w:t>
+              <w:t>hierarchy, order, flow, scan, reading, f-pattern</w:t>
+            </w:r>
+          </w:p>
+        </w:tc>
+      </w:tr>
+    </w:tbl>
+    <w:p/>
+    <w:p>
+      <w:pPr>
+        <w:pStyle w:val="Heading2"/>
+      </w:pPr>
+      <w:r>
+        <w:rPr>
+          <w:rFonts w:ascii="Arial" w:hAnsi="Arial"/>
+          <w:b/>
+          <w:color w:val="2E74B5"/>
+          <w:sz w:val="26"/>
+        </w:rPr>
+        <w:t>2.3 Data Split</w:t>
+      </w:r>
+    </w:p>
+    <w:tbl>
+      <w:tblPr>
+        <w:tblStyle w:val="TableGrid"/>
+        <w:tblW w:type="auto" w:w="0"/>
+        <w:tblLook w:firstColumn="1" w:firstRow="1" w:lastColumn="0" w:lastRow="0" w:noHBand="0" w:noVBand="1" w:val="04A0"/>
+      </w:tblPr>
+      <w:tblGrid>
+        <w:gridCol w:w="2160"/>
+        <w:gridCol w:w="2160"/>
+        <w:gridCol w:w="2160"/>
+        <w:gridCol w:w="2160"/>
+      </w:tblGrid>
+      <w:tr>
+        <w:tc>
+          <w:tcPr>
+            <w:tcW w:type="dxa" w:w="1728"/>
+            <w:shd w:val="clear" w:color="auto" w:fill="2E74B5"/>
+          </w:tcPr>
+          <w:p>
+            <w:r>
+              <w:rPr>
+                <w:rFonts w:ascii="Arial" w:hAnsi="Arial"/>
+                <w:b/>
+                <w:color w:val="FFFFFF"/>
+                <w:sz w:val="20"/>
+              </w:rPr>
+              <w:t>Split</w:t>
             </w:r>
           </w:p>
         </w:tc>
         <w:tc>
           <w:tcPr>
-            <w:tcW w:type="dxa" w:w="2448"/>
-            <w:tcBorders>
-              <w:top w:val="single" w:sz="6" w:color="BFBFBF"/>
-              <w:left w:val="single" w:sz="6" w:color="BFBFBF"/>
-              <w:bottom w:val="single" w:sz="6" w:color="BFBFBF"/>
-              <w:right w:val="single" w:sz="6" w:color="BFBFBF"/>
-            </w:tcBorders>
-            <w:shd w:val="clear" w:color="auto" w:fill="F7F7F7"/>
-            <w:vAlign w:val="top"/>
+            <w:tcW w:type="dxa" w:w="1728"/>
+            <w:shd w:val="clear" w:color="auto" w:fill="2E74B5"/>
           </w:tcPr>
           <w:p>
-            <w:pPr>
-              <w:spacing w:before="40" w:after="40"/>
-            </w:pPr>
-            <w:r/>
             <w:r>
               <w:rPr>
-                <w:rFonts w:ascii="Arial" w:hAnsi="Arial" w:cs="Arial"/>
-                <w:b w:val="0"/>
-                <w:i w:val="0"/>
+                <w:rFonts w:ascii="Arial" w:hAnsi="Arial"/>
+                <w:b/>
+                <w:color w:val="FFFFFF"/>
                 <w:sz w:val="20"/>
               </w:rPr>
-              <w:t>Real-world web เหมาะกับการเสริม ablation</w:t>
+              <w:t>UIs</w:t>
+            </w:r>
+          </w:p>
+        </w:tc>
+        <w:tc>
+          <w:tcPr>
+            <w:tcW w:type="dxa" w:w="2880"/>
+            <w:shd w:val="clear" w:color="auto" w:fill="2E74B5"/>
+          </w:tcPr>
+          <w:p>
+            <w:r>
+              <w:rPr>
+                <w:rFonts w:ascii="Arial" w:hAnsi="Arial"/>
+                <w:b/>
+                <w:color w:val="FFFFFF"/>
+                <w:sz w:val="20"/>
+              </w:rPr>
+              <w:t>Critiques (approx.)</w:t>
+            </w:r>
+          </w:p>
+        </w:tc>
+        <w:tc>
+          <w:tcPr>
+            <w:tcW w:type="dxa" w:w="5760"/>
+            <w:shd w:val="clear" w:color="auto" w:fill="2E74B5"/>
+          </w:tcPr>
+          <w:p>
+            <w:r>
+              <w:rPr>
+                <w:rFonts w:ascii="Arial" w:hAnsi="Arial"/>
+                <w:b/>
+                <w:color w:val="FFFFFF"/>
+                <w:sz w:val="20"/>
+              </w:rPr>
+              <w:t>ใช้สำหรับ</w:t>
             </w:r>
           </w:p>
         </w:tc>
@@ -1190,109 +1241,61 @@
       <w:tr>
         <w:tc>
           <w:tcPr>
-            <w:tcW w:type="dxa" w:w="2160"/>
-            <w:tcBorders>
-              <w:top w:val="single" w:sz="6" w:color="BFBFBF"/>
-              <w:left w:val="single" w:sz="6" w:color="BFBFBF"/>
-              <w:bottom w:val="single" w:sz="6" w:color="BFBFBF"/>
-              <w:right w:val="single" w:sz="6" w:color="BFBFBF"/>
-            </w:tcBorders>
-            <w:vAlign w:val="top"/>
+            <w:tcW w:type="dxa" w:w="1728"/>
+            <w:shd w:val="clear" w:color="auto" w:fill="F0F4FA"/>
           </w:tcPr>
           <w:p>
-            <w:pPr>
-              <w:spacing w:before="40" w:after="40"/>
-            </w:pPr>
-            <w:r/>
             <w:r>
               <w:rPr>
-                <w:rFonts w:ascii="Arial" w:hAnsi="Arial" w:cs="Arial"/>
-                <w:b w:val="0"/>
-                <w:i w:val="0"/>
+                <w:rFonts w:ascii="Arial" w:hAnsi="Arial"/>
                 <w:sz w:val="20"/>
               </w:rPr>
-              <w:t>WebCode2M / UI-Bench (2025)</w:t>
+              <w:t>Train</w:t>
             </w:r>
           </w:p>
         </w:tc>
         <w:tc>
           <w:tcPr>
-            <w:tcW w:type="dxa" w:w="1440"/>
-            <w:tcBorders>
-              <w:top w:val="single" w:sz="6" w:color="BFBFBF"/>
-              <w:left w:val="single" w:sz="6" w:color="BFBFBF"/>
-              <w:bottom w:val="single" w:sz="6" w:color="BFBFBF"/>
-              <w:right w:val="single" w:sz="6" w:color="BFBFBF"/>
-            </w:tcBorders>
-            <w:vAlign w:val="top"/>
+            <w:tcW w:type="dxa" w:w="1728"/>
+            <w:shd w:val="clear" w:color="auto" w:fill="F0F4FA"/>
           </w:tcPr>
           <w:p>
-            <w:pPr>
-              <w:spacing w:before="40" w:after="40"/>
-            </w:pPr>
-            <w:r/>
             <w:r>
               <w:rPr>
-                <w:rFonts w:ascii="Arial" w:hAnsi="Arial" w:cs="Arial"/>
-                <w:b w:val="0"/>
-                <w:i w:val="0"/>
+                <w:rFonts w:ascii="Arial" w:hAnsi="Arial"/>
                 <w:sz w:val="20"/>
               </w:rPr>
-              <w:t>2.56M design–code pairs</w:t>
+              <w:t>786 (80%)</w:t>
             </w:r>
           </w:p>
         </w:tc>
         <w:tc>
           <w:tcPr>
-            <w:tcW w:type="dxa" w:w="3168"/>
-            <w:tcBorders>
-              <w:top w:val="single" w:sz="6" w:color="BFBFBF"/>
-              <w:left w:val="single" w:sz="6" w:color="BFBFBF"/>
-              <w:bottom w:val="single" w:sz="6" w:color="BFBFBF"/>
-              <w:right w:val="single" w:sz="6" w:color="BFBFBF"/>
-            </w:tcBorders>
-            <w:vAlign w:val="top"/>
+            <w:tcW w:type="dxa" w:w="2880"/>
+            <w:shd w:val="clear" w:color="auto" w:fill="F0F4FA"/>
           </w:tcPr>
           <w:p>
-            <w:pPr>
-              <w:spacing w:before="40" w:after="40"/>
-            </w:pPr>
-            <w:r/>
             <w:r>
               <w:rPr>
-                <w:rFonts w:ascii="Arial" w:hAnsi="Arial" w:cs="Arial"/>
-                <w:b w:val="0"/>
-                <w:i w:val="0"/>
+                <w:rFonts w:ascii="Arial" w:hAnsi="Arial"/>
                 <w:sz w:val="20"/>
               </w:rPr>
-              <w:t>Layout + code</w:t>
+              <w:t>~2,450</w:t>
             </w:r>
           </w:p>
         </w:tc>
         <w:tc>
           <w:tcPr>
-            <w:tcW w:type="dxa" w:w="2448"/>
-            <w:tcBorders>
-              <w:top w:val="single" w:sz="6" w:color="BFBFBF"/>
-              <w:left w:val="single" w:sz="6" w:color="BFBFBF"/>
-              <w:bottom w:val="single" w:sz="6" w:color="BFBFBF"/>
-              <w:right w:val="single" w:sz="6" w:color="BFBFBF"/>
-            </w:tcBorders>
-            <w:vAlign w:val="top"/>
+            <w:tcW w:type="dxa" w:w="5760"/>
+            <w:shd w:val="clear" w:color="auto" w:fill="F0F4FA"/>
           </w:tcPr>
           <w:p>
-            <w:pPr>
-              <w:spacing w:before="40" w:after="40"/>
-            </w:pPr>
-            <w:r/>
             <w:r>
               <w:rPr>
-                <w:rFonts w:ascii="Arial" w:hAnsi="Arial" w:cs="Arial"/>
-                <w:b w:val="0"/>
-                <w:i w:val="0"/>
+                <w:rFonts w:ascii="Arial" w:hAnsi="Arial"/>
                 <w:sz w:val="20"/>
               </w:rPr>
-              <w:t>ใช้ pretrain ขนาดใหญ่ + benchmark code-gen capability</w:t>
+              <w:t>Train model weights</w:t>
             </w:r>
           </w:p>
         </w:tc>
@@ -1300,201 +1303,1877 @@
       <w:tr>
         <w:tc>
           <w:tcPr>
-            <w:tcW w:type="dxa" w:w="2160"/>
-            <w:tcBorders>
-              <w:top w:val="single" w:sz="6" w:color="BFBFBF"/>
-              <w:left w:val="single" w:sz="6" w:color="BFBFBF"/>
-              <w:bottom w:val="single" w:sz="6" w:color="BFBFBF"/>
-              <w:right w:val="single" w:sz="6" w:color="BFBFBF"/>
-            </w:tcBorders>
-            <w:shd w:val="clear" w:color="auto" w:fill="F7F7F7"/>
-            <w:vAlign w:val="top"/>
+            <w:tcW w:type="dxa" w:w="1728"/>
+            <w:shd w:val="clear" w:color="auto" w:fill="FFFFFF"/>
           </w:tcPr>
           <w:p>
-            <w:pPr>
-              <w:spacing w:before="40" w:after="40"/>
-            </w:pPr>
-            <w:r/>
             <w:r>
               <w:rPr>
-                <w:rFonts w:ascii="Arial" w:hAnsi="Arial" w:cs="Arial"/>
-                <w:b w:val="0"/>
-                <w:i w:val="0"/>
+                <w:rFonts w:ascii="Arial" w:hAnsi="Arial"/>
                 <w:sz w:val="20"/>
               </w:rPr>
-              <w:t>PubLayNet (เดิมในโปรเจกต์)</w:t>
+              <w:t>Val</w:t>
             </w:r>
           </w:p>
         </w:tc>
         <w:tc>
           <w:tcPr>
-            <w:tcW w:type="dxa" w:w="1440"/>
-            <w:tcBorders>
-              <w:top w:val="single" w:sz="6" w:color="BFBFBF"/>
-              <w:left w:val="single" w:sz="6" w:color="BFBFBF"/>
-              <w:bottom w:val="single" w:sz="6" w:color="BFBFBF"/>
-              <w:right w:val="single" w:sz="6" w:color="BFBFBF"/>
-            </w:tcBorders>
-            <w:shd w:val="clear" w:color="auto" w:fill="F7F7F7"/>
-            <w:vAlign w:val="top"/>
+            <w:tcW w:type="dxa" w:w="1728"/>
+            <w:shd w:val="clear" w:color="auto" w:fill="FFFFFF"/>
           </w:tcPr>
           <w:p>
-            <w:pPr>
-              <w:spacing w:before="40" w:after="40"/>
-            </w:pPr>
-            <w:r/>
             <w:r>
               <w:rPr>
-                <w:rFonts w:ascii="Arial" w:hAnsi="Arial" w:cs="Arial"/>
-                <w:b w:val="0"/>
-                <w:i w:val="0"/>
+                <w:rFonts w:ascii="Arial" w:hAnsi="Arial"/>
                 <w:sz w:val="20"/>
               </w:rPr>
-              <w:t>360K pages</w:t>
+              <w:t>98 (10%)</w:t>
+            </w:r>
+          </w:p>
+        </w:tc>
+        <w:tc>
+          <w:tcPr>
+            <w:tcW w:type="dxa" w:w="2880"/>
+            <w:shd w:val="clear" w:color="auto" w:fill="FFFFFF"/>
+          </w:tcPr>
+          <w:p>
+            <w:r>
+              <w:rPr>
+                <w:rFonts w:ascii="Arial" w:hAnsi="Arial"/>
+                <w:sz w:val="20"/>
+              </w:rPr>
+              <w:t>~305</w:t>
+            </w:r>
+          </w:p>
+        </w:tc>
+        <w:tc>
+          <w:tcPr>
+            <w:tcW w:type="dxa" w:w="5760"/>
+            <w:shd w:val="clear" w:color="auto" w:fill="FFFFFF"/>
+          </w:tcPr>
+          <w:p>
+            <w:r>
+              <w:rPr>
+                <w:rFonts w:ascii="Arial" w:hAnsi="Arial"/>
+                <w:sz w:val="20"/>
+              </w:rPr>
+              <w:t>Hyperparameter tuning, early stopping</w:t>
+            </w:r>
+          </w:p>
+        </w:tc>
+      </w:tr>
+      <w:tr>
+        <w:tc>
+          <w:tcPr>
+            <w:tcW w:type="dxa" w:w="1728"/>
+            <w:shd w:val="clear" w:color="auto" w:fill="F0F4FA"/>
+          </w:tcPr>
+          <w:p>
+            <w:r>
+              <w:rPr>
+                <w:rFonts w:ascii="Arial" w:hAnsi="Arial"/>
+                <w:sz w:val="20"/>
+              </w:rPr>
+              <w:t>Test</w:t>
+            </w:r>
+          </w:p>
+        </w:tc>
+        <w:tc>
+          <w:tcPr>
+            <w:tcW w:type="dxa" w:w="1728"/>
+            <w:shd w:val="clear" w:color="auto" w:fill="F0F4FA"/>
+          </w:tcPr>
+          <w:p>
+            <w:r>
+              <w:rPr>
+                <w:rFonts w:ascii="Arial" w:hAnsi="Arial"/>
+                <w:sz w:val="20"/>
+              </w:rPr>
+              <w:t>99 (10%)</w:t>
+            </w:r>
+          </w:p>
+        </w:tc>
+        <w:tc>
+          <w:tcPr>
+            <w:tcW w:type="dxa" w:w="2880"/>
+            <w:shd w:val="clear" w:color="auto" w:fill="F0F4FA"/>
+          </w:tcPr>
+          <w:p>
+            <w:r>
+              <w:rPr>
+                <w:rFonts w:ascii="Arial" w:hAnsi="Arial"/>
+                <w:sz w:val="20"/>
+              </w:rPr>
+              <w:t>~304</w:t>
+            </w:r>
+          </w:p>
+        </w:tc>
+        <w:tc>
+          <w:tcPr>
+            <w:tcW w:type="dxa" w:w="5760"/>
+            <w:shd w:val="clear" w:color="auto" w:fill="F0F4FA"/>
+          </w:tcPr>
+          <w:p>
+            <w:r>
+              <w:rPr>
+                <w:rFonts w:ascii="Arial" w:hAnsi="Arial"/>
+                <w:sz w:val="20"/>
+              </w:rPr>
+              <w:t>Final evaluation — report Kendall's Tau, Spearman's ρ, F1</w:t>
+            </w:r>
+          </w:p>
+        </w:tc>
+      </w:tr>
+    </w:tbl>
+    <w:p>
+      <w:r>
+        <w:rPr>
+          <w:rFonts w:ascii="Arial" w:hAnsi="Arial"/>
+          <w:b w:val="0"/>
+          <w:color w:val="606060"/>
+          <w:sz w:val="22"/>
+        </w:rPr>
+        <w:t>Split method: deterministic random shuffle (seed=42), stratified by quality rating bucket.</w:t>
+      </w:r>
+    </w:p>
+    <w:p/>
+    <w:p>
+      <w:pPr>
+        <w:pStyle w:val="Heading1"/>
+      </w:pPr>
+      <w:r>
+        <w:rPr>
+          <w:rFonts w:ascii="Arial" w:hAnsi="Arial"/>
+          <w:b/>
+          <w:color w:val="1F497D"/>
+          <w:sz w:val="32"/>
+        </w:rPr>
+        <w:t>3. RICO Dataset (Screenshots Source)</w:t>
+      </w:r>
+    </w:p>
+    <w:tbl>
+      <w:tblPr>
+        <w:tblStyle w:val="TableGrid"/>
+        <w:tblW w:type="auto" w:w="0"/>
+        <w:tblLook w:firstColumn="1" w:firstRow="1" w:lastColumn="0" w:lastRow="0" w:noHBand="0" w:noVBand="1" w:val="04A0"/>
+      </w:tblPr>
+      <w:tblGrid>
+        <w:gridCol w:w="4320"/>
+        <w:gridCol w:w="4320"/>
+      </w:tblGrid>
+      <w:tr>
+        <w:tc>
+          <w:tcPr>
+            <w:tcW w:type="dxa" w:w="2880"/>
+            <w:shd w:val="clear" w:color="auto" w:fill="2E74B5"/>
+          </w:tcPr>
+          <w:p>
+            <w:r>
+              <w:rPr>
+                <w:rFonts w:ascii="Arial" w:hAnsi="Arial"/>
+                <w:b/>
+                <w:color w:val="FFFFFF"/>
+                <w:sz w:val="20"/>
+              </w:rPr>
+              <w:t>Property</w:t>
+            </w:r>
+          </w:p>
+        </w:tc>
+        <w:tc>
+          <w:tcPr>
+            <w:tcW w:type="dxa" w:w="9216"/>
+            <w:shd w:val="clear" w:color="auto" w:fill="2E74B5"/>
+          </w:tcPr>
+          <w:p>
+            <w:r>
+              <w:rPr>
+                <w:rFonts w:ascii="Arial" w:hAnsi="Arial"/>
+                <w:b/>
+                <w:color w:val="FFFFFF"/>
+                <w:sz w:val="20"/>
+              </w:rPr>
+              <w:t>Detail</w:t>
+            </w:r>
+          </w:p>
+        </w:tc>
+      </w:tr>
+      <w:tr>
+        <w:tc>
+          <w:tcPr>
+            <w:tcW w:type="dxa" w:w="2880"/>
+            <w:shd w:val="clear" w:color="auto" w:fill="F0F4FA"/>
+          </w:tcPr>
+          <w:p>
+            <w:r>
+              <w:rPr>
+                <w:rFonts w:ascii="Arial" w:hAnsi="Arial"/>
+                <w:sz w:val="20"/>
+              </w:rPr>
+              <w:t>Source</w:t>
+            </w:r>
+          </w:p>
+        </w:tc>
+        <w:tc>
+          <w:tcPr>
+            <w:tcW w:type="dxa" w:w="9216"/>
+            <w:shd w:val="clear" w:color="auto" w:fill="F0F4FA"/>
+          </w:tcPr>
+          <w:p>
+            <w:r>
+              <w:rPr>
+                <w:rFonts w:ascii="Arial" w:hAnsi="Arial"/>
+                <w:sz w:val="20"/>
+              </w:rPr>
+              <w:t>University of Michigan / CMU — UIST 2017</w:t>
+            </w:r>
+          </w:p>
+        </w:tc>
+      </w:tr>
+      <w:tr>
+        <w:tc>
+          <w:tcPr>
+            <w:tcW w:type="dxa" w:w="2880"/>
+            <w:shd w:val="clear" w:color="auto" w:fill="FFFFFF"/>
+          </w:tcPr>
+          <w:p>
+            <w:r>
+              <w:rPr>
+                <w:rFonts w:ascii="Arial" w:hAnsi="Arial"/>
+                <w:sz w:val="20"/>
+              </w:rPr>
+              <w:t>Total UIs</w:t>
+            </w:r>
+          </w:p>
+        </w:tc>
+        <w:tc>
+          <w:tcPr>
+            <w:tcW w:type="dxa" w:w="9216"/>
+            <w:shd w:val="clear" w:color="auto" w:fill="FFFFFF"/>
+          </w:tcPr>
+          <w:p>
+            <w:r>
+              <w:rPr>
+                <w:rFonts w:ascii="Arial" w:hAnsi="Arial"/>
+                <w:sz w:val="20"/>
+              </w:rPr>
+              <w:t>66,261 Android UI screenshots</w:t>
+            </w:r>
+          </w:p>
+        </w:tc>
+      </w:tr>
+      <w:tr>
+        <w:tc>
+          <w:tcPr>
+            <w:tcW w:type="dxa" w:w="2880"/>
+            <w:shd w:val="clear" w:color="auto" w:fill="F0F4FA"/>
+          </w:tcPr>
+          <w:p>
+            <w:r>
+              <w:rPr>
+                <w:rFonts w:ascii="Arial" w:hAnsi="Arial"/>
+                <w:sz w:val="20"/>
+              </w:rPr>
+              <w:t>Used</w:t>
+            </w:r>
+          </w:p>
+        </w:tc>
+        <w:tc>
+          <w:tcPr>
+            <w:tcW w:type="dxa" w:w="9216"/>
+            <w:shd w:val="clear" w:color="auto" w:fill="F0F4FA"/>
+          </w:tcPr>
+          <w:p>
+            <w:r>
+              <w:rPr>
+                <w:rFonts w:ascii="Arial" w:hAnsi="Arial"/>
+                <w:sz w:val="20"/>
+              </w:rPr>
+              <w:t>983 UIs — only those referenced by UICrit</w:t>
+            </w:r>
+          </w:p>
+        </w:tc>
+      </w:tr>
+      <w:tr>
+        <w:tc>
+          <w:tcPr>
+            <w:tcW w:type="dxa" w:w="2880"/>
+            <w:shd w:val="clear" w:color="auto" w:fill="FFFFFF"/>
+          </w:tcPr>
+          <w:p>
+            <w:r>
+              <w:rPr>
+                <w:rFonts w:ascii="Arial" w:hAnsi="Arial"/>
+                <w:sz w:val="20"/>
+              </w:rPr>
+              <w:t>Resolution</w:t>
+            </w:r>
+          </w:p>
+        </w:tc>
+        <w:tc>
+          <w:tcPr>
+            <w:tcW w:type="dxa" w:w="9216"/>
+            <w:shd w:val="clear" w:color="auto" w:fill="FFFFFF"/>
+          </w:tcPr>
+          <w:p>
+            <w:r>
+              <w:rPr>
+                <w:rFonts w:ascii="Arial" w:hAnsi="Arial"/>
+                <w:sz w:val="20"/>
+              </w:rPr>
+              <w:t>1440 × 2560 pixels (scaled down during loading)</w:t>
+            </w:r>
+          </w:p>
+        </w:tc>
+      </w:tr>
+      <w:tr>
+        <w:tc>
+          <w:tcPr>
+            <w:tcW w:type="dxa" w:w="2880"/>
+            <w:shd w:val="clear" w:color="auto" w:fill="F0F4FA"/>
+          </w:tcPr>
+          <w:p>
+            <w:r>
+              <w:rPr>
+                <w:rFonts w:ascii="Arial" w:hAnsi="Arial"/>
+                <w:sz w:val="20"/>
+              </w:rPr>
+              <w:t>License</w:t>
+            </w:r>
+          </w:p>
+        </w:tc>
+        <w:tc>
+          <w:tcPr>
+            <w:tcW w:type="dxa" w:w="9216"/>
+            <w:shd w:val="clear" w:color="auto" w:fill="F0F4FA"/>
+          </w:tcPr>
+          <w:p>
+            <w:r>
+              <w:rPr>
+                <w:rFonts w:ascii="Arial" w:hAnsi="Arial"/>
+                <w:sz w:val="20"/>
+              </w:rPr>
+              <w:t>Creative Commons</w:t>
+            </w:r>
+          </w:p>
+        </w:tc>
+      </w:tr>
+      <w:tr>
+        <w:tc>
+          <w:tcPr>
+            <w:tcW w:type="dxa" w:w="2880"/>
+            <w:shd w:val="clear" w:color="auto" w:fill="FFFFFF"/>
+          </w:tcPr>
+          <w:p>
+            <w:r>
+              <w:rPr>
+                <w:rFonts w:ascii="Arial" w:hAnsi="Arial"/>
+                <w:sz w:val="20"/>
+              </w:rPr>
+              <w:t>Download</w:t>
+            </w:r>
+          </w:p>
+        </w:tc>
+        <w:tc>
+          <w:tcPr>
+            <w:tcW w:type="dxa" w:w="9216"/>
+            <w:shd w:val="clear" w:color="auto" w:fill="FFFFFF"/>
+          </w:tcPr>
+          <w:p>
+            <w:r>
+              <w:rPr>
+                <w:rFonts w:ascii="Arial" w:hAnsi="Arial"/>
+                <w:sz w:val="20"/>
+              </w:rPr>
+              <w:t>interactionmining.org/rico.html</w:t>
+            </w:r>
+          </w:p>
+        </w:tc>
+      </w:tr>
+      <w:tr>
+        <w:tc>
+          <w:tcPr>
+            <w:tcW w:type="dxa" w:w="2880"/>
+            <w:shd w:val="clear" w:color="auto" w:fill="F0F4FA"/>
+          </w:tcPr>
+          <w:p>
+            <w:r>
+              <w:rPr>
+                <w:rFonts w:ascii="Arial" w:hAnsi="Arial"/>
+                <w:sz w:val="20"/>
+              </w:rPr>
+              <w:t>File path</w:t>
+            </w:r>
+          </w:p>
+        </w:tc>
+        <w:tc>
+          <w:tcPr>
+            <w:tcW w:type="dxa" w:w="9216"/>
+            <w:shd w:val="clear" w:color="auto" w:fill="F0F4FA"/>
+          </w:tcPr>
+          <w:p>
+            <w:r>
+              <w:rPr>
+                <w:rFonts w:ascii="Arial" w:hAnsi="Arial"/>
+                <w:sz w:val="20"/>
+              </w:rPr>
+              <w:t>rico/combined/&lt;ui_id&gt;.jpg</w:t>
+            </w:r>
+          </w:p>
+        </w:tc>
+      </w:tr>
+    </w:tbl>
+    <w:p/>
+    <w:p>
+      <w:r>
+        <w:rPr>
+          <w:rFonts w:ascii="Arial" w:hAnsi="Arial"/>
+          <w:b w:val="0"/>
+          <w:sz w:val="22"/>
+        </w:rPr>
+        <w:t>ต้องการ download เฉพาะ "UI Screenshots and View Hierarchies" ส่วน Combined (~6 GB) ไม่จำเป็นต้องดาวน์โหลด interactions หรือ animations</w:t>
+      </w:r>
+    </w:p>
+    <w:p/>
+    <w:p>
+      <w:pPr>
+        <w:pStyle w:val="Heading1"/>
+      </w:pPr>
+      <w:r>
+        <w:rPr>
+          <w:rFonts w:ascii="Arial" w:hAnsi="Arial"/>
+          <w:b/>
+          <w:color w:val="1F497D"/>
+          <w:sz w:val="32"/>
+        </w:rPr>
+        <w:t>4. Evaluation Protocol</w:t>
+      </w:r>
+    </w:p>
+    <w:p>
+      <w:pPr>
+        <w:pStyle w:val="Heading2"/>
+      </w:pPr>
+      <w:r>
+        <w:rPr>
+          <w:rFonts w:ascii="Arial" w:hAnsi="Arial"/>
+          <w:b/>
+          <w:color w:val="2E74B5"/>
+          <w:sz w:val="26"/>
+        </w:rPr>
+        <w:t>4.1 Primary — Quality Score Correlation</w:t>
+      </w:r>
+    </w:p>
+    <w:p>
+      <w:r>
+        <w:rPr>
+          <w:rFonts w:ascii="Arial" w:hAnsi="Arial"/>
+          <w:b w:val="0"/>
+          <w:sz w:val="22"/>
+        </w:rPr>
+        <w:t>เปรียบเทียบ quality_score ของ model กับ UICrit human quality rating บน test split</w:t>
+      </w:r>
+    </w:p>
+    <w:tbl>
+      <w:tblPr>
+        <w:tblStyle w:val="TableGrid"/>
+        <w:tblW w:type="auto" w:w="0"/>
+        <w:tblLook w:firstColumn="1" w:firstRow="1" w:lastColumn="0" w:lastRow="0" w:noHBand="0" w:noVBand="1" w:val="04A0"/>
+      </w:tblPr>
+      <w:tblGrid>
+        <w:gridCol w:w="2880"/>
+        <w:gridCol w:w="2880"/>
+        <w:gridCol w:w="2880"/>
+      </w:tblGrid>
+      <w:tr>
+        <w:tc>
+          <w:tcPr>
+            <w:tcW w:type="dxa" w:w="2592"/>
+            <w:shd w:val="clear" w:color="auto" w:fill="2E74B5"/>
+          </w:tcPr>
+          <w:p>
+            <w:r>
+              <w:rPr>
+                <w:rFonts w:ascii="Arial" w:hAnsi="Arial"/>
+                <w:b/>
+                <w:color w:val="FFFFFF"/>
+                <w:sz w:val="20"/>
+              </w:rPr>
+              <w:t>Metric</w:t>
+            </w:r>
+          </w:p>
+        </w:tc>
+        <w:tc>
+          <w:tcPr>
+            <w:tcW w:type="dxa" w:w="6048"/>
+            <w:shd w:val="clear" w:color="auto" w:fill="2E74B5"/>
+          </w:tcPr>
+          <w:p>
+            <w:r>
+              <w:rPr>
+                <w:rFonts w:ascii="Arial" w:hAnsi="Arial"/>
+                <w:b/>
+                <w:color w:val="FFFFFF"/>
+                <w:sz w:val="20"/>
+              </w:rPr>
+              <w:t>คำอธิบาย</w:t>
+            </w:r>
+          </w:p>
+        </w:tc>
+        <w:tc>
+          <w:tcPr>
+            <w:tcW w:type="dxa" w:w="3456"/>
+            <w:shd w:val="clear" w:color="auto" w:fill="2E74B5"/>
+          </w:tcPr>
+          <w:p>
+            <w:r>
+              <w:rPr>
+                <w:rFonts w:ascii="Arial" w:hAnsi="Arial"/>
+                <w:b/>
+                <w:color w:val="FFFFFF"/>
+                <w:sz w:val="20"/>
+              </w:rPr>
+              <w:t>Target</w:t>
+            </w:r>
+          </w:p>
+        </w:tc>
+      </w:tr>
+      <w:tr>
+        <w:tc>
+          <w:tcPr>
+            <w:tcW w:type="dxa" w:w="2592"/>
+            <w:shd w:val="clear" w:color="auto" w:fill="F0F4FA"/>
+          </w:tcPr>
+          <w:p>
+            <w:r>
+              <w:rPr>
+                <w:rFonts w:ascii="Arial" w:hAnsi="Arial"/>
+                <w:sz w:val="20"/>
+              </w:rPr>
+              <w:t>Kendall's Tau τ</w:t>
+            </w:r>
+          </w:p>
+        </w:tc>
+        <w:tc>
+          <w:tcPr>
+            <w:tcW w:type="dxa" w:w="6048"/>
+            <w:shd w:val="clear" w:color="auto" w:fill="F0F4FA"/>
+          </w:tcPr>
+          <w:p>
+            <w:r>
+              <w:rPr>
+                <w:rFonts w:ascii="Arial" w:hAnsi="Arial"/>
+                <w:sz w:val="20"/>
+              </w:rPr>
+              <w:t>Rank correlation — standard สำหรับ quality scoring</w:t>
+            </w:r>
+          </w:p>
+        </w:tc>
+        <w:tc>
+          <w:tcPr>
+            <w:tcW w:type="dxa" w:w="3456"/>
+            <w:shd w:val="clear" w:color="auto" w:fill="F0F4FA"/>
+          </w:tcPr>
+          <w:p>
+            <w:r>
+              <w:rPr>
+                <w:rFonts w:ascii="Arial" w:hAnsi="Arial"/>
+                <w:sz w:val="20"/>
+              </w:rPr>
+              <w:t>τ &gt; 0.30</w:t>
+            </w:r>
+          </w:p>
+        </w:tc>
+      </w:tr>
+      <w:tr>
+        <w:tc>
+          <w:tcPr>
+            <w:tcW w:type="dxa" w:w="2592"/>
+            <w:shd w:val="clear" w:color="auto" w:fill="FFFFFF"/>
+          </w:tcPr>
+          <w:p>
+            <w:r>
+              <w:rPr>
+                <w:rFonts w:ascii="Arial" w:hAnsi="Arial"/>
+                <w:sz w:val="20"/>
+              </w:rPr>
+              <w:t>Spearman's ρ</w:t>
+            </w:r>
+          </w:p>
+        </w:tc>
+        <w:tc>
+          <w:tcPr>
+            <w:tcW w:type="dxa" w:w="6048"/>
+            <w:shd w:val="clear" w:color="auto" w:fill="FFFFFF"/>
+          </w:tcPr>
+          <w:p>
+            <w:r>
+              <w:rPr>
+                <w:rFonts w:ascii="Arial" w:hAnsi="Arial"/>
+                <w:sz w:val="20"/>
+              </w:rPr>
+              <w:t>Monotonic correlation</w:t>
+            </w:r>
+          </w:p>
+        </w:tc>
+        <w:tc>
+          <w:tcPr>
+            <w:tcW w:type="dxa" w:w="3456"/>
+            <w:shd w:val="clear" w:color="auto" w:fill="FFFFFF"/>
+          </w:tcPr>
+          <w:p>
+            <w:r>
+              <w:rPr>
+                <w:rFonts w:ascii="Arial" w:hAnsi="Arial"/>
+                <w:sz w:val="20"/>
+              </w:rPr>
+              <w:t>ρ &gt; 0.40</w:t>
+            </w:r>
+          </w:p>
+        </w:tc>
+      </w:tr>
+      <w:tr>
+        <w:tc>
+          <w:tcPr>
+            <w:tcW w:type="dxa" w:w="2592"/>
+            <w:shd w:val="clear" w:color="auto" w:fill="F0F4FA"/>
+          </w:tcPr>
+          <w:p>
+            <w:r>
+              <w:rPr>
+                <w:rFonts w:ascii="Arial" w:hAnsi="Arial"/>
+                <w:sz w:val="20"/>
+              </w:rPr>
+              <w:t>Pearson r</w:t>
+            </w:r>
+          </w:p>
+        </w:tc>
+        <w:tc>
+          <w:tcPr>
+            <w:tcW w:type="dxa" w:w="6048"/>
+            <w:shd w:val="clear" w:color="auto" w:fill="F0F4FA"/>
+          </w:tcPr>
+          <w:p>
+            <w:r>
+              <w:rPr>
+                <w:rFonts w:ascii="Arial" w:hAnsi="Arial"/>
+                <w:sz w:val="20"/>
+              </w:rPr>
+              <w:t>Linear correlation</w:t>
+            </w:r>
+          </w:p>
+        </w:tc>
+        <w:tc>
+          <w:tcPr>
+            <w:tcW w:type="dxa" w:w="3456"/>
+            <w:shd w:val="clear" w:color="auto" w:fill="F0F4FA"/>
+          </w:tcPr>
+          <w:p>
+            <w:r>
+              <w:rPr>
+                <w:rFonts w:ascii="Arial" w:hAnsi="Arial"/>
+                <w:sz w:val="20"/>
+              </w:rPr>
+              <w:t>r &gt; 0.40</w:t>
+            </w:r>
+          </w:p>
+        </w:tc>
+      </w:tr>
+      <w:tr>
+        <w:tc>
+          <w:tcPr>
+            <w:tcW w:type="dxa" w:w="2592"/>
+            <w:shd w:val="clear" w:color="auto" w:fill="FFFFFF"/>
+          </w:tcPr>
+          <w:p>
+            <w:r>
+              <w:rPr>
+                <w:rFonts w:ascii="Arial" w:hAnsi="Arial"/>
+                <w:sz w:val="20"/>
+              </w:rPr>
+              <w:t>MAE</w:t>
+            </w:r>
+          </w:p>
+        </w:tc>
+        <w:tc>
+          <w:tcPr>
+            <w:tcW w:type="dxa" w:w="6048"/>
+            <w:shd w:val="clear" w:color="auto" w:fill="FFFFFF"/>
+          </w:tcPr>
+          <w:p>
+            <w:r>
+              <w:rPr>
+                <w:rFonts w:ascii="Arial" w:hAnsi="Arial"/>
+                <w:sz w:val="20"/>
+              </w:rPr>
+              <w:t>Mean Absolute Error vs normalized rating</w:t>
+            </w:r>
+          </w:p>
+        </w:tc>
+        <w:tc>
+          <w:tcPr>
+            <w:tcW w:type="dxa" w:w="3456"/>
+            <w:shd w:val="clear" w:color="auto" w:fill="FFFFFF"/>
+          </w:tcPr>
+          <w:p>
+            <w:r>
+              <w:rPr>
+                <w:rFonts w:ascii="Arial" w:hAnsi="Arial"/>
+                <w:sz w:val="20"/>
+              </w:rPr>
+              <w:t>&lt; 0.15</w:t>
+            </w:r>
+          </w:p>
+        </w:tc>
+      </w:tr>
+    </w:tbl>
+    <w:p/>
+    <w:p>
+      <w:pPr>
+        <w:pStyle w:val="Heading2"/>
+      </w:pPr>
+      <w:r>
+        <w:rPr>
+          <w:rFonts w:ascii="Arial" w:hAnsi="Arial"/>
+          <w:b/>
+          <w:color w:val="2E74B5"/>
+          <w:sz w:val="26"/>
+        </w:rPr>
+        <w:t>4.2 Secondary — Per-Rule F1</w:t>
+      </w:r>
+    </w:p>
+    <w:p>
+      <w:r>
+        <w:rPr>
+          <w:rFonts w:ascii="Arial" w:hAnsi="Arial"/>
+          <w:b w:val="0"/>
+          <w:sz w:val="22"/>
+        </w:rPr>
+        <w:t>หลัง map critique → rule labels แล้ว evaluate rule_scores ด้วย threshold rule_score &lt; 0.5 = violation</w:t>
+      </w:r>
+    </w:p>
+    <w:tbl>
+      <w:tblPr>
+        <w:tblStyle w:val="TableGrid"/>
+        <w:tblW w:type="auto" w:w="0"/>
+        <w:tblLook w:firstColumn="1" w:firstRow="1" w:lastColumn="0" w:lastRow="0" w:noHBand="0" w:noVBand="1" w:val="04A0"/>
+      </w:tblPr>
+      <w:tblGrid>
+        <w:gridCol w:w="4320"/>
+        <w:gridCol w:w="4320"/>
+      </w:tblGrid>
+      <w:tr>
+        <w:tc>
+          <w:tcPr>
+            <w:tcW w:type="dxa" w:w="2880"/>
+            <w:shd w:val="clear" w:color="auto" w:fill="2E74B5"/>
+          </w:tcPr>
+          <w:p>
+            <w:r>
+              <w:rPr>
+                <w:rFonts w:ascii="Arial" w:hAnsi="Arial"/>
+                <w:b/>
+                <w:color w:val="FFFFFF"/>
+                <w:sz w:val="20"/>
+              </w:rPr>
+              <w:t>Metric</w:t>
+            </w:r>
+          </w:p>
+        </w:tc>
+        <w:tc>
+          <w:tcPr>
+            <w:tcW w:type="dxa" w:w="9216"/>
+            <w:shd w:val="clear" w:color="auto" w:fill="2E74B5"/>
+          </w:tcPr>
+          <w:p>
+            <w:r>
+              <w:rPr>
+                <w:rFonts w:ascii="Arial" w:hAnsi="Arial"/>
+                <w:b/>
+                <w:color w:val="FFFFFF"/>
+                <w:sz w:val="20"/>
+              </w:rPr>
+              <w:t>คำอธิบาย</w:t>
+            </w:r>
+          </w:p>
+        </w:tc>
+      </w:tr>
+      <w:tr>
+        <w:tc>
+          <w:tcPr>
+            <w:tcW w:type="dxa" w:w="2880"/>
+            <w:shd w:val="clear" w:color="auto" w:fill="F0F4FA"/>
+          </w:tcPr>
+          <w:p>
+            <w:r>
+              <w:rPr>
+                <w:rFonts w:ascii="Arial" w:hAnsi="Arial"/>
+                <w:sz w:val="20"/>
+              </w:rPr>
+              <w:t>Precision</w:t>
+            </w:r>
+          </w:p>
+        </w:tc>
+        <w:tc>
+          <w:tcPr>
+            <w:tcW w:type="dxa" w:w="9216"/>
+            <w:shd w:val="clear" w:color="auto" w:fill="F0F4FA"/>
+          </w:tcPr>
+          <w:p>
+            <w:r>
+              <w:rPr>
+                <w:rFonts w:ascii="Arial" w:hAnsi="Arial"/>
+                <w:sz w:val="20"/>
+              </w:rPr>
+              <w:t>จาก violations ที่ model flag, มีกี่ % ที่ตรงกับ human critique</w:t>
+            </w:r>
+          </w:p>
+        </w:tc>
+      </w:tr>
+      <w:tr>
+        <w:tc>
+          <w:tcPr>
+            <w:tcW w:type="dxa" w:w="2880"/>
+            <w:shd w:val="clear" w:color="auto" w:fill="FFFFFF"/>
+          </w:tcPr>
+          <w:p>
+            <w:r>
+              <w:rPr>
+                <w:rFonts w:ascii="Arial" w:hAnsi="Arial"/>
+                <w:sz w:val="20"/>
+              </w:rPr>
+              <w:t>Recall</w:t>
+            </w:r>
+          </w:p>
+        </w:tc>
+        <w:tc>
+          <w:tcPr>
+            <w:tcW w:type="dxa" w:w="9216"/>
+            <w:shd w:val="clear" w:color="auto" w:fill="FFFFFF"/>
+          </w:tcPr>
+          <w:p>
+            <w:r>
+              <w:rPr>
+                <w:rFonts w:ascii="Arial" w:hAnsi="Arial"/>
+                <w:sz w:val="20"/>
+              </w:rPr>
+              <w:t>จาก human critiques, model ครอบคลุมได้กี่ %</w:t>
+            </w:r>
+          </w:p>
+        </w:tc>
+      </w:tr>
+      <w:tr>
+        <w:tc>
+          <w:tcPr>
+            <w:tcW w:type="dxa" w:w="2880"/>
+            <w:shd w:val="clear" w:color="auto" w:fill="F0F4FA"/>
+          </w:tcPr>
+          <w:p>
+            <w:r>
+              <w:rPr>
+                <w:rFonts w:ascii="Arial" w:hAnsi="Arial"/>
+                <w:sz w:val="20"/>
+              </w:rPr>
+              <w:t>F1</w:t>
+            </w:r>
+          </w:p>
+        </w:tc>
+        <w:tc>
+          <w:tcPr>
+            <w:tcW w:type="dxa" w:w="9216"/>
+            <w:shd w:val="clear" w:color="auto" w:fill="F0F4FA"/>
+          </w:tcPr>
+          <w:p>
+            <w:r>
+              <w:rPr>
+                <w:rFonts w:ascii="Arial" w:hAnsi="Arial"/>
+                <w:sz w:val="20"/>
+              </w:rPr>
+              <w:t>Harmonic mean ของ Precision และ Recall</w:t>
+            </w:r>
+          </w:p>
+        </w:tc>
+      </w:tr>
+    </w:tbl>
+    <w:p/>
+    <w:p>
+      <w:pPr>
+        <w:pStyle w:val="Heading2"/>
+      </w:pPr>
+      <w:r>
+        <w:rPr>
+          <w:rFonts w:ascii="Arial" w:hAnsi="Arial"/>
+          <w:b/>
+          <w:color w:val="2E74B5"/>
+          <w:sz w:val="26"/>
+        </w:rPr>
+        <w:t>4.3 Baseline Comparison</w:t>
+      </w:r>
+    </w:p>
+    <w:tbl>
+      <w:tblPr>
+        <w:tblStyle w:val="TableGrid"/>
+        <w:tblW w:type="auto" w:w="0"/>
+        <w:tblLook w:firstColumn="1" w:firstRow="1" w:lastColumn="0" w:lastRow="0" w:noHBand="0" w:noVBand="1" w:val="04A0"/>
+      </w:tblPr>
+      <w:tblGrid>
+        <w:gridCol w:w="2880"/>
+        <w:gridCol w:w="2880"/>
+        <w:gridCol w:w="2880"/>
+      </w:tblGrid>
+      <w:tr>
+        <w:tc>
+          <w:tcPr>
+            <w:tcW w:type="dxa" w:w="3168"/>
+            <w:shd w:val="clear" w:color="auto" w:fill="2E74B5"/>
+          </w:tcPr>
+          <w:p>
+            <w:r>
+              <w:rPr>
+                <w:rFonts w:ascii="Arial" w:hAnsi="Arial"/>
+                <w:b/>
+                <w:color w:val="FFFFFF"/>
+                <w:sz w:val="20"/>
+              </w:rPr>
+              <w:t>Baseline</w:t>
+            </w:r>
+          </w:p>
+        </w:tc>
+        <w:tc>
+          <w:tcPr>
+            <w:tcW w:type="dxa" w:w="5760"/>
+            <w:shd w:val="clear" w:color="auto" w:fill="2E74B5"/>
+          </w:tcPr>
+          <w:p>
+            <w:r>
+              <w:rPr>
+                <w:rFonts w:ascii="Arial" w:hAnsi="Arial"/>
+                <w:b/>
+                <w:color w:val="FFFFFF"/>
+                <w:sz w:val="20"/>
+              </w:rPr>
+              <w:t>คำอธิบาย</w:t>
             </w:r>
           </w:p>
         </w:tc>
         <w:tc>
           <w:tcPr>
             <w:tcW w:type="dxa" w:w="3168"/>
-            <w:tcBorders>
-              <w:top w:val="single" w:sz="6" w:color="BFBFBF"/>
-              <w:left w:val="single" w:sz="6" w:color="BFBFBF"/>
-              <w:bottom w:val="single" w:sz="6" w:color="BFBFBF"/>
-              <w:right w:val="single" w:sz="6" w:color="BFBFBF"/>
-            </w:tcBorders>
-            <w:shd w:val="clear" w:color="auto" w:fill="F7F7F7"/>
-            <w:vAlign w:val="top"/>
+            <w:shd w:val="clear" w:color="auto" w:fill="2E74B5"/>
           </w:tcPr>
           <w:p>
-            <w:pPr>
-              <w:spacing w:before="40" w:after="40"/>
-            </w:pPr>
-            <w:r/>
             <w:r>
               <w:rPr>
-                <w:rFonts w:ascii="Arial" w:hAnsi="Arial" w:cs="Arial"/>
-                <w:b w:val="0"/>
-                <w:i w:val="0"/>
+                <w:rFonts w:ascii="Arial" w:hAnsi="Arial"/>
+                <w:b/>
+                <w:color w:val="FFFFFF"/>
                 <w:sz w:val="20"/>
               </w:rPr>
-              <w:t>BBox (text/title/list/table/figure)</w:t>
+              <w:t>Metric</w:t>
+            </w:r>
+          </w:p>
+        </w:tc>
+      </w:tr>
+      <w:tr>
+        <w:tc>
+          <w:tcPr>
+            <w:tcW w:type="dxa" w:w="3168"/>
+            <w:shd w:val="clear" w:color="auto" w:fill="F0F4FA"/>
+          </w:tcPr>
+          <w:p>
+            <w:r>
+              <w:rPr>
+                <w:rFonts w:ascii="Arial" w:hAnsi="Arial"/>
+                <w:sz w:val="20"/>
+              </w:rPr>
+              <w:t>UIClip (UIST 2024)</w:t>
             </w:r>
           </w:p>
         </w:tc>
         <w:tc>
           <w:tcPr>
-            <w:tcW w:type="dxa" w:w="2448"/>
-            <w:tcBorders>
-              <w:top w:val="single" w:sz="6" w:color="BFBFBF"/>
-              <w:left w:val="single" w:sz="6" w:color="BFBFBF"/>
-              <w:bottom w:val="single" w:sz="6" w:color="BFBFBF"/>
-              <w:right w:val="single" w:sz="6" w:color="BFBFBF"/>
-            </w:tcBorders>
-            <w:shd w:val="clear" w:color="auto" w:fill="F7F7F7"/>
-            <w:vAlign w:val="top"/>
+            <w:tcW w:type="dxa" w:w="5760"/>
+            <w:shd w:val="clear" w:color="auto" w:fill="F0F4FA"/>
           </w:tcPr>
           <w:p>
-            <w:pPr>
-              <w:spacing w:before="40" w:after="40"/>
-            </w:pPr>
-            <w:r/>
             <w:r>
               <w:rPr>
-                <w:rFonts w:ascii="Arial" w:hAnsi="Arial" w:cs="Arial"/>
-                <w:b w:val="0"/>
-                <w:i w:val="0"/>
+                <w:rFonts w:ascii="Arial" w:hAnsi="Arial"/>
                 <w:sz w:val="20"/>
               </w:rPr>
-              <w:t>เป็นเอกสาร PDF ไม่ใช่เว็บ ใช้เป็น auxiliary pretrain เท่านั้น</w:t>
+              <w:t>CLIP-based UI quality model</w:t>
+            </w:r>
+          </w:p>
+        </w:tc>
+        <w:tc>
+          <w:tcPr>
+            <w:tcW w:type="dxa" w:w="3168"/>
+            <w:shd w:val="clear" w:color="auto" w:fill="F0F4FA"/>
+          </w:tcPr>
+          <w:p>
+            <w:r>
+              <w:rPr>
+                <w:rFonts w:ascii="Arial" w:hAnsi="Arial"/>
+                <w:sz w:val="20"/>
+              </w:rPr>
+              <w:t>Kendall's Tau</w:t>
+            </w:r>
+          </w:p>
+        </w:tc>
+      </w:tr>
+      <w:tr>
+        <w:tc>
+          <w:tcPr>
+            <w:tcW w:type="dxa" w:w="3168"/>
+            <w:shd w:val="clear" w:color="auto" w:fill="FFFFFF"/>
+          </w:tcPr>
+          <w:p>
+            <w:r>
+              <w:rPr>
+                <w:rFonts w:ascii="Arial" w:hAnsi="Arial"/>
+                <w:sz w:val="20"/>
+              </w:rPr>
+              <w:t>ResNet-50 Regression</w:t>
+            </w:r>
+          </w:p>
+        </w:tc>
+        <w:tc>
+          <w:tcPr>
+            <w:tcW w:type="dxa" w:w="5760"/>
+            <w:shd w:val="clear" w:color="auto" w:fill="FFFFFF"/>
+          </w:tcPr>
+          <w:p>
+            <w:r>
+              <w:rPr>
+                <w:rFonts w:ascii="Arial" w:hAnsi="Arial"/>
+                <w:sz w:val="20"/>
+              </w:rPr>
+              <w:t>Simple CNN → scalar quality score</w:t>
+            </w:r>
+          </w:p>
+        </w:tc>
+        <w:tc>
+          <w:tcPr>
+            <w:tcW w:type="dxa" w:w="3168"/>
+            <w:shd w:val="clear" w:color="auto" w:fill="FFFFFF"/>
+          </w:tcPr>
+          <w:p>
+            <w:r>
+              <w:rPr>
+                <w:rFonts w:ascii="Arial" w:hAnsi="Arial"/>
+                <w:sz w:val="20"/>
+              </w:rPr>
+              <w:t>Kendall's Tau</w:t>
+            </w:r>
+          </w:p>
+        </w:tc>
+      </w:tr>
+      <w:tr>
+        <w:tc>
+          <w:tcPr>
+            <w:tcW w:type="dxa" w:w="3168"/>
+            <w:shd w:val="clear" w:color="auto" w:fill="F0F4FA"/>
+          </w:tcPr>
+          <w:p>
+            <w:r>
+              <w:rPr>
+                <w:rFonts w:ascii="Arial" w:hAnsi="Arial"/>
+                <w:sz w:val="20"/>
+              </w:rPr>
+              <w:t>Rule-based Only</w:t>
+            </w:r>
+          </w:p>
+        </w:tc>
+        <w:tc>
+          <w:tcPr>
+            <w:tcW w:type="dxa" w:w="5760"/>
+            <w:shd w:val="clear" w:color="auto" w:fill="F0F4FA"/>
+          </w:tcPr>
+          <w:p>
+            <w:r>
+              <w:rPr>
+                <w:rFonts w:ascii="Arial" w:hAnsi="Arial"/>
+                <w:sz w:val="20"/>
+              </w:rPr>
+              <w:t>ไม่มี ML — average rule_scores เป็น quality</w:t>
+            </w:r>
+          </w:p>
+        </w:tc>
+        <w:tc>
+          <w:tcPr>
+            <w:tcW w:type="dxa" w:w="3168"/>
+            <w:shd w:val="clear" w:color="auto" w:fill="F0F4FA"/>
+          </w:tcPr>
+          <w:p>
+            <w:r>
+              <w:rPr>
+                <w:rFonts w:ascii="Arial" w:hAnsi="Arial"/>
+                <w:sz w:val="20"/>
+              </w:rPr>
+              <w:t>Kendall's Tau</w:t>
+            </w:r>
+          </w:p>
+        </w:tc>
+      </w:tr>
+      <w:tr>
+        <w:tc>
+          <w:tcPr>
+            <w:tcW w:type="dxa" w:w="3168"/>
+            <w:shd w:val="clear" w:color="auto" w:fill="FFFFFF"/>
+          </w:tcPr>
+          <w:p>
+            <w:r>
+              <w:rPr>
+                <w:rFonts w:ascii="Arial" w:hAnsi="Arial"/>
+                <w:sz w:val="20"/>
+              </w:rPr>
+              <w:t>Ours (full model)</w:t>
+            </w:r>
+          </w:p>
+        </w:tc>
+        <w:tc>
+          <w:tcPr>
+            <w:tcW w:type="dxa" w:w="5760"/>
+            <w:shd w:val="clear" w:color="auto" w:fill="FFFFFF"/>
+          </w:tcPr>
+          <w:p>
+            <w:r>
+              <w:rPr>
+                <w:rFonts w:ascii="Arial" w:hAnsi="Arial"/>
+                <w:sz w:val="20"/>
+              </w:rPr>
+              <w:t>Swin + GNN + CrossModalTransformer + Rules + Saliency</w:t>
+            </w:r>
+          </w:p>
+        </w:tc>
+        <w:tc>
+          <w:tcPr>
+            <w:tcW w:type="dxa" w:w="3168"/>
+            <w:shd w:val="clear" w:color="auto" w:fill="FFFFFF"/>
+          </w:tcPr>
+          <w:p>
+            <w:r>
+              <w:rPr>
+                <w:rFonts w:ascii="Arial" w:hAnsi="Arial"/>
+                <w:sz w:val="20"/>
+              </w:rPr>
+              <w:t>Kendall's Tau</w:t>
             </w:r>
           </w:p>
         </w:tc>
       </w:tr>
     </w:tbl>
+    <w:p/>
     <w:p>
       <w:pPr>
-        <w:spacing w:before="80" w:after="80"/>
+        <w:pStyle w:val="Heading1"/>
       </w:pPr>
       <w:r>
         <w:rPr>
-          <w:rFonts w:ascii="Arial" w:hAnsi="Arial" w:cs="Arial"/>
-          <w:b w:val="0"/>
-          <w:i w:val="0"/>
-          <w:sz w:val="22"/>
-        </w:rPr>
-        <w:t xml:space="preserve"> </w:t>
-      </w:r>
-    </w:p>
-    <w:p>
-      <w:pPr>
-        <w:keepNext/>
-        <w:spacing w:before="320" w:after="160"/>
-        <w:outlineLvl w:val="0"/>
-      </w:pPr>
-      <w:r>
-        <w:rPr>
-          <w:rFonts w:ascii="Arial" w:hAnsi="Arial" w:cs="Arial"/>
+          <w:rFonts w:ascii="Arial" w:hAnsi="Arial"/>
           <w:b/>
-          <w:i w:val="0"/>
-          <w:color w:val="1F4E79"/>
+          <w:color w:val="1F497D"/>
           <w:sz w:val="32"/>
         </w:rPr>
-        <w:t>3. Attention / Saliency</w:t>
-      </w:r>
-    </w:p>
-    <w:p>
-      <w:pPr>
-        <w:spacing w:before="80" w:after="120"/>
-      </w:pPr>
-      <w:r>
-        <w:rPr>
-          <w:rFonts w:ascii="Arial" w:hAnsi="Arial" w:cs="Arial"/>
-          <w:b w:val="0"/>
-          <w:i w:val="0"/>
-          <w:sz w:val="22"/>
-        </w:rPr>
-        <w:t>SALICON เป็น natural images ไม่ใช่เว็บ จึงควรเปลี่ยน/เสริมด้วย saliency dataset ที่เก็บจาก webpage screenshot โดยตรง</w:t>
+        <w:t>5. Ablation Study</w:t>
       </w:r>
     </w:p>
     <w:tbl>
       <w:tblPr>
+        <w:tblStyle w:val="TableGrid"/>
         <w:tblW w:type="auto" w:w="0"/>
-        <w:tblLayout w:type="fixed"/>
         <w:tblLook w:firstColumn="1" w:firstRow="1" w:lastColumn="0" w:lastRow="0" w:noHBand="0" w:noVBand="1" w:val="04A0"/>
       </w:tblPr>
       <w:tblGrid>
-        <w:gridCol w:w="2409"/>
-        <w:gridCol w:w="2409"/>
-        <w:gridCol w:w="2409"/>
-        <w:gridCol w:w="2409"/>
+        <w:gridCol w:w="2880"/>
+        <w:gridCol w:w="2880"/>
+        <w:gridCol w:w="2880"/>
       </w:tblGrid>
       <w:tr>
         <w:tc>
           <w:tcPr>
-            <w:tcW w:type="dxa" w:w="2304"/>
-            <w:tcBorders>
-              <w:top w:val="single" w:sz="6" w:color="BFBFBF"/>
-              <w:left w:val="single" w:sz="6" w:color="BFBFBF"/>
-              <w:bottom w:val="single" w:sz="6" w:color="BFBFBF"/>
-              <w:right w:val="single" w:sz="6" w:color="BFBFBF"/>
-            </w:tcBorders>
-            <w:shd w:val="clear" w:color="auto" w:fill="1F4E79"/>
-            <w:vAlign w:val="center"/>
+            <w:tcW w:type="dxa" w:w="3168"/>
+            <w:shd w:val="clear" w:color="auto" w:fill="2E74B5"/>
           </w:tcPr>
           <w:p>
-            <w:pPr>
-              <w:spacing w:before="40" w:after="40"/>
-              <w:jc w:val="center"/>
-            </w:pPr>
-            <w:r/>
             <w:r>
               <w:rPr>
-                <w:rFonts w:ascii="Arial" w:hAnsi="Arial" w:cs="Arial"/>
+                <w:rFonts w:ascii="Arial" w:hAnsi="Arial"/>
                 <w:b/>
-                <w:i w:val="0"/>
                 <w:color w:val="FFFFFF"/>
-                <w:sz w:val="22"/>
+                <w:sz w:val="20"/>
+              </w:rPr>
+              <w:t>Variant</w:t>
+            </w:r>
+          </w:p>
+        </w:tc>
+        <w:tc>
+          <w:tcPr>
+            <w:tcW w:type="dxa" w:w="5040"/>
+            <w:shd w:val="clear" w:color="auto" w:fill="2E74B5"/>
+          </w:tcPr>
+          <w:p>
+            <w:r>
+              <w:rPr>
+                <w:rFonts w:ascii="Arial" w:hAnsi="Arial"/>
+                <w:b/>
+                <w:color w:val="FFFFFF"/>
+                <w:sz w:val="20"/>
+              </w:rPr>
+              <w:t>Component ที่ตัดออก</w:t>
+            </w:r>
+          </w:p>
+        </w:tc>
+        <w:tc>
+          <w:tcPr>
+            <w:tcW w:type="dxa" w:w="3888"/>
+            <w:shd w:val="clear" w:color="auto" w:fill="2E74B5"/>
+          </w:tcPr>
+          <w:p>
+            <w:r>
+              <w:rPr>
+                <w:rFonts w:ascii="Arial" w:hAnsi="Arial"/>
+                <w:b/>
+                <w:color w:val="FFFFFF"/>
+                <w:sz w:val="20"/>
+              </w:rPr>
+              <w:t>จุดประสงค์</w:t>
+            </w:r>
+          </w:p>
+        </w:tc>
+      </w:tr>
+      <w:tr>
+        <w:tc>
+          <w:tcPr>
+            <w:tcW w:type="dxa" w:w="3168"/>
+            <w:shd w:val="clear" w:color="auto" w:fill="F0F4FA"/>
+          </w:tcPr>
+          <w:p>
+            <w:r>
+              <w:rPr>
+                <w:rFonts w:ascii="Arial" w:hAnsi="Arial"/>
+                <w:sz w:val="20"/>
+              </w:rPr>
+              <w:t>w/o Attention Branch</w:t>
+            </w:r>
+          </w:p>
+        </w:tc>
+        <w:tc>
+          <w:tcPr>
+            <w:tcW w:type="dxa" w:w="5040"/>
+            <w:shd w:val="clear" w:color="auto" w:fill="F0F4FA"/>
+          </w:tcPr>
+          <w:p>
+            <w:r>
+              <w:rPr>
+                <w:rFonts w:ascii="Arial" w:hAnsi="Arial"/>
+                <w:sz w:val="20"/>
+              </w:rPr>
+              <w:t>ไม่มี heatmap, ไม่มี attention_token; 3 ★ rules ใช้ geometry only</w:t>
+            </w:r>
+          </w:p>
+        </w:tc>
+        <w:tc>
+          <w:tcPr>
+            <w:tcW w:type="dxa" w:w="3888"/>
+            <w:shd w:val="clear" w:color="auto" w:fill="F0F4FA"/>
+          </w:tcPr>
+          <w:p>
+            <w:r>
+              <w:rPr>
+                <w:rFonts w:ascii="Arial" w:hAnsi="Arial"/>
+                <w:sz w:val="20"/>
+              </w:rPr>
+              <w:t>วัดผล saliency</w:t>
+            </w:r>
+          </w:p>
+        </w:tc>
+      </w:tr>
+      <w:tr>
+        <w:tc>
+          <w:tcPr>
+            <w:tcW w:type="dxa" w:w="3168"/>
+            <w:shd w:val="clear" w:color="auto" w:fill="FFFFFF"/>
+          </w:tcPr>
+          <w:p>
+            <w:r>
+              <w:rPr>
+                <w:rFonts w:ascii="Arial" w:hAnsi="Arial"/>
+                <w:sz w:val="20"/>
+              </w:rPr>
+              <w:t>w/o GNN</w:t>
+            </w:r>
+          </w:p>
+        </w:tc>
+        <w:tc>
+          <w:tcPr>
+            <w:tcW w:type="dxa" w:w="5040"/>
+            <w:shd w:val="clear" w:color="auto" w:fill="FFFFFF"/>
+          </w:tcPr>
+          <w:p>
+            <w:r>
+              <w:rPr>
+                <w:rFonts w:ascii="Arial" w:hAnsi="Arial"/>
+                <w:sz w:val="20"/>
+              </w:rPr>
+              <w:t>layout_token = mean-pooled detector features</w:t>
+            </w:r>
+          </w:p>
+        </w:tc>
+        <w:tc>
+          <w:tcPr>
+            <w:tcW w:type="dxa" w:w="3888"/>
+            <w:shd w:val="clear" w:color="auto" w:fill="FFFFFF"/>
+          </w:tcPr>
+          <w:p>
+            <w:r>
+              <w:rPr>
+                <w:rFonts w:ascii="Arial" w:hAnsi="Arial"/>
+                <w:sz w:val="20"/>
+              </w:rPr>
+              <w:t>วัดผล graph structure</w:t>
+            </w:r>
+          </w:p>
+        </w:tc>
+      </w:tr>
+      <w:tr>
+        <w:tc>
+          <w:tcPr>
+            <w:tcW w:type="dxa" w:w="3168"/>
+            <w:shd w:val="clear" w:color="auto" w:fill="F0F4FA"/>
+          </w:tcPr>
+          <w:p>
+            <w:r>
+              <w:rPr>
+                <w:rFonts w:ascii="Arial" w:hAnsi="Arial"/>
+                <w:sz w:val="20"/>
+              </w:rPr>
+              <w:t>w/o Rule Head</w:t>
+            </w:r>
+          </w:p>
+        </w:tc>
+        <w:tc>
+          <w:tcPr>
+            <w:tcW w:type="dxa" w:w="5040"/>
+            <w:shd w:val="clear" w:color="auto" w:fill="F0F4FA"/>
+          </w:tcPr>
+          <w:p>
+            <w:r>
+              <w:rPr>
+                <w:rFonts w:ascii="Arial" w:hAnsi="Arial"/>
+                <w:sz w:val="20"/>
+              </w:rPr>
+              <w:t>quality_score = pure neural (ไม่มี weighted rule blend)</w:t>
+            </w:r>
+          </w:p>
+        </w:tc>
+        <w:tc>
+          <w:tcPr>
+            <w:tcW w:type="dxa" w:w="3888"/>
+            <w:shd w:val="clear" w:color="auto" w:fill="F0F4FA"/>
+          </w:tcPr>
+          <w:p>
+            <w:r>
+              <w:rPr>
+                <w:rFonts w:ascii="Arial" w:hAnsi="Arial"/>
+                <w:sz w:val="20"/>
+              </w:rPr>
+              <w:t>วัดผล rule integration</w:t>
+            </w:r>
+          </w:p>
+        </w:tc>
+      </w:tr>
+      <w:tr>
+        <w:tc>
+          <w:tcPr>
+            <w:tcW w:type="dxa" w:w="3168"/>
+            <w:shd w:val="clear" w:color="auto" w:fill="FFFFFF"/>
+          </w:tcPr>
+          <w:p>
+            <w:r>
+              <w:rPr>
+                <w:rFonts w:ascii="Arial" w:hAnsi="Arial"/>
+                <w:sz w:val="20"/>
+              </w:rPr>
+              <w:t>w/o Saliency in Rules</w:t>
+            </w:r>
+          </w:p>
+        </w:tc>
+        <w:tc>
+          <w:tcPr>
+            <w:tcW w:type="dxa" w:w="5040"/>
+            <w:shd w:val="clear" w:color="auto" w:fill="FFFFFF"/>
+          </w:tcPr>
+          <w:p>
+            <w:r>
+              <w:rPr>
+                <w:rFonts w:ascii="Arial" w:hAnsi="Arial"/>
+                <w:sz w:val="20"/>
+              </w:rPr>
+              <w:t>ส่ง heatmap=None ให้ RuleChecker (★ rules ใช้ geo only)</w:t>
+            </w:r>
+          </w:p>
+        </w:tc>
+        <w:tc>
+          <w:tcPr>
+            <w:tcW w:type="dxa" w:w="3888"/>
+            <w:shd w:val="clear" w:color="auto" w:fill="FFFFFF"/>
+          </w:tcPr>
+          <w:p>
+            <w:r>
+              <w:rPr>
+                <w:rFonts w:ascii="Arial" w:hAnsi="Arial"/>
+                <w:sz w:val="20"/>
+              </w:rPr>
+              <w:t>วัดผล heatmap-enhanced rules</w:t>
+            </w:r>
+          </w:p>
+        </w:tc>
+      </w:tr>
+      <w:tr>
+        <w:tc>
+          <w:tcPr>
+            <w:tcW w:type="dxa" w:w="3168"/>
+            <w:shd w:val="clear" w:color="auto" w:fill="F0F4FA"/>
+          </w:tcPr>
+          <w:p>
+            <w:r>
+              <w:rPr>
+                <w:rFonts w:ascii="Arial" w:hAnsi="Arial"/>
+                <w:sz w:val="20"/>
+              </w:rPr>
+              <w:t>Full model</w:t>
+            </w:r>
+          </w:p>
+        </w:tc>
+        <w:tc>
+          <w:tcPr>
+            <w:tcW w:type="dxa" w:w="5040"/>
+            <w:shd w:val="clear" w:color="auto" w:fill="F0F4FA"/>
+          </w:tcPr>
+          <w:p>
+            <w:r>
+              <w:rPr>
+                <w:rFonts w:ascii="Arial" w:hAnsi="Arial"/>
+                <w:sz w:val="20"/>
+              </w:rPr>
+              <w:t>ทุก component active</w:t>
+            </w:r>
+          </w:p>
+        </w:tc>
+        <w:tc>
+          <w:tcPr>
+            <w:tcW w:type="dxa" w:w="3888"/>
+            <w:shd w:val="clear" w:color="auto" w:fill="F0F4FA"/>
+          </w:tcPr>
+          <w:p>
+            <w:r>
+              <w:rPr>
+                <w:rFonts w:ascii="Arial" w:hAnsi="Arial"/>
+                <w:sz w:val="20"/>
+              </w:rPr>
+              <w:t>Primary result</w:t>
+            </w:r>
+          </w:p>
+        </w:tc>
+      </w:tr>
+    </w:tbl>
+    <w:p/>
+    <w:p>
+      <w:pPr>
+        <w:pStyle w:val="Heading1"/>
+      </w:pPr>
+      <w:r>
+        <w:rPr>
+          <w:rFonts w:ascii="Arial" w:hAnsi="Arial"/>
+          <w:b/>
+          <w:color w:val="1F497D"/>
+          <w:sz w:val="32"/>
+        </w:rPr>
+        <w:t>6. Training Setup</w:t>
+      </w:r>
+    </w:p>
+    <w:tbl>
+      <w:tblPr>
+        <w:tblStyle w:val="TableGrid"/>
+        <w:tblW w:type="auto" w:w="0"/>
+        <w:tblLook w:firstColumn="1" w:firstRow="1" w:lastColumn="0" w:lastRow="0" w:noHBand="0" w:noVBand="1" w:val="04A0"/>
+      </w:tblPr>
+      <w:tblGrid>
+        <w:gridCol w:w="4320"/>
+        <w:gridCol w:w="4320"/>
+      </w:tblGrid>
+      <w:tr>
+        <w:tc>
+          <w:tcPr>
+            <w:tcW w:type="dxa" w:w="2880"/>
+            <w:shd w:val="clear" w:color="auto" w:fill="2E74B5"/>
+          </w:tcPr>
+          <w:p>
+            <w:r>
+              <w:rPr>
+                <w:rFonts w:ascii="Arial" w:hAnsi="Arial"/>
+                <w:b/>
+                <w:color w:val="FFFFFF"/>
+                <w:sz w:val="20"/>
+              </w:rPr>
+              <w:t>Property</w:t>
+            </w:r>
+          </w:p>
+        </w:tc>
+        <w:tc>
+          <w:tcPr>
+            <w:tcW w:type="dxa" w:w="9216"/>
+            <w:shd w:val="clear" w:color="auto" w:fill="2E74B5"/>
+          </w:tcPr>
+          <w:p>
+            <w:r>
+              <w:rPr>
+                <w:rFonts w:ascii="Arial" w:hAnsi="Arial"/>
+                <w:b/>
+                <w:color w:val="FFFFFF"/>
+                <w:sz w:val="20"/>
+              </w:rPr>
+              <w:t>Detail</w:t>
+            </w:r>
+          </w:p>
+        </w:tc>
+      </w:tr>
+      <w:tr>
+        <w:tc>
+          <w:tcPr>
+            <w:tcW w:type="dxa" w:w="2880"/>
+            <w:shd w:val="clear" w:color="auto" w:fill="F0F4FA"/>
+          </w:tcPr>
+          <w:p>
+            <w:r>
+              <w:rPr>
+                <w:rFonts w:ascii="Arial" w:hAnsi="Arial"/>
+                <w:sz w:val="20"/>
+              </w:rPr>
+              <w:t>Primary loss</w:t>
+            </w:r>
+          </w:p>
+        </w:tc>
+        <w:tc>
+          <w:tcPr>
+            <w:tcW w:type="dxa" w:w="9216"/>
+            <w:shd w:val="clear" w:color="auto" w:fill="F0F4FA"/>
+          </w:tcPr>
+          <w:p>
+            <w:r>
+              <w:rPr>
+                <w:rFonts w:ascii="Arial" w:hAnsi="Arial"/>
+                <w:sz w:val="20"/>
+              </w:rPr>
+              <w:t>MSE(quality_score, normalized_uicrit_rating)</w:t>
+            </w:r>
+          </w:p>
+        </w:tc>
+      </w:tr>
+      <w:tr>
+        <w:tc>
+          <w:tcPr>
+            <w:tcW w:type="dxa" w:w="2880"/>
+            <w:shd w:val="clear" w:color="auto" w:fill="FFFFFF"/>
+          </w:tcPr>
+          <w:p>
+            <w:r>
+              <w:rPr>
+                <w:rFonts w:ascii="Arial" w:hAnsi="Arial"/>
+                <w:sz w:val="20"/>
+              </w:rPr>
+              <w:t>Secondary loss</w:t>
+            </w:r>
+          </w:p>
+        </w:tc>
+        <w:tc>
+          <w:tcPr>
+            <w:tcW w:type="dxa" w:w="9216"/>
+            <w:shd w:val="clear" w:color="auto" w:fill="FFFFFF"/>
+          </w:tcPr>
+          <w:p>
+            <w:r>
+              <w:rPr>
+                <w:rFonts w:ascii="Arial" w:hAnsi="Arial"/>
+                <w:sz w:val="20"/>
+              </w:rPr>
+              <w:t>BCE(rule_scores, critique_rule_labels) × 0.5</w:t>
+            </w:r>
+          </w:p>
+        </w:tc>
+      </w:tr>
+      <w:tr>
+        <w:tc>
+          <w:tcPr>
+            <w:tcW w:type="dxa" w:w="2880"/>
+            <w:shd w:val="clear" w:color="auto" w:fill="F0F4FA"/>
+          </w:tcPr>
+          <w:p>
+            <w:r>
+              <w:rPr>
+                <w:rFonts w:ascii="Arial" w:hAnsi="Arial"/>
+                <w:sz w:val="20"/>
+              </w:rPr>
+              <w:t>Total loss</w:t>
+            </w:r>
+          </w:p>
+        </w:tc>
+        <w:tc>
+          <w:tcPr>
+            <w:tcW w:type="dxa" w:w="9216"/>
+            <w:shd w:val="clear" w:color="auto" w:fill="F0F4FA"/>
+          </w:tcPr>
+          <w:p>
+            <w:r>
+              <w:rPr>
+                <w:rFonts w:ascii="Arial" w:hAnsi="Arial"/>
+                <w:sz w:val="20"/>
+              </w:rPr>
+              <w:t>L = L_quality + 0.5 × L_rules</w:t>
+            </w:r>
+          </w:p>
+        </w:tc>
+      </w:tr>
+      <w:tr>
+        <w:tc>
+          <w:tcPr>
+            <w:tcW w:type="dxa" w:w="2880"/>
+            <w:shd w:val="clear" w:color="auto" w:fill="FFFFFF"/>
+          </w:tcPr>
+          <w:p>
+            <w:r>
+              <w:rPr>
+                <w:rFonts w:ascii="Arial" w:hAnsi="Arial"/>
+                <w:sz w:val="20"/>
+              </w:rPr>
+              <w:t>Optimizer</w:t>
+            </w:r>
+          </w:p>
+        </w:tc>
+        <w:tc>
+          <w:tcPr>
+            <w:tcW w:type="dxa" w:w="9216"/>
+            <w:shd w:val="clear" w:color="auto" w:fill="FFFFFF"/>
+          </w:tcPr>
+          <w:p>
+            <w:r>
+              <w:rPr>
+                <w:rFonts w:ascii="Arial" w:hAnsi="Arial"/>
+                <w:sz w:val="20"/>
+              </w:rPr>
+              <w:t>AdamW, lr=1e-4, weight_decay=1e-2</w:t>
+            </w:r>
+          </w:p>
+        </w:tc>
+      </w:tr>
+      <w:tr>
+        <w:tc>
+          <w:tcPr>
+            <w:tcW w:type="dxa" w:w="2880"/>
+            <w:shd w:val="clear" w:color="auto" w:fill="F0F4FA"/>
+          </w:tcPr>
+          <w:p>
+            <w:r>
+              <w:rPr>
+                <w:rFonts w:ascii="Arial" w:hAnsi="Arial"/>
+                <w:sz w:val="20"/>
+              </w:rPr>
+              <w:t>Scheduler</w:t>
+            </w:r>
+          </w:p>
+        </w:tc>
+        <w:tc>
+          <w:tcPr>
+            <w:tcW w:type="dxa" w:w="9216"/>
+            <w:shd w:val="clear" w:color="auto" w:fill="F0F4FA"/>
+          </w:tcPr>
+          <w:p>
+            <w:r>
+              <w:rPr>
+                <w:rFonts w:ascii="Arial" w:hAnsi="Arial"/>
+                <w:sz w:val="20"/>
+              </w:rPr>
+              <w:t>CosineAnnealingLR</w:t>
+            </w:r>
+          </w:p>
+        </w:tc>
+      </w:tr>
+      <w:tr>
+        <w:tc>
+          <w:tcPr>
+            <w:tcW w:type="dxa" w:w="2880"/>
+            <w:shd w:val="clear" w:color="auto" w:fill="FFFFFF"/>
+          </w:tcPr>
+          <w:p>
+            <w:r>
+              <w:rPr>
+                <w:rFonts w:ascii="Arial" w:hAnsi="Arial"/>
+                <w:sz w:val="20"/>
+              </w:rPr>
+              <w:t>Batch size</w:t>
+            </w:r>
+          </w:p>
+        </w:tc>
+        <w:tc>
+          <w:tcPr>
+            <w:tcW w:type="dxa" w:w="9216"/>
+            <w:shd w:val="clear" w:color="auto" w:fill="FFFFFF"/>
+          </w:tcPr>
+          <w:p>
+            <w:r>
+              <w:rPr>
+                <w:rFonts w:ascii="Arial" w:hAnsi="Arial"/>
+                <w:sz w:val="20"/>
+              </w:rPr>
+              <w:t>16</w:t>
+            </w:r>
+          </w:p>
+        </w:tc>
+      </w:tr>
+      <w:tr>
+        <w:tc>
+          <w:tcPr>
+            <w:tcW w:type="dxa" w:w="2880"/>
+            <w:shd w:val="clear" w:color="auto" w:fill="F0F4FA"/>
+          </w:tcPr>
+          <w:p>
+            <w:r>
+              <w:rPr>
+                <w:rFonts w:ascii="Arial" w:hAnsi="Arial"/>
+                <w:sz w:val="20"/>
+              </w:rPr>
+              <w:t>Epochs</w:t>
+            </w:r>
+          </w:p>
+        </w:tc>
+        <w:tc>
+          <w:tcPr>
+            <w:tcW w:type="dxa" w:w="9216"/>
+            <w:shd w:val="clear" w:color="auto" w:fill="F0F4FA"/>
+          </w:tcPr>
+          <w:p>
+            <w:r>
+              <w:rPr>
+                <w:rFonts w:ascii="Arial" w:hAnsi="Arial"/>
+                <w:sz w:val="20"/>
+              </w:rPr>
+              <w:t>50</w:t>
+            </w:r>
+          </w:p>
+        </w:tc>
+      </w:tr>
+      <w:tr>
+        <w:tc>
+          <w:tcPr>
+            <w:tcW w:type="dxa" w:w="2880"/>
+            <w:shd w:val="clear" w:color="auto" w:fill="FFFFFF"/>
+          </w:tcPr>
+          <w:p>
+            <w:r>
+              <w:rPr>
+                <w:rFonts w:ascii="Arial" w:hAnsi="Arial"/>
+                <w:sz w:val="20"/>
+              </w:rPr>
+              <w:t>Input size</w:t>
+            </w:r>
+          </w:p>
+        </w:tc>
+        <w:tc>
+          <w:tcPr>
+            <w:tcW w:type="dxa" w:w="9216"/>
+            <w:shd w:val="clear" w:color="auto" w:fill="FFFFFF"/>
+          </w:tcPr>
+          <w:p>
+            <w:r>
+              <w:rPr>
+                <w:rFonts w:ascii="Arial" w:hAnsi="Arial"/>
+                <w:sz w:val="20"/>
+              </w:rPr>
+              <w:t>256 × 128 pixels (H × W)</w:t>
+            </w:r>
+          </w:p>
+        </w:tc>
+      </w:tr>
+      <w:tr>
+        <w:tc>
+          <w:tcPr>
+            <w:tcW w:type="dxa" w:w="2880"/>
+            <w:shd w:val="clear" w:color="auto" w:fill="F0F4FA"/>
+          </w:tcPr>
+          <w:p>
+            <w:r>
+              <w:rPr>
+                <w:rFonts w:ascii="Arial" w:hAnsi="Arial"/>
+                <w:sz w:val="20"/>
+              </w:rPr>
+              <w:t>Augmentation</w:t>
+            </w:r>
+          </w:p>
+        </w:tc>
+        <w:tc>
+          <w:tcPr>
+            <w:tcW w:type="dxa" w:w="9216"/>
+            <w:shd w:val="clear" w:color="auto" w:fill="F0F4FA"/>
+          </w:tcPr>
+          <w:p>
+            <w:r>
+              <w:rPr>
+                <w:rFonts w:ascii="Arial" w:hAnsi="Arial"/>
+                <w:sz w:val="20"/>
+              </w:rPr>
+              <w:t>RandomHorizontalFlip, ColorJitter, RandomResizedCrop</w:t>
+            </w:r>
+          </w:p>
+        </w:tc>
+      </w:tr>
+    </w:tbl>
+    <w:p/>
+    <w:p>
+      <w:pPr>
+        <w:pStyle w:val="Heading1"/>
+      </w:pPr>
+      <w:r>
+        <w:rPr>
+          <w:rFonts w:ascii="Arial" w:hAnsi="Arial"/>
+          <w:b/>
+          <w:color w:val="1F497D"/>
+          <w:sz w:val="32"/>
+        </w:rPr>
+        <w:t>7. Dataset ที่ตัดออกจาก Scope เดิม</w:t>
+      </w:r>
+    </w:p>
+    <w:p>
+      <w:r>
+        <w:rPr>
+          <w:rFonts w:ascii="Arial" w:hAnsi="Arial"/>
+          <w:b w:val="0"/>
+          <w:sz w:val="22"/>
+        </w:rPr>
+        <w:t>Dataset ต่อไปนี้ถูกระบุใน scope เดิม (website-focused) แต่ไม่จำเป็นสำหรับ task ปัจจุบัน:</w:t>
+      </w:r>
+    </w:p>
+    <w:tbl>
+      <w:tblPr>
+        <w:tblStyle w:val="TableGrid"/>
+        <w:tblW w:type="auto" w:w="0"/>
+        <w:tblLook w:firstColumn="1" w:firstRow="1" w:lastColumn="0" w:lastRow="0" w:noHBand="0" w:noVBand="1" w:val="04A0"/>
+      </w:tblPr>
+      <w:tblGrid>
+        <w:gridCol w:w="4320"/>
+        <w:gridCol w:w="4320"/>
+      </w:tblGrid>
+      <w:tr>
+        <w:tc>
+          <w:tcPr>
+            <w:tcW w:type="dxa" w:w="3168"/>
+            <w:shd w:val="clear" w:color="auto" w:fill="2E74B5"/>
+          </w:tcPr>
+          <w:p>
+            <w:r>
+              <w:rPr>
+                <w:rFonts w:ascii="Arial" w:hAnsi="Arial"/>
+                <w:b/>
+                <w:color w:val="FFFFFF"/>
+                <w:sz w:val="20"/>
               </w:rPr>
               <w:t>Dataset</w:t>
             </w:r>
@@ -1502,91 +3181,18 @@
         </w:tc>
         <w:tc>
           <w:tcPr>
-            <w:tcW w:type="dxa" w:w="1872"/>
-            <w:tcBorders>
-              <w:top w:val="single" w:sz="6" w:color="BFBFBF"/>
-              <w:left w:val="single" w:sz="6" w:color="BFBFBF"/>
-              <w:bottom w:val="single" w:sz="6" w:color="BFBFBF"/>
-              <w:right w:val="single" w:sz="6" w:color="BFBFBF"/>
-            </w:tcBorders>
-            <w:shd w:val="clear" w:color="auto" w:fill="1F4E79"/>
-            <w:vAlign w:val="center"/>
+            <w:tcW w:type="dxa" w:w="8928"/>
+            <w:shd w:val="clear" w:color="auto" w:fill="2E74B5"/>
           </w:tcPr>
           <w:p>
-            <w:pPr>
-              <w:spacing w:before="40" w:after="40"/>
-              <w:jc w:val="center"/>
-            </w:pPr>
-            <w:r/>
             <w:r>
               <w:rPr>
-                <w:rFonts w:ascii="Arial" w:hAnsi="Arial" w:cs="Arial"/>
+                <w:rFonts w:ascii="Arial" w:hAnsi="Arial"/>
                 <w:b/>
-                <w:i w:val="0"/>
                 <w:color w:val="FFFFFF"/>
-                <w:sz w:val="22"/>
+                <w:sz w:val="20"/>
               </w:rPr>
-              <w:t>Size</w:t>
-            </w:r>
-          </w:p>
-        </w:tc>
-        <w:tc>
-          <w:tcPr>
-            <w:tcW w:type="dxa" w:w="2880"/>
-            <w:tcBorders>
-              <w:top w:val="single" w:sz="6" w:color="BFBFBF"/>
-              <w:left w:val="single" w:sz="6" w:color="BFBFBF"/>
-              <w:bottom w:val="single" w:sz="6" w:color="BFBFBF"/>
-              <w:right w:val="single" w:sz="6" w:color="BFBFBF"/>
-            </w:tcBorders>
-            <w:shd w:val="clear" w:color="auto" w:fill="1F4E79"/>
-            <w:vAlign w:val="center"/>
-          </w:tcPr>
-          <w:p>
-            <w:pPr>
-              <w:spacing w:before="40" w:after="40"/>
-              <w:jc w:val="center"/>
-            </w:pPr>
-            <w:r/>
-            <w:r>
-              <w:rPr>
-                <w:rFonts w:ascii="Arial" w:hAnsi="Arial" w:cs="Arial"/>
-                <w:b/>
-                <w:i w:val="0"/>
-                <w:color w:val="FFFFFF"/>
-                <w:sz w:val="22"/>
-              </w:rPr>
-              <w:t>GT</w:t>
-            </w:r>
-          </w:p>
-        </w:tc>
-        <w:tc>
-          <w:tcPr>
-            <w:tcW w:type="dxa" w:w="2160"/>
-            <w:tcBorders>
-              <w:top w:val="single" w:sz="6" w:color="BFBFBF"/>
-              <w:left w:val="single" w:sz="6" w:color="BFBFBF"/>
-              <w:bottom w:val="single" w:sz="6" w:color="BFBFBF"/>
-              <w:right w:val="single" w:sz="6" w:color="BFBFBF"/>
-            </w:tcBorders>
-            <w:shd w:val="clear" w:color="auto" w:fill="1F4E79"/>
-            <w:vAlign w:val="center"/>
-          </w:tcPr>
-          <w:p>
-            <w:pPr>
-              <w:spacing w:before="40" w:after="40"/>
-              <w:jc w:val="center"/>
-            </w:pPr>
-            <w:r/>
-            <w:r>
-              <w:rPr>
-                <w:rFonts w:ascii="Arial" w:hAnsi="Arial" w:cs="Arial"/>
-                <w:b/>
-                <w:i w:val="0"/>
-                <w:color w:val="FFFFFF"/>
-                <w:sz w:val="22"/>
-              </w:rPr>
-              <w:t>หมายเหตุ</w:t>
+              <w:t>เหตุผลที่ตัดออก</w:t>
             </w:r>
           </w:p>
         </w:tc>
@@ -1594,113 +3200,31 @@
       <w:tr>
         <w:tc>
           <w:tcPr>
-            <w:tcW w:type="dxa" w:w="2304"/>
-            <w:tcBorders>
-              <w:top w:val="single" w:sz="6" w:color="BFBFBF"/>
-              <w:left w:val="single" w:sz="6" w:color="BFBFBF"/>
-              <w:bottom w:val="single" w:sz="6" w:color="BFBFBF"/>
-              <w:right w:val="single" w:sz="6" w:color="BFBFBF"/>
-            </w:tcBorders>
-            <w:shd w:val="clear" w:color="auto" w:fill="E8F4D7"/>
-            <w:vAlign w:val="top"/>
+            <w:tcW w:type="dxa" w:w="3168"/>
+            <w:shd w:val="clear" w:color="auto" w:fill="F0F4FA"/>
           </w:tcPr>
           <w:p>
-            <w:pPr>
-              <w:spacing w:before="40" w:after="40"/>
-            </w:pPr>
-            <w:r/>
             <w:r>
               <w:rPr>
-                <w:rFonts w:ascii="Arial" w:hAnsi="Arial" w:cs="Arial"/>
-                <w:b w:val="0"/>
-                <w:i w:val="0"/>
+                <w:rFonts w:ascii="Arial" w:hAnsi="Arial"/>
                 <w:sz w:val="20"/>
               </w:rPr>
-              <w:t>UEyes (Aalto, CHI 2023)</w:t>
+              <w:t>SALICON</w:t>
             </w:r>
           </w:p>
         </w:tc>
         <w:tc>
           <w:tcPr>
-            <w:tcW w:type="dxa" w:w="1872"/>
-            <w:tcBorders>
-              <w:top w:val="single" w:sz="6" w:color="BFBFBF"/>
-              <w:left w:val="single" w:sz="6" w:color="BFBFBF"/>
-              <w:bottom w:val="single" w:sz="6" w:color="BFBFBF"/>
-              <w:right w:val="single" w:sz="6" w:color="BFBFBF"/>
-            </w:tcBorders>
-            <w:shd w:val="clear" w:color="auto" w:fill="E8F4D7"/>
-            <w:vAlign w:val="top"/>
+            <w:tcW w:type="dxa" w:w="8928"/>
+            <w:shd w:val="clear" w:color="auto" w:fill="F0F4FA"/>
           </w:tcPr>
           <w:p>
-            <w:pPr>
-              <w:spacing w:before="40" w:after="40"/>
-            </w:pPr>
-            <w:r/>
             <w:r>
               <w:rPr>
-                <w:rFonts w:ascii="Arial" w:hAnsi="Arial" w:cs="Arial"/>
-                <w:b w:val="0"/>
-                <w:i w:val="0"/>
+                <w:rFonts w:ascii="Arial" w:hAnsi="Arial"/>
                 <w:sz w:val="20"/>
               </w:rPr>
-              <w:t>1,980 UIs (495 web)</w:t>
-            </w:r>
-          </w:p>
-        </w:tc>
-        <w:tc>
-          <w:tcPr>
-            <w:tcW w:type="dxa" w:w="2880"/>
-            <w:tcBorders>
-              <w:top w:val="single" w:sz="6" w:color="BFBFBF"/>
-              <w:left w:val="single" w:sz="6" w:color="BFBFBF"/>
-              <w:bottom w:val="single" w:sz="6" w:color="BFBFBF"/>
-              <w:right w:val="single" w:sz="6" w:color="BFBFBF"/>
-            </w:tcBorders>
-            <w:shd w:val="clear" w:color="auto" w:fill="E8F4D7"/>
-            <w:vAlign w:val="top"/>
-          </w:tcPr>
-          <w:p>
-            <w:pPr>
-              <w:spacing w:before="40" w:after="40"/>
-            </w:pPr>
-            <w:r/>
-            <w:r>
-              <w:rPr>
-                <w:rFonts w:ascii="Arial" w:hAnsi="Arial" w:cs="Arial"/>
-                <w:b w:val="0"/>
-                <w:i w:val="0"/>
-                <w:sz w:val="20"/>
-              </w:rPr>
-              <w:t>Saliency map 1s/3s/7s + scanpath, 62 users</w:t>
-            </w:r>
-          </w:p>
-        </w:tc>
-        <w:tc>
-          <w:tcPr>
-            <w:tcW w:type="dxa" w:w="2160"/>
-            <w:tcBorders>
-              <w:top w:val="single" w:sz="6" w:color="BFBFBF"/>
-              <w:left w:val="single" w:sz="6" w:color="BFBFBF"/>
-              <w:bottom w:val="single" w:sz="6" w:color="BFBFBF"/>
-              <w:right w:val="single" w:sz="6" w:color="BFBFBF"/>
-            </w:tcBorders>
-            <w:shd w:val="clear" w:color="auto" w:fill="E8F4D7"/>
-            <w:vAlign w:val="top"/>
-          </w:tcPr>
-          <w:p>
-            <w:pPr>
-              <w:spacing w:before="40" w:after="40"/>
-            </w:pPr>
-            <w:r/>
-            <w:r>
-              <w:rPr>
-                <w:rFonts w:ascii="Arial" w:hAnsi="Arial" w:cs="Arial"/>
-                <w:b w:val="0"/>
-                <w:i w:val="0"/>
-                <w:sz w:val="20"/>
-              </w:rPr>
-              <w:t>★ ครอบคลุม web/desktop/mobile/poster ใช้ทั้ง train และ evaluation ได้</w:t>
+              <w:t>Natural images ไม่ใช่ UI; task เปลี่ยนจาก saliency evaluation แล้ว</w:t>
             </w:r>
           </w:p>
         </w:tc>
@@ -1708,113 +3232,31 @@
       <w:tr>
         <w:tc>
           <w:tcPr>
-            <w:tcW w:type="dxa" w:w="2304"/>
-            <w:tcBorders>
-              <w:top w:val="single" w:sz="6" w:color="BFBFBF"/>
-              <w:left w:val="single" w:sz="6" w:color="BFBFBF"/>
-              <w:bottom w:val="single" w:sz="6" w:color="BFBFBF"/>
-              <w:right w:val="single" w:sz="6" w:color="BFBFBF"/>
-            </w:tcBorders>
-            <w:shd w:val="clear" w:color="auto" w:fill="E8F4D7"/>
-            <w:vAlign w:val="top"/>
+            <w:tcW w:type="dxa" w:w="3168"/>
+            <w:shd w:val="clear" w:color="auto" w:fill="FFFFFF"/>
           </w:tcPr>
           <w:p>
-            <w:pPr>
-              <w:spacing w:before="40" w:after="40"/>
-            </w:pPr>
-            <w:r/>
             <w:r>
               <w:rPr>
-                <w:rFonts w:ascii="Arial" w:hAnsi="Arial" w:cs="Arial"/>
-                <w:b w:val="0"/>
-                <w:i w:val="0"/>
+                <w:rFonts w:ascii="Arial" w:hAnsi="Arial"/>
                 <w:sz w:val="20"/>
               </w:rPr>
-              <w:t>FiWI (Fixations in Webpage Images)</w:t>
+              <w:t>WebUI 400K</w:t>
             </w:r>
           </w:p>
         </w:tc>
         <w:tc>
           <w:tcPr>
-            <w:tcW w:type="dxa" w:w="1872"/>
-            <w:tcBorders>
-              <w:top w:val="single" w:sz="6" w:color="BFBFBF"/>
-              <w:left w:val="single" w:sz="6" w:color="BFBFBF"/>
-              <w:bottom w:val="single" w:sz="6" w:color="BFBFBF"/>
-              <w:right w:val="single" w:sz="6" w:color="BFBFBF"/>
-            </w:tcBorders>
-            <w:shd w:val="clear" w:color="auto" w:fill="E8F4D7"/>
-            <w:vAlign w:val="top"/>
+            <w:tcW w:type="dxa" w:w="8928"/>
+            <w:shd w:val="clear" w:color="auto" w:fill="FFFFFF"/>
           </w:tcPr>
           <w:p>
-            <w:pPr>
-              <w:spacing w:before="40" w:after="40"/>
-            </w:pPr>
-            <w:r/>
             <w:r>
               <w:rPr>
-                <w:rFonts w:ascii="Arial" w:hAnsi="Arial" w:cs="Arial"/>
-                <w:b w:val="0"/>
-                <w:i w:val="0"/>
+                <w:rFonts w:ascii="Arial" w:hAnsi="Arial"/>
                 <w:sz w:val="20"/>
               </w:rPr>
-              <w:t>149 webpages</w:t>
-            </w:r>
-          </w:p>
-        </w:tc>
-        <w:tc>
-          <w:tcPr>
-            <w:tcW w:type="dxa" w:w="2880"/>
-            <w:tcBorders>
-              <w:top w:val="single" w:sz="6" w:color="BFBFBF"/>
-              <w:left w:val="single" w:sz="6" w:color="BFBFBF"/>
-              <w:bottom w:val="single" w:sz="6" w:color="BFBFBF"/>
-              <w:right w:val="single" w:sz="6" w:color="BFBFBF"/>
-            </w:tcBorders>
-            <w:shd w:val="clear" w:color="auto" w:fill="E8F4D7"/>
-            <w:vAlign w:val="top"/>
-          </w:tcPr>
-          <w:p>
-            <w:pPr>
-              <w:spacing w:before="40" w:after="40"/>
-            </w:pPr>
-            <w:r/>
-            <w:r>
-              <w:rPr>
-                <w:rFonts w:ascii="Arial" w:hAnsi="Arial" w:cs="Arial"/>
-                <w:b w:val="0"/>
-                <w:i w:val="0"/>
-                <w:sz w:val="20"/>
-              </w:rPr>
-              <w:t>Eye-tracking 1000Hz, 11 users</w:t>
-            </w:r>
-          </w:p>
-        </w:tc>
-        <w:tc>
-          <w:tcPr>
-            <w:tcW w:type="dxa" w:w="2160"/>
-            <w:tcBorders>
-              <w:top w:val="single" w:sz="6" w:color="BFBFBF"/>
-              <w:left w:val="single" w:sz="6" w:color="BFBFBF"/>
-              <w:bottom w:val="single" w:sz="6" w:color="BFBFBF"/>
-              <w:right w:val="single" w:sz="6" w:color="BFBFBF"/>
-            </w:tcBorders>
-            <w:shd w:val="clear" w:color="auto" w:fill="E8F4D7"/>
-            <w:vAlign w:val="top"/>
-          </w:tcPr>
-          <w:p>
-            <w:pPr>
-              <w:spacing w:before="40" w:after="40"/>
-            </w:pPr>
-            <w:r/>
-            <w:r>
-              <w:rPr>
-                <w:rFonts w:ascii="Arial" w:hAnsi="Arial" w:cs="Arial"/>
-                <w:b w:val="0"/>
-                <w:i w:val="0"/>
-                <w:sz w:val="20"/>
-              </w:rPr>
-              <w:t>Benchmark classic — ใช้รายงาน CC, NSS, KL, sAUC</w:t>
+              <w:t>Website layout detection; scope เปลี่ยนเป็น mobile UI</w:t>
             </w:r>
           </w:p>
         </w:tc>
@@ -1822,109 +3264,31 @@
       <w:tr>
         <w:tc>
           <w:tcPr>
-            <w:tcW w:type="dxa" w:w="2304"/>
-            <w:tcBorders>
-              <w:top w:val="single" w:sz="6" w:color="BFBFBF"/>
-              <w:left w:val="single" w:sz="6" w:color="BFBFBF"/>
-              <w:bottom w:val="single" w:sz="6" w:color="BFBFBF"/>
-              <w:right w:val="single" w:sz="6" w:color="BFBFBF"/>
-            </w:tcBorders>
-            <w:vAlign w:val="top"/>
+            <w:tcW w:type="dxa" w:w="3168"/>
+            <w:shd w:val="clear" w:color="auto" w:fill="F0F4FA"/>
           </w:tcPr>
           <w:p>
-            <w:pPr>
-              <w:spacing w:before="40" w:after="40"/>
-            </w:pPr>
-            <w:r/>
             <w:r>
               <w:rPr>
-                <w:rFonts w:ascii="Arial" w:hAnsi="Arial" w:cs="Arial"/>
-                <w:b w:val="0"/>
-                <w:i w:val="0"/>
+                <w:rFonts w:ascii="Arial" w:hAnsi="Arial"/>
                 <w:sz w:val="20"/>
               </w:rPr>
-              <w:t>WebSaliency (Shen &amp; Zhao)</w:t>
+              <w:t>UEyes</w:t>
             </w:r>
           </w:p>
         </w:tc>
         <w:tc>
           <w:tcPr>
-            <w:tcW w:type="dxa" w:w="1872"/>
-            <w:tcBorders>
-              <w:top w:val="single" w:sz="6" w:color="BFBFBF"/>
-              <w:left w:val="single" w:sz="6" w:color="BFBFBF"/>
-              <w:bottom w:val="single" w:sz="6" w:color="BFBFBF"/>
-              <w:right w:val="single" w:sz="6" w:color="BFBFBF"/>
-            </w:tcBorders>
-            <w:vAlign w:val="top"/>
+            <w:tcW w:type="dxa" w:w="8928"/>
+            <w:shd w:val="clear" w:color="auto" w:fill="F0F4FA"/>
           </w:tcPr>
           <w:p>
-            <w:pPr>
-              <w:spacing w:before="40" w:after="40"/>
-            </w:pPr>
-            <w:r/>
             <w:r>
               <w:rPr>
-                <w:rFonts w:ascii="Arial" w:hAnsi="Arial" w:cs="Arial"/>
-                <w:b w:val="0"/>
-                <w:i w:val="0"/>
+                <w:rFonts w:ascii="Arial" w:hAnsi="Arial"/>
                 <w:sz w:val="20"/>
               </w:rPr>
-              <w:t>450 webpages</w:t>
-            </w:r>
-          </w:p>
-        </w:tc>
-        <w:tc>
-          <w:tcPr>
-            <w:tcW w:type="dxa" w:w="2880"/>
-            <w:tcBorders>
-              <w:top w:val="single" w:sz="6" w:color="BFBFBF"/>
-              <w:left w:val="single" w:sz="6" w:color="BFBFBF"/>
-              <w:bottom w:val="single" w:sz="6" w:color="BFBFBF"/>
-              <w:right w:val="single" w:sz="6" w:color="BFBFBF"/>
-            </w:tcBorders>
-            <w:vAlign w:val="top"/>
-          </w:tcPr>
-          <w:p>
-            <w:pPr>
-              <w:spacing w:before="40" w:after="40"/>
-            </w:pPr>
-            <w:r/>
-            <w:r>
-              <w:rPr>
-                <w:rFonts w:ascii="Arial" w:hAnsi="Arial" w:cs="Arial"/>
-                <w:b w:val="0"/>
-                <w:i w:val="0"/>
-                <w:sz w:val="20"/>
-              </w:rPr>
-              <w:t>Eye-tracking 1000Hz, 41 users</w:t>
-            </w:r>
-          </w:p>
-        </w:tc>
-        <w:tc>
-          <w:tcPr>
-            <w:tcW w:type="dxa" w:w="2160"/>
-            <w:tcBorders>
-              <w:top w:val="single" w:sz="6" w:color="BFBFBF"/>
-              <w:left w:val="single" w:sz="6" w:color="BFBFBF"/>
-              <w:bottom w:val="single" w:sz="6" w:color="BFBFBF"/>
-              <w:right w:val="single" w:sz="6" w:color="BFBFBF"/>
-            </w:tcBorders>
-            <w:vAlign w:val="top"/>
-          </w:tcPr>
-          <w:p>
-            <w:pPr>
-              <w:spacing w:before="40" w:after="40"/>
-            </w:pPr>
-            <w:r/>
-            <w:r>
-              <w:rPr>
-                <w:rFonts w:ascii="Arial" w:hAnsi="Arial" w:cs="Arial"/>
-                <w:b w:val="0"/>
-                <w:i w:val="0"/>
-                <w:sz w:val="20"/>
-              </w:rPr>
-              <w:t>Mid-size ดีสำหรับ cross-dataset evaluation</w:t>
+              <w:t>Eye-tracking dataset; ไม่จำเป็นเพราะไม่ได้ evaluate saliency โดยตรง</w:t>
             </w:r>
           </w:p>
         </w:tc>
@@ -1932,293 +3296,31 @@
       <w:tr>
         <w:tc>
           <w:tcPr>
-            <w:tcW w:type="dxa" w:w="2304"/>
-            <w:tcBorders>
-              <w:top w:val="single" w:sz="6" w:color="BFBFBF"/>
-              <w:left w:val="single" w:sz="6" w:color="BFBFBF"/>
-              <w:bottom w:val="single" w:sz="6" w:color="BFBFBF"/>
-              <w:right w:val="single" w:sz="6" w:color="BFBFBF"/>
-            </w:tcBorders>
-            <w:shd w:val="clear" w:color="auto" w:fill="F7F7F7"/>
-            <w:vAlign w:val="top"/>
+            <w:tcW w:type="dxa" w:w="3168"/>
+            <w:shd w:val="clear" w:color="auto" w:fill="FFFFFF"/>
           </w:tcPr>
           <w:p>
-            <w:pPr>
-              <w:spacing w:before="40" w:after="40"/>
-            </w:pPr>
-            <w:r/>
             <w:r>
               <w:rPr>
-                <w:rFonts w:ascii="Arial" w:hAnsi="Arial" w:cs="Arial"/>
-                <w:b w:val="0"/>
-                <w:i w:val="0"/>
+                <w:rFonts w:ascii="Arial" w:hAnsi="Arial"/>
                 <w:sz w:val="20"/>
               </w:rPr>
-              <w:t>WIC640 (2024)</w:t>
+              <w:t>Webthetics / Calista</w:t>
             </w:r>
           </w:p>
         </w:tc>
         <w:tc>
           <w:tcPr>
-            <w:tcW w:type="dxa" w:w="1872"/>
-            <w:tcBorders>
-              <w:top w:val="single" w:sz="6" w:color="BFBFBF"/>
-              <w:left w:val="single" w:sz="6" w:color="BFBFBF"/>
-              <w:bottom w:val="single" w:sz="6" w:color="BFBFBF"/>
-              <w:right w:val="single" w:sz="6" w:color="BFBFBF"/>
-            </w:tcBorders>
-            <w:shd w:val="clear" w:color="auto" w:fill="F7F7F7"/>
-            <w:vAlign w:val="top"/>
+            <w:tcW w:type="dxa" w:w="8928"/>
+            <w:shd w:val="clear" w:color="auto" w:fill="FFFFFF"/>
           </w:tcPr>
           <w:p>
-            <w:pPr>
-              <w:spacing w:before="40" w:after="40"/>
-            </w:pPr>
-            <w:r/>
             <w:r>
               <w:rPr>
-                <w:rFonts w:ascii="Arial" w:hAnsi="Arial" w:cs="Arial"/>
-                <w:b w:val="0"/>
-                <w:i w:val="0"/>
+                <w:rFonts w:ascii="Arial" w:hAnsi="Arial"/>
                 <w:sz w:val="20"/>
               </w:rPr>
-              <w:t>640 webpages</w:t>
-            </w:r>
-          </w:p>
-        </w:tc>
-        <w:tc>
-          <w:tcPr>
-            <w:tcW w:type="dxa" w:w="2880"/>
-            <w:tcBorders>
-              <w:top w:val="single" w:sz="6" w:color="BFBFBF"/>
-              <w:left w:val="single" w:sz="6" w:color="BFBFBF"/>
-              <w:bottom w:val="single" w:sz="6" w:color="BFBFBF"/>
-              <w:right w:val="single" w:sz="6" w:color="BFBFBF"/>
-            </w:tcBorders>
-            <w:shd w:val="clear" w:color="auto" w:fill="F7F7F7"/>
-            <w:vAlign w:val="top"/>
-          </w:tcPr>
-          <w:p>
-            <w:pPr>
-              <w:spacing w:before="40" w:after="40"/>
-            </w:pPr>
-            <w:r/>
-            <w:r>
-              <w:rPr>
-                <w:rFonts w:ascii="Arial" w:hAnsi="Arial" w:cs="Arial"/>
-                <w:b w:val="0"/>
-                <w:i w:val="0"/>
-                <w:sz w:val="20"/>
-              </w:rPr>
-              <w:t>Eye-tracking, 85 users 4 ช่วงอายุ ทั้งสองเพศ</w:t>
-            </w:r>
-          </w:p>
-        </w:tc>
-        <w:tc>
-          <w:tcPr>
-            <w:tcW w:type="dxa" w:w="2160"/>
-            <w:tcBorders>
-              <w:top w:val="single" w:sz="6" w:color="BFBFBF"/>
-              <w:left w:val="single" w:sz="6" w:color="BFBFBF"/>
-              <w:bottom w:val="single" w:sz="6" w:color="BFBFBF"/>
-              <w:right w:val="single" w:sz="6" w:color="BFBFBF"/>
-            </w:tcBorders>
-            <w:shd w:val="clear" w:color="auto" w:fill="F7F7F7"/>
-            <w:vAlign w:val="top"/>
-          </w:tcPr>
-          <w:p>
-            <w:pPr>
-              <w:spacing w:before="40" w:after="40"/>
-            </w:pPr>
-            <w:r/>
-            <w:r>
-              <w:rPr>
-                <w:rFonts w:ascii="Arial" w:hAnsi="Arial" w:cs="Arial"/>
-                <w:b w:val="0"/>
-                <w:i w:val="0"/>
-                <w:sz w:val="20"/>
-              </w:rPr>
-              <w:t>Demographic diversity ดีสำหรับ generalization</w:t>
-            </w:r>
-          </w:p>
-        </w:tc>
-      </w:tr>
-    </w:tbl>
-    <w:p>
-      <w:pPr>
-        <w:spacing w:before="80" w:after="80"/>
-      </w:pPr>
-      <w:r>
-        <w:rPr>
-          <w:rFonts w:ascii="Arial" w:hAnsi="Arial" w:cs="Arial"/>
-          <w:b w:val="0"/>
-          <w:i w:val="0"/>
-          <w:sz w:val="22"/>
-        </w:rPr>
-        <w:t xml:space="preserve"> </w:t>
-      </w:r>
-    </w:p>
-    <w:p>
-      <w:pPr>
-        <w:keepNext/>
-        <w:spacing w:before="320" w:after="160"/>
-        <w:outlineLvl w:val="0"/>
-      </w:pPr>
-      <w:r>
-        <w:rPr>
-          <w:rFonts w:ascii="Arial" w:hAnsi="Arial" w:cs="Arial"/>
-          <w:b/>
-          <w:i w:val="0"/>
-          <w:color w:val="1F4E79"/>
-          <w:sz w:val="32"/>
-        </w:rPr>
-        <w:t>4. UX Score Training (สำหรับ UX Head)</w:t>
-      </w:r>
-    </w:p>
-    <w:p>
-      <w:pPr>
-        <w:spacing w:before="80" w:after="120"/>
-      </w:pPr>
-      <w:r>
-        <w:rPr>
-          <w:rFonts w:ascii="Arial" w:hAnsi="Arial" w:cs="Arial"/>
-          <w:b w:val="0"/>
-          <w:i w:val="0"/>
-          <w:sz w:val="22"/>
-        </w:rPr>
-        <w:t>ตัว WDQD ที่ระบุไว้ใน config ไม่มีแหล่งสาธารณะที่ verify ได้ แนะนำเปลี่ยนหรือเสริมด้วยตัวที่มี GT ชัดเจนและถูก cite บ่อยใน UX/aesthetics literature</w:t>
-      </w:r>
-    </w:p>
-    <w:tbl>
-      <w:tblPr>
-        <w:tblW w:type="auto" w:w="0"/>
-        <w:tblLayout w:type="fixed"/>
-        <w:tblLook w:firstColumn="1" w:firstRow="1" w:lastColumn="0" w:lastRow="0" w:noHBand="0" w:noVBand="1" w:val="04A0"/>
-      </w:tblPr>
-      <w:tblGrid>
-        <w:gridCol w:w="2409"/>
-        <w:gridCol w:w="2409"/>
-        <w:gridCol w:w="2409"/>
-        <w:gridCol w:w="2409"/>
-      </w:tblGrid>
-      <w:tr>
-        <w:tc>
-          <w:tcPr>
-            <w:tcW w:type="dxa" w:w="2448"/>
-            <w:tcBorders>
-              <w:top w:val="single" w:sz="6" w:color="BFBFBF"/>
-              <w:left w:val="single" w:sz="6" w:color="BFBFBF"/>
-              <w:bottom w:val="single" w:sz="6" w:color="BFBFBF"/>
-              <w:right w:val="single" w:sz="6" w:color="BFBFBF"/>
-            </w:tcBorders>
-            <w:shd w:val="clear" w:color="auto" w:fill="1F4E79"/>
-            <w:vAlign w:val="center"/>
-          </w:tcPr>
-          <w:p>
-            <w:pPr>
-              <w:spacing w:before="40" w:after="40"/>
-              <w:jc w:val="center"/>
-            </w:pPr>
-            <w:r/>
-            <w:r>
-              <w:rPr>
-                <w:rFonts w:ascii="Arial" w:hAnsi="Arial" w:cs="Arial"/>
-                <w:b/>
-                <w:i w:val="0"/>
-                <w:color w:val="FFFFFF"/>
-                <w:sz w:val="22"/>
-              </w:rPr>
-              <w:t>Dataset</w:t>
-            </w:r>
-          </w:p>
-        </w:tc>
-        <w:tc>
-          <w:tcPr>
-            <w:tcW w:type="dxa" w:w="1872"/>
-            <w:tcBorders>
-              <w:top w:val="single" w:sz="6" w:color="BFBFBF"/>
-              <w:left w:val="single" w:sz="6" w:color="BFBFBF"/>
-              <w:bottom w:val="single" w:sz="6" w:color="BFBFBF"/>
-              <w:right w:val="single" w:sz="6" w:color="BFBFBF"/>
-            </w:tcBorders>
-            <w:shd w:val="clear" w:color="auto" w:fill="1F4E79"/>
-            <w:vAlign w:val="center"/>
-          </w:tcPr>
-          <w:p>
-            <w:pPr>
-              <w:spacing w:before="40" w:after="40"/>
-              <w:jc w:val="center"/>
-            </w:pPr>
-            <w:r/>
-            <w:r>
-              <w:rPr>
-                <w:rFonts w:ascii="Arial" w:hAnsi="Arial" w:cs="Arial"/>
-                <w:b/>
-                <w:i w:val="0"/>
-                <w:color w:val="FFFFFF"/>
-                <w:sz w:val="22"/>
-              </w:rPr>
-              <w:t>Size</w:t>
-            </w:r>
-          </w:p>
-        </w:tc>
-        <w:tc>
-          <w:tcPr>
-            <w:tcW w:type="dxa" w:w="2736"/>
-            <w:tcBorders>
-              <w:top w:val="single" w:sz="6" w:color="BFBFBF"/>
-              <w:left w:val="single" w:sz="6" w:color="BFBFBF"/>
-              <w:bottom w:val="single" w:sz="6" w:color="BFBFBF"/>
-              <w:right w:val="single" w:sz="6" w:color="BFBFBF"/>
-            </w:tcBorders>
-            <w:shd w:val="clear" w:color="auto" w:fill="1F4E79"/>
-            <w:vAlign w:val="center"/>
-          </w:tcPr>
-          <w:p>
-            <w:pPr>
-              <w:spacing w:before="40" w:after="40"/>
-              <w:jc w:val="center"/>
-            </w:pPr>
-            <w:r/>
-            <w:r>
-              <w:rPr>
-                <w:rFonts w:ascii="Arial" w:hAnsi="Arial" w:cs="Arial"/>
-                <w:b/>
-                <w:i w:val="0"/>
-                <w:color w:val="FFFFFF"/>
-                <w:sz w:val="22"/>
-              </w:rPr>
-              <w:t>GT</w:t>
-            </w:r>
-          </w:p>
-        </w:tc>
-        <w:tc>
-          <w:tcPr>
-            <w:tcW w:type="dxa" w:w="2160"/>
-            <w:tcBorders>
-              <w:top w:val="single" w:sz="6" w:color="BFBFBF"/>
-              <w:left w:val="single" w:sz="6" w:color="BFBFBF"/>
-              <w:bottom w:val="single" w:sz="6" w:color="BFBFBF"/>
-              <w:right w:val="single" w:sz="6" w:color="BFBFBF"/>
-            </w:tcBorders>
-            <w:shd w:val="clear" w:color="auto" w:fill="1F4E79"/>
-            <w:vAlign w:val="center"/>
-          </w:tcPr>
-          <w:p>
-            <w:pPr>
-              <w:spacing w:before="40" w:after="40"/>
-              <w:jc w:val="center"/>
-            </w:pPr>
-            <w:r/>
-            <w:r>
-              <w:rPr>
-                <w:rFonts w:ascii="Arial" w:hAnsi="Arial" w:cs="Arial"/>
-                <w:b/>
-                <w:i w:val="0"/>
-                <w:color w:val="FFFFFF"/>
-                <w:sz w:val="22"/>
-              </w:rPr>
-              <w:t>หมายเหตุ</w:t>
+              <w:t>Website aesthetics scoring; ต่างจาก mobile UI quality</w:t>
             </w:r>
           </w:p>
         </w:tc>
@@ -2226,113 +3328,31 @@
       <w:tr>
         <w:tc>
           <w:tcPr>
-            <w:tcW w:type="dxa" w:w="2448"/>
-            <w:tcBorders>
-              <w:top w:val="single" w:sz="6" w:color="BFBFBF"/>
-              <w:left w:val="single" w:sz="6" w:color="BFBFBF"/>
-              <w:bottom w:val="single" w:sz="6" w:color="BFBFBF"/>
-              <w:right w:val="single" w:sz="6" w:color="BFBFBF"/>
-            </w:tcBorders>
-            <w:shd w:val="clear" w:color="auto" w:fill="E8F4D7"/>
-            <w:vAlign w:val="top"/>
+            <w:tcW w:type="dxa" w:w="3168"/>
+            <w:shd w:val="clear" w:color="auto" w:fill="F0F4FA"/>
           </w:tcPr>
           <w:p>
-            <w:pPr>
-              <w:spacing w:before="40" w:after="40"/>
-            </w:pPr>
-            <w:r/>
             <w:r>
               <w:rPr>
-                <w:rFonts w:ascii="Arial" w:hAnsi="Arial" w:cs="Arial"/>
-                <w:b w:val="0"/>
-                <w:i w:val="0"/>
+                <w:rFonts w:ascii="Arial" w:hAnsi="Arial"/>
                 <w:sz w:val="20"/>
               </w:rPr>
-              <w:t>Webthetics (Delitzas et al., 2018)</w:t>
+              <w:t>PubLayNet</w:t>
             </w:r>
           </w:p>
         </w:tc>
         <w:tc>
           <w:tcPr>
-            <w:tcW w:type="dxa" w:w="1872"/>
-            <w:tcBorders>
-              <w:top w:val="single" w:sz="6" w:color="BFBFBF"/>
-              <w:left w:val="single" w:sz="6" w:color="BFBFBF"/>
-              <w:bottom w:val="single" w:sz="6" w:color="BFBFBF"/>
-              <w:right w:val="single" w:sz="6" w:color="BFBFBF"/>
-            </w:tcBorders>
-            <w:shd w:val="clear" w:color="auto" w:fill="E8F4D7"/>
-            <w:vAlign w:val="top"/>
+            <w:tcW w:type="dxa" w:w="8928"/>
+            <w:shd w:val="clear" w:color="auto" w:fill="F0F4FA"/>
           </w:tcPr>
           <w:p>
-            <w:pPr>
-              <w:spacing w:before="40" w:after="40"/>
-            </w:pPr>
-            <w:r/>
             <w:r>
               <w:rPr>
-                <w:rFonts w:ascii="Arial" w:hAnsi="Arial" w:cs="Arial"/>
-                <w:b w:val="0"/>
-                <w:i w:val="0"/>
+                <w:rFonts w:ascii="Arial" w:hAnsi="Arial"/>
                 <w:sz w:val="20"/>
               </w:rPr>
-              <w:t>418 webpages</w:t>
-            </w:r>
-          </w:p>
-        </w:tc>
-        <w:tc>
-          <w:tcPr>
-            <w:tcW w:type="dxa" w:w="2736"/>
-            <w:tcBorders>
-              <w:top w:val="single" w:sz="6" w:color="BFBFBF"/>
-              <w:left w:val="single" w:sz="6" w:color="BFBFBF"/>
-              <w:bottom w:val="single" w:sz="6" w:color="BFBFBF"/>
-              <w:right w:val="single" w:sz="6" w:color="BFBFBF"/>
-            </w:tcBorders>
-            <w:shd w:val="clear" w:color="auto" w:fill="E8F4D7"/>
-            <w:vAlign w:val="top"/>
-          </w:tcPr>
-          <w:p>
-            <w:pPr>
-              <w:spacing w:before="40" w:after="40"/>
-            </w:pPr>
-            <w:r/>
-            <w:r>
-              <w:rPr>
-                <w:rFonts w:ascii="Arial" w:hAnsi="Arial" w:cs="Arial"/>
-                <w:b w:val="0"/>
-                <w:i w:val="0"/>
-                <w:sz w:val="20"/>
-              </w:rPr>
-              <w:t>771K aesthetic ratings (Likert 1–9) จาก 32K users</w:t>
-            </w:r>
-          </w:p>
-        </w:tc>
-        <w:tc>
-          <w:tcPr>
-            <w:tcW w:type="dxa" w:w="2160"/>
-            <w:tcBorders>
-              <w:top w:val="single" w:sz="6" w:color="BFBFBF"/>
-              <w:left w:val="single" w:sz="6" w:color="BFBFBF"/>
-              <w:bottom w:val="single" w:sz="6" w:color="BFBFBF"/>
-              <w:right w:val="single" w:sz="6" w:color="BFBFBF"/>
-            </w:tcBorders>
-            <w:shd w:val="clear" w:color="auto" w:fill="E8F4D7"/>
-            <w:vAlign w:val="top"/>
-          </w:tcPr>
-          <w:p>
-            <w:pPr>
-              <w:spacing w:before="40" w:after="40"/>
-            </w:pPr>
-            <w:r/>
-            <w:r>
-              <w:rPr>
-                <w:rFonts w:ascii="Arial" w:hAnsi="Arial" w:cs="Arial"/>
-                <w:b w:val="0"/>
-                <w:i w:val="0"/>
-                <w:sz w:val="20"/>
-              </w:rPr>
-              <w:t>ปริมาณ rating ต่อหน้าสูงมาก ดีต่อการ regression</w:t>
+              <w:t>Document layout; ไม่เกี่ยวกับ UI</w:t>
             </w:r>
           </w:p>
         </w:tc>
@@ -2340,2242 +3360,39 @@
       <w:tr>
         <w:tc>
           <w:tcPr>
-            <w:tcW w:type="dxa" w:w="2448"/>
-            <w:tcBorders>
-              <w:top w:val="single" w:sz="6" w:color="BFBFBF"/>
-              <w:left w:val="single" w:sz="6" w:color="BFBFBF"/>
-              <w:bottom w:val="single" w:sz="6" w:color="BFBFBF"/>
-              <w:right w:val="single" w:sz="6" w:color="BFBFBF"/>
-            </w:tcBorders>
-            <w:shd w:val="clear" w:color="auto" w:fill="F7F7F7"/>
-            <w:vAlign w:val="top"/>
+            <w:tcW w:type="dxa" w:w="3168"/>
+            <w:shd w:val="clear" w:color="auto" w:fill="FFFFFF"/>
           </w:tcPr>
           <w:p>
-            <w:pPr>
-              <w:spacing w:before="40" w:after="40"/>
-            </w:pPr>
-            <w:r/>
             <w:r>
               <w:rPr>
-                <w:rFonts w:ascii="Arial" w:hAnsi="Arial" w:cs="Arial"/>
-                <w:b w:val="0"/>
-                <w:i w:val="0"/>
+                <w:rFonts w:ascii="Arial" w:hAnsi="Arial"/>
                 <w:sz w:val="20"/>
               </w:rPr>
-              <w:t>Calista — Rating-based</w:t>
+              <w:t>WDQD</w:t>
             </w:r>
           </w:p>
         </w:tc>
         <w:tc>
           <w:tcPr>
-            <w:tcW w:type="dxa" w:w="1872"/>
-            <w:tcBorders>
-              <w:top w:val="single" w:sz="6" w:color="BFBFBF"/>
-              <w:left w:val="single" w:sz="6" w:color="BFBFBF"/>
-              <w:bottom w:val="single" w:sz="6" w:color="BFBFBF"/>
-              <w:right w:val="single" w:sz="6" w:color="BFBFBF"/>
-            </w:tcBorders>
-            <w:shd w:val="clear" w:color="auto" w:fill="F7F7F7"/>
-            <w:vAlign w:val="top"/>
+            <w:tcW w:type="dxa" w:w="8928"/>
+            <w:shd w:val="clear" w:color="auto" w:fill="FFFFFF"/>
           </w:tcPr>
           <w:p>
-            <w:pPr>
-              <w:spacing w:before="40" w:after="40"/>
-            </w:pPr>
-            <w:r/>
             <w:r>
               <w:rPr>
-                <w:rFonts w:ascii="Arial" w:hAnsi="Arial" w:cs="Arial"/>
-                <w:b w:val="0"/>
-                <w:i w:val="0"/>
+                <w:rFonts w:ascii="Arial" w:hAnsi="Arial"/>
                 <w:sz w:val="20"/>
               </w:rPr>
-              <w:t>หลายร้อย webpages</w:t>
-            </w:r>
-          </w:p>
-        </w:tc>
-        <w:tc>
-          <w:tcPr>
-            <w:tcW w:type="dxa" w:w="2736"/>
-            <w:tcBorders>
-              <w:top w:val="single" w:sz="6" w:color="BFBFBF"/>
-              <w:left w:val="single" w:sz="6" w:color="BFBFBF"/>
-              <w:bottom w:val="single" w:sz="6" w:color="BFBFBF"/>
-              <w:right w:val="single" w:sz="6" w:color="BFBFBF"/>
-            </w:tcBorders>
-            <w:shd w:val="clear" w:color="auto" w:fill="F7F7F7"/>
-            <w:vAlign w:val="top"/>
-          </w:tcPr>
-          <w:p>
-            <w:pPr>
-              <w:spacing w:before="40" w:after="40"/>
-            </w:pPr>
-            <w:r/>
-            <w:r>
-              <w:rPr>
-                <w:rFonts w:ascii="Arial" w:hAnsi="Arial" w:cs="Arial"/>
-                <w:b w:val="0"/>
-                <w:i w:val="0"/>
-                <w:sz w:val="20"/>
-              </w:rPr>
-              <w:t>Numerical rating</w:t>
-            </w:r>
-          </w:p>
-        </w:tc>
-        <w:tc>
-          <w:tcPr>
-            <w:tcW w:type="dxa" w:w="2160"/>
-            <w:tcBorders>
-              <w:top w:val="single" w:sz="6" w:color="BFBFBF"/>
-              <w:left w:val="single" w:sz="6" w:color="BFBFBF"/>
-              <w:bottom w:val="single" w:sz="6" w:color="BFBFBF"/>
-              <w:right w:val="single" w:sz="6" w:color="BFBFBF"/>
-            </w:tcBorders>
-            <w:shd w:val="clear" w:color="auto" w:fill="F7F7F7"/>
-            <w:vAlign w:val="top"/>
-          </w:tcPr>
-          <w:p>
-            <w:pPr>
-              <w:spacing w:before="40" w:after="40"/>
-            </w:pPr>
-            <w:r/>
-            <w:r>
-              <w:rPr>
-                <w:rFonts w:ascii="Arial" w:hAnsi="Arial" w:cs="Arial"/>
-                <w:b w:val="0"/>
-                <w:i w:val="0"/>
-                <w:sz w:val="20"/>
-              </w:rPr>
-              <w:t>ใช้คู่กับ pairwise dataset ในระบบเดียวกันได้</w:t>
-            </w:r>
-          </w:p>
-        </w:tc>
-      </w:tr>
-      <w:tr>
-        <w:tc>
-          <w:tcPr>
-            <w:tcW w:type="dxa" w:w="2448"/>
-            <w:tcBorders>
-              <w:top w:val="single" w:sz="6" w:color="BFBFBF"/>
-              <w:left w:val="single" w:sz="6" w:color="BFBFBF"/>
-              <w:bottom w:val="single" w:sz="6" w:color="BFBFBF"/>
-              <w:right w:val="single" w:sz="6" w:color="BFBFBF"/>
-            </w:tcBorders>
-            <w:shd w:val="clear" w:color="auto" w:fill="E8F4D7"/>
-            <w:vAlign w:val="top"/>
-          </w:tcPr>
-          <w:p>
-            <w:pPr>
-              <w:spacing w:before="40" w:after="40"/>
-            </w:pPr>
-            <w:r/>
-            <w:r>
-              <w:rPr>
-                <w:rFonts w:ascii="Arial" w:hAnsi="Arial" w:cs="Arial"/>
-                <w:b w:val="0"/>
-                <w:i w:val="0"/>
-                <w:sz w:val="20"/>
-              </w:rPr>
-              <w:t>Calista — Comparison-based (2023)</w:t>
-            </w:r>
-          </w:p>
-        </w:tc>
-        <w:tc>
-          <w:tcPr>
-            <w:tcW w:type="dxa" w:w="1872"/>
-            <w:tcBorders>
-              <w:top w:val="single" w:sz="6" w:color="BFBFBF"/>
-              <w:left w:val="single" w:sz="6" w:color="BFBFBF"/>
-              <w:bottom w:val="single" w:sz="6" w:color="BFBFBF"/>
-              <w:right w:val="single" w:sz="6" w:color="BFBFBF"/>
-            </w:tcBorders>
-            <w:shd w:val="clear" w:color="auto" w:fill="E8F4D7"/>
-            <w:vAlign w:val="top"/>
-          </w:tcPr>
-          <w:p>
-            <w:pPr>
-              <w:spacing w:before="40" w:after="40"/>
-            </w:pPr>
-            <w:r/>
-            <w:r>
-              <w:rPr>
-                <w:rFonts w:ascii="Arial" w:hAnsi="Arial" w:cs="Arial"/>
-                <w:b w:val="0"/>
-                <w:i w:val="0"/>
-                <w:sz w:val="20"/>
-              </w:rPr>
-              <w:t>100 webpages × 5,094 pairwise</w:t>
-            </w:r>
-          </w:p>
-        </w:tc>
-        <w:tc>
-          <w:tcPr>
-            <w:tcW w:type="dxa" w:w="2736"/>
-            <w:tcBorders>
-              <w:top w:val="single" w:sz="6" w:color="BFBFBF"/>
-              <w:left w:val="single" w:sz="6" w:color="BFBFBF"/>
-              <w:bottom w:val="single" w:sz="6" w:color="BFBFBF"/>
-              <w:right w:val="single" w:sz="6" w:color="BFBFBF"/>
-            </w:tcBorders>
-            <w:shd w:val="clear" w:color="auto" w:fill="E8F4D7"/>
-            <w:vAlign w:val="top"/>
-          </w:tcPr>
-          <w:p>
-            <w:pPr>
-              <w:spacing w:before="40" w:after="40"/>
-            </w:pPr>
-            <w:r/>
-            <w:r>
-              <w:rPr>
-                <w:rFonts w:ascii="Arial" w:hAnsi="Arial" w:cs="Arial"/>
-                <w:b w:val="0"/>
-                <w:i w:val="0"/>
-                <w:sz w:val="20"/>
-              </w:rPr>
-              <w:t>Pairwise preference (A vs. B)</w:t>
-            </w:r>
-          </w:p>
-        </w:tc>
-        <w:tc>
-          <w:tcPr>
-            <w:tcW w:type="dxa" w:w="2160"/>
-            <w:tcBorders>
-              <w:top w:val="single" w:sz="6" w:color="BFBFBF"/>
-              <w:left w:val="single" w:sz="6" w:color="BFBFBF"/>
-              <w:bottom w:val="single" w:sz="6" w:color="BFBFBF"/>
-              <w:right w:val="single" w:sz="6" w:color="BFBFBF"/>
-            </w:tcBorders>
-            <w:shd w:val="clear" w:color="auto" w:fill="E8F4D7"/>
-            <w:vAlign w:val="top"/>
-          </w:tcPr>
-          <w:p>
-            <w:pPr>
-              <w:spacing w:before="40" w:after="40"/>
-            </w:pPr>
-            <w:r/>
-            <w:r>
-              <w:rPr>
-                <w:rFonts w:ascii="Arial" w:hAnsi="Arial" w:cs="Arial"/>
-                <w:b w:val="0"/>
-                <w:i w:val="0"/>
-                <w:sz w:val="20"/>
-              </w:rPr>
-              <w:t>★ เหมาะกับ ranking loss / Bradley-Terry</w:t>
-            </w:r>
-          </w:p>
-        </w:tc>
-      </w:tr>
-      <w:tr>
-        <w:tc>
-          <w:tcPr>
-            <w:tcW w:type="dxa" w:w="2448"/>
-            <w:tcBorders>
-              <w:top w:val="single" w:sz="6" w:color="BFBFBF"/>
-              <w:left w:val="single" w:sz="6" w:color="BFBFBF"/>
-              <w:bottom w:val="single" w:sz="6" w:color="BFBFBF"/>
-              <w:right w:val="single" w:sz="6" w:color="BFBFBF"/>
-            </w:tcBorders>
-            <w:shd w:val="clear" w:color="auto" w:fill="F7F7F7"/>
-            <w:vAlign w:val="top"/>
-          </w:tcPr>
-          <w:p>
-            <w:pPr>
-              <w:spacing w:before="40" w:after="40"/>
-            </w:pPr>
-            <w:r/>
-            <w:r>
-              <w:rPr>
-                <w:rFonts w:ascii="Arial" w:hAnsi="Arial" w:cs="Arial"/>
-                <w:b w:val="0"/>
-                <w:i w:val="0"/>
-                <w:sz w:val="20"/>
-              </w:rPr>
-              <w:t>Reinecke et al. (TOCHI 2022) — Rating Distributions</w:t>
-            </w:r>
-          </w:p>
-        </w:tc>
-        <w:tc>
-          <w:tcPr>
-            <w:tcW w:type="dxa" w:w="1872"/>
-            <w:tcBorders>
-              <w:top w:val="single" w:sz="6" w:color="BFBFBF"/>
-              <w:left w:val="single" w:sz="6" w:color="BFBFBF"/>
-              <w:bottom w:val="single" w:sz="6" w:color="BFBFBF"/>
-              <w:right w:val="single" w:sz="6" w:color="BFBFBF"/>
-            </w:tcBorders>
-            <w:shd w:val="clear" w:color="auto" w:fill="F7F7F7"/>
-            <w:vAlign w:val="top"/>
-          </w:tcPr>
-          <w:p>
-            <w:pPr>
-              <w:spacing w:before="40" w:after="40"/>
-            </w:pPr>
-            <w:r/>
-            <w:r>
-              <w:rPr>
-                <w:rFonts w:ascii="Arial" w:hAnsi="Arial" w:cs="Arial"/>
-                <w:b w:val="0"/>
-                <w:i w:val="0"/>
-                <w:sz w:val="20"/>
-              </w:rPr>
-              <w:t>ขยายจาก Reinecke 2013</w:t>
-            </w:r>
-          </w:p>
-        </w:tc>
-        <w:tc>
-          <w:tcPr>
-            <w:tcW w:type="dxa" w:w="2736"/>
-            <w:tcBorders>
-              <w:top w:val="single" w:sz="6" w:color="BFBFBF"/>
-              <w:left w:val="single" w:sz="6" w:color="BFBFBF"/>
-              <w:bottom w:val="single" w:sz="6" w:color="BFBFBF"/>
-              <w:right w:val="single" w:sz="6" w:color="BFBFBF"/>
-            </w:tcBorders>
-            <w:shd w:val="clear" w:color="auto" w:fill="F7F7F7"/>
-            <w:vAlign w:val="top"/>
-          </w:tcPr>
-          <w:p>
-            <w:pPr>
-              <w:spacing w:before="40" w:after="40"/>
-            </w:pPr>
-            <w:r/>
-            <w:r>
-              <w:rPr>
-                <w:rFonts w:ascii="Arial" w:hAnsi="Arial" w:cs="Arial"/>
-                <w:b w:val="0"/>
-                <w:i w:val="0"/>
-                <w:sz w:val="20"/>
-              </w:rPr>
-              <w:t>Rating distribution ไม่ใช่แค่ค่าเฉลี่ย</w:t>
-            </w:r>
-          </w:p>
-        </w:tc>
-        <w:tc>
-          <w:tcPr>
-            <w:tcW w:type="dxa" w:w="2160"/>
-            <w:tcBorders>
-              <w:top w:val="single" w:sz="6" w:color="BFBFBF"/>
-              <w:left w:val="single" w:sz="6" w:color="BFBFBF"/>
-              <w:bottom w:val="single" w:sz="6" w:color="BFBFBF"/>
-              <w:right w:val="single" w:sz="6" w:color="BFBFBF"/>
-            </w:tcBorders>
-            <w:shd w:val="clear" w:color="auto" w:fill="F7F7F7"/>
-            <w:vAlign w:val="top"/>
-          </w:tcPr>
-          <w:p>
-            <w:pPr>
-              <w:spacing w:before="40" w:after="40"/>
-            </w:pPr>
-            <w:r/>
-            <w:r>
-              <w:rPr>
-                <w:rFonts w:ascii="Arial" w:hAnsi="Arial" w:cs="Arial"/>
-                <w:b w:val="0"/>
-                <w:i w:val="0"/>
-                <w:sz w:val="20"/>
-              </w:rPr>
-              <w:t>เหมาะถ้าต้อง predict uncertainty</w:t>
+              <w:t>ไม่มี public source ที่ verify ได้</w:t>
             </w:r>
           </w:p>
         </w:tc>
       </w:tr>
     </w:tbl>
-    <w:p>
-      <w:pPr>
-        <w:spacing w:before="80" w:after="80"/>
-      </w:pPr>
-      <w:r>
-        <w:rPr>
-          <w:rFonts w:ascii="Arial" w:hAnsi="Arial" w:cs="Arial"/>
-          <w:b w:val="0"/>
-          <w:i w:val="0"/>
-          <w:sz w:val="22"/>
-        </w:rPr>
-        <w:t xml:space="preserve"> </w:t>
-      </w:r>
-    </w:p>
-    <w:p>
-      <w:pPr>
-        <w:keepNext/>
-        <w:spacing w:before="320" w:after="160"/>
-        <w:outlineLvl w:val="0"/>
-      </w:pPr>
-      <w:r>
-        <w:rPr>
-          <w:rFonts w:ascii="Arial" w:hAnsi="Arial" w:cs="Arial"/>
-          <w:b/>
-          <w:i w:val="0"/>
-          <w:color w:val="1F4E79"/>
-          <w:sz w:val="32"/>
-        </w:rPr>
-        <w:t>5. UX Evaluation Benchmark (★ มี GT — ตัวที่คุณต้องการ)</w:t>
-      </w:r>
-    </w:p>
-    <w:p>
-      <w:pPr>
-        <w:spacing w:before="80" w:after="120"/>
-      </w:pPr>
-      <w:r>
-        <w:rPr>
-          <w:rFonts w:ascii="Arial" w:hAnsi="Arial" w:cs="Arial"/>
-          <w:b w:val="0"/>
-          <w:i w:val="0"/>
-          <w:sz w:val="22"/>
-        </w:rPr>
-        <w:t>ส่วนสำคัญที่สุดของคำถาม: dataset ที่มี GT พร้อมเทียบผลโมเดล UX assessment ของคุณกับ baseline / literature ได้ทันที</w:t>
-      </w:r>
-    </w:p>
-    <w:tbl>
-      <w:tblPr>
-        <w:tblW w:type="auto" w:w="0"/>
-        <w:tblLayout w:type="fixed"/>
-        <w:tblLook w:firstColumn="1" w:firstRow="1" w:lastColumn="0" w:lastRow="0" w:noHBand="0" w:noVBand="1" w:val="04A0"/>
-      </w:tblPr>
-      <w:tblGrid>
-        <w:gridCol w:w="2409"/>
-        <w:gridCol w:w="2409"/>
-        <w:gridCol w:w="2409"/>
-        <w:gridCol w:w="2409"/>
-      </w:tblGrid>
-      <w:tr>
-        <w:tc>
-          <w:tcPr>
-            <w:tcW w:type="dxa" w:w="2304"/>
-            <w:tcBorders>
-              <w:top w:val="single" w:sz="6" w:color="BFBFBF"/>
-              <w:left w:val="single" w:sz="6" w:color="BFBFBF"/>
-              <w:bottom w:val="single" w:sz="6" w:color="BFBFBF"/>
-              <w:right w:val="single" w:sz="6" w:color="BFBFBF"/>
-            </w:tcBorders>
-            <w:shd w:val="clear" w:color="auto" w:fill="1F4E79"/>
-            <w:vAlign w:val="center"/>
-          </w:tcPr>
-          <w:p>
-            <w:pPr>
-              <w:spacing w:before="40" w:after="40"/>
-              <w:jc w:val="center"/>
-            </w:pPr>
-            <w:r/>
-            <w:r>
-              <w:rPr>
-                <w:rFonts w:ascii="Arial" w:hAnsi="Arial" w:cs="Arial"/>
-                <w:b/>
-                <w:i w:val="0"/>
-                <w:color w:val="FFFFFF"/>
-                <w:sz w:val="22"/>
-              </w:rPr>
-              <w:t>Dataset</w:t>
-            </w:r>
-          </w:p>
-        </w:tc>
-        <w:tc>
-          <w:tcPr>
-            <w:tcW w:type="dxa" w:w="2016"/>
-            <w:tcBorders>
-              <w:top w:val="single" w:sz="6" w:color="BFBFBF"/>
-              <w:left w:val="single" w:sz="6" w:color="BFBFBF"/>
-              <w:bottom w:val="single" w:sz="6" w:color="BFBFBF"/>
-              <w:right w:val="single" w:sz="6" w:color="BFBFBF"/>
-            </w:tcBorders>
-            <w:shd w:val="clear" w:color="auto" w:fill="1F4E79"/>
-            <w:vAlign w:val="center"/>
-          </w:tcPr>
-          <w:p>
-            <w:pPr>
-              <w:spacing w:before="40" w:after="40"/>
-              <w:jc w:val="center"/>
-            </w:pPr>
-            <w:r/>
-            <w:r>
-              <w:rPr>
-                <w:rFonts w:ascii="Arial" w:hAnsi="Arial" w:cs="Arial"/>
-                <w:b/>
-                <w:i w:val="0"/>
-                <w:color w:val="FFFFFF"/>
-                <w:sz w:val="22"/>
-              </w:rPr>
-              <w:t>Size</w:t>
-            </w:r>
-          </w:p>
-        </w:tc>
-        <w:tc>
-          <w:tcPr>
-            <w:tcW w:type="dxa" w:w="2880"/>
-            <w:tcBorders>
-              <w:top w:val="single" w:sz="6" w:color="BFBFBF"/>
-              <w:left w:val="single" w:sz="6" w:color="BFBFBF"/>
-              <w:bottom w:val="single" w:sz="6" w:color="BFBFBF"/>
-              <w:right w:val="single" w:sz="6" w:color="BFBFBF"/>
-            </w:tcBorders>
-            <w:shd w:val="clear" w:color="auto" w:fill="1F4E79"/>
-            <w:vAlign w:val="center"/>
-          </w:tcPr>
-          <w:p>
-            <w:pPr>
-              <w:spacing w:before="40" w:after="40"/>
-              <w:jc w:val="center"/>
-            </w:pPr>
-            <w:r/>
-            <w:r>
-              <w:rPr>
-                <w:rFonts w:ascii="Arial" w:hAnsi="Arial" w:cs="Arial"/>
-                <w:b/>
-                <w:i w:val="0"/>
-                <w:color w:val="FFFFFF"/>
-                <w:sz w:val="22"/>
-              </w:rPr>
-              <w:t>GT (มิติที่วัด)</w:t>
-            </w:r>
-          </w:p>
-        </w:tc>
-        <w:tc>
-          <w:tcPr>
-            <w:tcW w:type="dxa" w:w="2016"/>
-            <w:tcBorders>
-              <w:top w:val="single" w:sz="6" w:color="BFBFBF"/>
-              <w:left w:val="single" w:sz="6" w:color="BFBFBF"/>
-              <w:bottom w:val="single" w:sz="6" w:color="BFBFBF"/>
-              <w:right w:val="single" w:sz="6" w:color="BFBFBF"/>
-            </w:tcBorders>
-            <w:shd w:val="clear" w:color="auto" w:fill="1F4E79"/>
-            <w:vAlign w:val="center"/>
-          </w:tcPr>
-          <w:p>
-            <w:pPr>
-              <w:spacing w:before="40" w:after="40"/>
-              <w:jc w:val="center"/>
-            </w:pPr>
-            <w:r/>
-            <w:r>
-              <w:rPr>
-                <w:rFonts w:ascii="Arial" w:hAnsi="Arial" w:cs="Arial"/>
-                <w:b/>
-                <w:i w:val="0"/>
-                <w:color w:val="FFFFFF"/>
-                <w:sz w:val="22"/>
-              </w:rPr>
-              <w:t>เหตุผลที่แนะนำ</w:t>
-            </w:r>
-          </w:p>
-        </w:tc>
-      </w:tr>
-      <w:tr>
-        <w:tc>
-          <w:tcPr>
-            <w:tcW w:type="dxa" w:w="2304"/>
-            <w:tcBorders>
-              <w:top w:val="single" w:sz="6" w:color="BFBFBF"/>
-              <w:left w:val="single" w:sz="6" w:color="BFBFBF"/>
-              <w:bottom w:val="single" w:sz="6" w:color="BFBFBF"/>
-              <w:right w:val="single" w:sz="6" w:color="BFBFBF"/>
-            </w:tcBorders>
-            <w:shd w:val="clear" w:color="auto" w:fill="E8F4D7"/>
-            <w:vAlign w:val="top"/>
-          </w:tcPr>
-          <w:p>
-            <w:pPr>
-              <w:spacing w:before="40" w:after="40"/>
-            </w:pPr>
-            <w:r/>
-            <w:r>
-              <w:rPr>
-                <w:rFonts w:ascii="Arial" w:hAnsi="Arial" w:cs="Arial"/>
-                <w:b w:val="0"/>
-                <w:i w:val="0"/>
-                <w:sz w:val="20"/>
-              </w:rPr>
-              <w:t>Miniukovich &amp; Figl (Data in Brief, 2023)</w:t>
-            </w:r>
-          </w:p>
-        </w:tc>
-        <w:tc>
-          <w:tcPr>
-            <w:tcW w:type="dxa" w:w="2016"/>
-            <w:tcBorders>
-              <w:top w:val="single" w:sz="6" w:color="BFBFBF"/>
-              <w:left w:val="single" w:sz="6" w:color="BFBFBF"/>
-              <w:bottom w:val="single" w:sz="6" w:color="BFBFBF"/>
-              <w:right w:val="single" w:sz="6" w:color="BFBFBF"/>
-            </w:tcBorders>
-            <w:shd w:val="clear" w:color="auto" w:fill="E8F4D7"/>
-            <w:vAlign w:val="top"/>
-          </w:tcPr>
-          <w:p>
-            <w:pPr>
-              <w:spacing w:before="40" w:after="40"/>
-            </w:pPr>
-            <w:r/>
-            <w:r>
-              <w:rPr>
-                <w:rFonts w:ascii="Arial" w:hAnsi="Arial" w:cs="Arial"/>
-                <w:b w:val="0"/>
-                <w:i w:val="0"/>
-                <w:sz w:val="20"/>
-              </w:rPr>
-              <w:t>~3,156 homepages (Banking 1,033 + E-commerce 1,064 + University 1,059)</w:t>
-            </w:r>
-          </w:p>
-        </w:tc>
-        <w:tc>
-          <w:tcPr>
-            <w:tcW w:type="dxa" w:w="2880"/>
-            <w:tcBorders>
-              <w:top w:val="single" w:sz="6" w:color="BFBFBF"/>
-              <w:left w:val="single" w:sz="6" w:color="BFBFBF"/>
-              <w:bottom w:val="single" w:sz="6" w:color="BFBFBF"/>
-              <w:right w:val="single" w:sz="6" w:color="BFBFBF"/>
-            </w:tcBorders>
-            <w:shd w:val="clear" w:color="auto" w:fill="E8F4D7"/>
-            <w:vAlign w:val="top"/>
-          </w:tcPr>
-          <w:p>
-            <w:pPr>
-              <w:spacing w:before="40" w:after="40"/>
-            </w:pPr>
-            <w:r/>
-            <w:r>
-              <w:rPr>
-                <w:rFonts w:ascii="Arial" w:hAnsi="Arial" w:cs="Arial"/>
-                <w:b w:val="0"/>
-                <w:i w:val="0"/>
-                <w:sz w:val="20"/>
-              </w:rPr>
-              <w:t>Prototypicality, Visual Aesthetics, Perceived Usability, Trustworthiness — จาก MTurk 3,319 sessions</w:t>
-            </w:r>
-          </w:p>
-        </w:tc>
-        <w:tc>
-          <w:tcPr>
-            <w:tcW w:type="dxa" w:w="2016"/>
-            <w:tcBorders>
-              <w:top w:val="single" w:sz="6" w:color="BFBFBF"/>
-              <w:left w:val="single" w:sz="6" w:color="BFBFBF"/>
-              <w:bottom w:val="single" w:sz="6" w:color="BFBFBF"/>
-              <w:right w:val="single" w:sz="6" w:color="BFBFBF"/>
-            </w:tcBorders>
-            <w:shd w:val="clear" w:color="auto" w:fill="E8F4D7"/>
-            <w:vAlign w:val="top"/>
-          </w:tcPr>
-          <w:p>
-            <w:pPr>
-              <w:spacing w:before="40" w:after="40"/>
-            </w:pPr>
-            <w:r/>
-            <w:r>
-              <w:rPr>
-                <w:rFonts w:ascii="Arial" w:hAnsi="Arial" w:cs="Arial"/>
-                <w:b w:val="0"/>
-                <w:i w:val="0"/>
-                <w:sz w:val="20"/>
-              </w:rPr>
-              <w:t>★★ ตรงกับ UX assessment มากที่สุด เพราะมีหลายมิติ → match กับ multi-head ของโมเดลคุณ (UX score, layout quality, attention alignment)</w:t>
-            </w:r>
-          </w:p>
-        </w:tc>
-      </w:tr>
-      <w:tr>
-        <w:tc>
-          <w:tcPr>
-            <w:tcW w:type="dxa" w:w="2304"/>
-            <w:tcBorders>
-              <w:top w:val="single" w:sz="6" w:color="BFBFBF"/>
-              <w:left w:val="single" w:sz="6" w:color="BFBFBF"/>
-              <w:bottom w:val="single" w:sz="6" w:color="BFBFBF"/>
-              <w:right w:val="single" w:sz="6" w:color="BFBFBF"/>
-            </w:tcBorders>
-            <w:shd w:val="clear" w:color="auto" w:fill="E8F4D7"/>
-            <w:vAlign w:val="top"/>
-          </w:tcPr>
-          <w:p>
-            <w:pPr>
-              <w:spacing w:before="40" w:after="40"/>
-            </w:pPr>
-            <w:r/>
-            <w:r>
-              <w:rPr>
-                <w:rFonts w:ascii="Arial" w:hAnsi="Arial" w:cs="Arial"/>
-                <w:b w:val="0"/>
-                <w:i w:val="0"/>
-                <w:sz w:val="20"/>
-              </w:rPr>
-              <w:t>Reinecke &amp; Gajos (CHI 2013) — 450 websites</w:t>
-            </w:r>
-          </w:p>
-        </w:tc>
-        <w:tc>
-          <w:tcPr>
-            <w:tcW w:type="dxa" w:w="2016"/>
-            <w:tcBorders>
-              <w:top w:val="single" w:sz="6" w:color="BFBFBF"/>
-              <w:left w:val="single" w:sz="6" w:color="BFBFBF"/>
-              <w:bottom w:val="single" w:sz="6" w:color="BFBFBF"/>
-              <w:right w:val="single" w:sz="6" w:color="BFBFBF"/>
-            </w:tcBorders>
-            <w:shd w:val="clear" w:color="auto" w:fill="E8F4D7"/>
-            <w:vAlign w:val="top"/>
-          </w:tcPr>
-          <w:p>
-            <w:pPr>
-              <w:spacing w:before="40" w:after="40"/>
-            </w:pPr>
-            <w:r/>
-            <w:r>
-              <w:rPr>
-                <w:rFonts w:ascii="Arial" w:hAnsi="Arial" w:cs="Arial"/>
-                <w:b w:val="0"/>
-                <w:i w:val="0"/>
-                <w:sz w:val="20"/>
-              </w:rPr>
-              <w:t>450 websites</w:t>
-            </w:r>
-          </w:p>
-        </w:tc>
-        <w:tc>
-          <w:tcPr>
-            <w:tcW w:type="dxa" w:w="2880"/>
-            <w:tcBorders>
-              <w:top w:val="single" w:sz="6" w:color="BFBFBF"/>
-              <w:left w:val="single" w:sz="6" w:color="BFBFBF"/>
-              <w:bottom w:val="single" w:sz="6" w:color="BFBFBF"/>
-              <w:right w:val="single" w:sz="6" w:color="BFBFBF"/>
-            </w:tcBorders>
-            <w:shd w:val="clear" w:color="auto" w:fill="E8F4D7"/>
-            <w:vAlign w:val="top"/>
-          </w:tcPr>
-          <w:p>
-            <w:pPr>
-              <w:spacing w:before="40" w:after="40"/>
-            </w:pPr>
-            <w:r/>
-            <w:r>
-              <w:rPr>
-                <w:rFonts w:ascii="Arial" w:hAnsi="Arial" w:cs="Arial"/>
-                <w:b w:val="0"/>
-                <w:i w:val="0"/>
-                <w:sz w:val="20"/>
-              </w:rPr>
-              <w:t>Visual appeal, Visual complexity, Colorfulness — 548 ผู้ประเมิน, viewing 500ms</w:t>
-            </w:r>
-          </w:p>
-        </w:tc>
-        <w:tc>
-          <w:tcPr>
-            <w:tcW w:type="dxa" w:w="2016"/>
-            <w:tcBorders>
-              <w:top w:val="single" w:sz="6" w:color="BFBFBF"/>
-              <w:left w:val="single" w:sz="6" w:color="BFBFBF"/>
-              <w:bottom w:val="single" w:sz="6" w:color="BFBFBF"/>
-              <w:right w:val="single" w:sz="6" w:color="BFBFBF"/>
-            </w:tcBorders>
-            <w:shd w:val="clear" w:color="auto" w:fill="E8F4D7"/>
-            <w:vAlign w:val="top"/>
-          </w:tcPr>
-          <w:p>
-            <w:pPr>
-              <w:spacing w:before="40" w:after="40"/>
-            </w:pPr>
-            <w:r/>
-            <w:r>
-              <w:rPr>
-                <w:rFonts w:ascii="Arial" w:hAnsi="Arial" w:cs="Arial"/>
-                <w:b w:val="0"/>
-                <w:i w:val="0"/>
-                <w:sz w:val="20"/>
-              </w:rPr>
-              <w:t>★ Golden benchmark — งานวิจัย web aesthetics ส่วนใหญ่อ้างอิง dataset นี้ ต้องรายงานผลเพื่อเทียบกับ literature</w:t>
-            </w:r>
-          </w:p>
-        </w:tc>
-      </w:tr>
-      <w:tr>
-        <w:tc>
-          <w:tcPr>
-            <w:tcW w:type="dxa" w:w="2304"/>
-            <w:tcBorders>
-              <w:top w:val="single" w:sz="6" w:color="BFBFBF"/>
-              <w:left w:val="single" w:sz="6" w:color="BFBFBF"/>
-              <w:bottom w:val="single" w:sz="6" w:color="BFBFBF"/>
-              <w:right w:val="single" w:sz="6" w:color="BFBFBF"/>
-            </w:tcBorders>
-            <w:shd w:val="clear" w:color="auto" w:fill="E8F4D7"/>
-            <w:vAlign w:val="top"/>
-          </w:tcPr>
-          <w:p>
-            <w:pPr>
-              <w:spacing w:before="40" w:after="40"/>
-            </w:pPr>
-            <w:r/>
-            <w:r>
-              <w:rPr>
-                <w:rFonts w:ascii="Arial" w:hAnsi="Arial" w:cs="Arial"/>
-                <w:b w:val="0"/>
-                <w:i w:val="0"/>
-                <w:sz w:val="20"/>
-              </w:rPr>
-              <w:t>Calista Pairwise (2023)</w:t>
-            </w:r>
-          </w:p>
-        </w:tc>
-        <w:tc>
-          <w:tcPr>
-            <w:tcW w:type="dxa" w:w="2016"/>
-            <w:tcBorders>
-              <w:top w:val="single" w:sz="6" w:color="BFBFBF"/>
-              <w:left w:val="single" w:sz="6" w:color="BFBFBF"/>
-              <w:bottom w:val="single" w:sz="6" w:color="BFBFBF"/>
-              <w:right w:val="single" w:sz="6" w:color="BFBFBF"/>
-            </w:tcBorders>
-            <w:shd w:val="clear" w:color="auto" w:fill="E8F4D7"/>
-            <w:vAlign w:val="top"/>
-          </w:tcPr>
-          <w:p>
-            <w:pPr>
-              <w:spacing w:before="40" w:after="40"/>
-            </w:pPr>
-            <w:r/>
-            <w:r>
-              <w:rPr>
-                <w:rFonts w:ascii="Arial" w:hAnsi="Arial" w:cs="Arial"/>
-                <w:b w:val="0"/>
-                <w:i w:val="0"/>
-                <w:sz w:val="20"/>
-              </w:rPr>
-              <w:t>100 webpages × 5,094 comparisons</w:t>
-            </w:r>
-          </w:p>
-        </w:tc>
-        <w:tc>
-          <w:tcPr>
-            <w:tcW w:type="dxa" w:w="2880"/>
-            <w:tcBorders>
-              <w:top w:val="single" w:sz="6" w:color="BFBFBF"/>
-              <w:left w:val="single" w:sz="6" w:color="BFBFBF"/>
-              <w:bottom w:val="single" w:sz="6" w:color="BFBFBF"/>
-              <w:right w:val="single" w:sz="6" w:color="BFBFBF"/>
-            </w:tcBorders>
-            <w:shd w:val="clear" w:color="auto" w:fill="E8F4D7"/>
-            <w:vAlign w:val="top"/>
-          </w:tcPr>
-          <w:p>
-            <w:pPr>
-              <w:spacing w:before="40" w:after="40"/>
-            </w:pPr>
-            <w:r/>
-            <w:r>
-              <w:rPr>
-                <w:rFonts w:ascii="Arial" w:hAnsi="Arial" w:cs="Arial"/>
-                <w:b w:val="0"/>
-                <w:i w:val="0"/>
-                <w:sz w:val="20"/>
-              </w:rPr>
-              <w:t>Pairwise preference</w:t>
-            </w:r>
-          </w:p>
-        </w:tc>
-        <w:tc>
-          <w:tcPr>
-            <w:tcW w:type="dxa" w:w="2016"/>
-            <w:tcBorders>
-              <w:top w:val="single" w:sz="6" w:color="BFBFBF"/>
-              <w:left w:val="single" w:sz="6" w:color="BFBFBF"/>
-              <w:bottom w:val="single" w:sz="6" w:color="BFBFBF"/>
-              <w:right w:val="single" w:sz="6" w:color="BFBFBF"/>
-            </w:tcBorders>
-            <w:shd w:val="clear" w:color="auto" w:fill="E8F4D7"/>
-            <w:vAlign w:val="top"/>
-          </w:tcPr>
-          <w:p>
-            <w:pPr>
-              <w:spacing w:before="40" w:after="40"/>
-            </w:pPr>
-            <w:r/>
-            <w:r>
-              <w:rPr>
-                <w:rFonts w:ascii="Arial" w:hAnsi="Arial" w:cs="Arial"/>
-                <w:b w:val="0"/>
-                <w:i w:val="0"/>
-                <w:sz w:val="20"/>
-              </w:rPr>
-              <w:t>ใช้ Kendall's τ / Spearman ρ เทียบ ranking ของโมเดล ดีกว่าการ regress ค่าเฉลี่ย</w:t>
-            </w:r>
-          </w:p>
-        </w:tc>
-      </w:tr>
-      <w:tr>
-        <w:tc>
-          <w:tcPr>
-            <w:tcW w:type="dxa" w:w="2304"/>
-            <w:tcBorders>
-              <w:top w:val="single" w:sz="6" w:color="BFBFBF"/>
-              <w:left w:val="single" w:sz="6" w:color="BFBFBF"/>
-              <w:bottom w:val="single" w:sz="6" w:color="BFBFBF"/>
-              <w:right w:val="single" w:sz="6" w:color="BFBFBF"/>
-            </w:tcBorders>
-            <w:shd w:val="clear" w:color="auto" w:fill="F7F7F7"/>
-            <w:vAlign w:val="top"/>
-          </w:tcPr>
-          <w:p>
-            <w:pPr>
-              <w:spacing w:before="40" w:after="40"/>
-            </w:pPr>
-            <w:r/>
-            <w:r>
-              <w:rPr>
-                <w:rFonts w:ascii="Arial" w:hAnsi="Arial" w:cs="Arial"/>
-                <w:b w:val="0"/>
-                <w:i w:val="0"/>
-                <w:sz w:val="20"/>
-              </w:rPr>
-              <w:t>UICrit (Google, 2024)</w:t>
-            </w:r>
-          </w:p>
-        </w:tc>
-        <w:tc>
-          <w:tcPr>
-            <w:tcW w:type="dxa" w:w="2016"/>
-            <w:tcBorders>
-              <w:top w:val="single" w:sz="6" w:color="BFBFBF"/>
-              <w:left w:val="single" w:sz="6" w:color="BFBFBF"/>
-              <w:bottom w:val="single" w:sz="6" w:color="BFBFBF"/>
-              <w:right w:val="single" w:sz="6" w:color="BFBFBF"/>
-            </w:tcBorders>
-            <w:shd w:val="clear" w:color="auto" w:fill="F7F7F7"/>
-            <w:vAlign w:val="top"/>
-          </w:tcPr>
-          <w:p>
-            <w:pPr>
-              <w:spacing w:before="40" w:after="40"/>
-            </w:pPr>
-            <w:r/>
-            <w:r>
-              <w:rPr>
-                <w:rFonts w:ascii="Arial" w:hAnsi="Arial" w:cs="Arial"/>
-                <w:b w:val="0"/>
-                <w:i w:val="0"/>
-                <w:sz w:val="20"/>
-              </w:rPr>
-              <w:t>983 unique UIs + 3,059 critique pairs</w:t>
-            </w:r>
-          </w:p>
-        </w:tc>
-        <w:tc>
-          <w:tcPr>
-            <w:tcW w:type="dxa" w:w="2880"/>
-            <w:tcBorders>
-              <w:top w:val="single" w:sz="6" w:color="BFBFBF"/>
-              <w:left w:val="single" w:sz="6" w:color="BFBFBF"/>
-              <w:bottom w:val="single" w:sz="6" w:color="BFBFBF"/>
-              <w:right w:val="single" w:sz="6" w:color="BFBFBF"/>
-            </w:tcBorders>
-            <w:shd w:val="clear" w:color="auto" w:fill="F7F7F7"/>
-            <w:vAlign w:val="top"/>
-          </w:tcPr>
-          <w:p>
-            <w:pPr>
-              <w:spacing w:before="40" w:after="40"/>
-            </w:pPr>
-            <w:r/>
-            <w:r>
-              <w:rPr>
-                <w:rFonts w:ascii="Arial" w:hAnsi="Arial" w:cs="Arial"/>
-                <w:b w:val="0"/>
-                <w:i w:val="0"/>
-                <w:sz w:val="20"/>
-              </w:rPr>
-              <w:t>Rubric-based design quality (aesthetics + usability)</w:t>
-            </w:r>
-          </w:p>
-        </w:tc>
-        <w:tc>
-          <w:tcPr>
-            <w:tcW w:type="dxa" w:w="2016"/>
-            <w:tcBorders>
-              <w:top w:val="single" w:sz="6" w:color="BFBFBF"/>
-              <w:left w:val="single" w:sz="6" w:color="BFBFBF"/>
-              <w:bottom w:val="single" w:sz="6" w:color="BFBFBF"/>
-              <w:right w:val="single" w:sz="6" w:color="BFBFBF"/>
-            </w:tcBorders>
-            <w:shd w:val="clear" w:color="auto" w:fill="F7F7F7"/>
-            <w:vAlign w:val="top"/>
-          </w:tcPr>
-          <w:p>
-            <w:pPr>
-              <w:spacing w:before="40" w:after="40"/>
-            </w:pPr>
-            <w:r/>
-            <w:r>
-              <w:rPr>
-                <w:rFonts w:ascii="Arial" w:hAnsi="Arial" w:cs="Arial"/>
-                <w:b w:val="0"/>
-                <w:i w:val="0"/>
-                <w:sz w:val="20"/>
-              </w:rPr>
-              <w:t>ผสม mobile/web — ใช้เฉพาะ web subset เป็น qualitative evaluation เสริม</w:t>
-            </w:r>
-          </w:p>
-        </w:tc>
-      </w:tr>
-      <w:tr>
-        <w:tc>
-          <w:tcPr>
-            <w:tcW w:type="dxa" w:w="2304"/>
-            <w:tcBorders>
-              <w:top w:val="single" w:sz="6" w:color="BFBFBF"/>
-              <w:left w:val="single" w:sz="6" w:color="BFBFBF"/>
-              <w:bottom w:val="single" w:sz="6" w:color="BFBFBF"/>
-              <w:right w:val="single" w:sz="6" w:color="BFBFBF"/>
-            </w:tcBorders>
-            <w:vAlign w:val="top"/>
-          </w:tcPr>
-          <w:p>
-            <w:pPr>
-              <w:spacing w:before="40" w:after="40"/>
-            </w:pPr>
-            <w:r/>
-            <w:r>
-              <w:rPr>
-                <w:rFonts w:ascii="Arial" w:hAnsi="Arial" w:cs="Arial"/>
-                <w:b w:val="0"/>
-                <w:i w:val="0"/>
-                <w:sz w:val="20"/>
-              </w:rPr>
-              <w:t>Webthetics test split</w:t>
-            </w:r>
-          </w:p>
-        </w:tc>
-        <w:tc>
-          <w:tcPr>
-            <w:tcW w:type="dxa" w:w="2016"/>
-            <w:tcBorders>
-              <w:top w:val="single" w:sz="6" w:color="BFBFBF"/>
-              <w:left w:val="single" w:sz="6" w:color="BFBFBF"/>
-              <w:bottom w:val="single" w:sz="6" w:color="BFBFBF"/>
-              <w:right w:val="single" w:sz="6" w:color="BFBFBF"/>
-            </w:tcBorders>
-            <w:vAlign w:val="top"/>
-          </w:tcPr>
-          <w:p>
-            <w:pPr>
-              <w:spacing w:before="40" w:after="40"/>
-            </w:pPr>
-            <w:r/>
-            <w:r>
-              <w:rPr>
-                <w:rFonts w:ascii="Arial" w:hAnsi="Arial" w:cs="Arial"/>
-                <w:b w:val="0"/>
-                <w:i w:val="0"/>
-                <w:sz w:val="20"/>
-              </w:rPr>
-              <w:t>ส่วนหนึ่งของ 418 หน้า</w:t>
-            </w:r>
-          </w:p>
-        </w:tc>
-        <w:tc>
-          <w:tcPr>
-            <w:tcW w:type="dxa" w:w="2880"/>
-            <w:tcBorders>
-              <w:top w:val="single" w:sz="6" w:color="BFBFBF"/>
-              <w:left w:val="single" w:sz="6" w:color="BFBFBF"/>
-              <w:bottom w:val="single" w:sz="6" w:color="BFBFBF"/>
-              <w:right w:val="single" w:sz="6" w:color="BFBFBF"/>
-            </w:tcBorders>
-            <w:vAlign w:val="top"/>
-          </w:tcPr>
-          <w:p>
-            <w:pPr>
-              <w:spacing w:before="40" w:after="40"/>
-            </w:pPr>
-            <w:r/>
-            <w:r>
-              <w:rPr>
-                <w:rFonts w:ascii="Arial" w:hAnsi="Arial" w:cs="Arial"/>
-                <w:b w:val="0"/>
-                <w:i w:val="0"/>
-                <w:sz w:val="20"/>
-              </w:rPr>
-              <w:t>Likert 1–9 rating</w:t>
-            </w:r>
-          </w:p>
-        </w:tc>
-        <w:tc>
-          <w:tcPr>
-            <w:tcW w:type="dxa" w:w="2016"/>
-            <w:tcBorders>
-              <w:top w:val="single" w:sz="6" w:color="BFBFBF"/>
-              <w:left w:val="single" w:sz="6" w:color="BFBFBF"/>
-              <w:bottom w:val="single" w:sz="6" w:color="BFBFBF"/>
-              <w:right w:val="single" w:sz="6" w:color="BFBFBF"/>
-            </w:tcBorders>
-            <w:vAlign w:val="top"/>
-          </w:tcPr>
-          <w:p>
-            <w:pPr>
-              <w:spacing w:before="40" w:after="40"/>
-            </w:pPr>
-            <w:r/>
-            <w:r>
-              <w:rPr>
-                <w:rFonts w:ascii="Arial" w:hAnsi="Arial" w:cs="Arial"/>
-                <w:b w:val="0"/>
-                <w:i w:val="0"/>
-                <w:sz w:val="20"/>
-              </w:rPr>
-              <w:t>Held-out set ของ training distribution — รายงาน MAE / PLCC / SRCC</w:t>
-            </w:r>
-          </w:p>
-        </w:tc>
-      </w:tr>
-    </w:tbl>
-    <w:p>
-      <w:pPr>
-        <w:spacing w:before="80" w:after="80"/>
-      </w:pPr>
-      <w:r>
-        <w:rPr>
-          <w:rFonts w:ascii="Arial" w:hAnsi="Arial" w:cs="Arial"/>
-          <w:b w:val="0"/>
-          <w:i w:val="0"/>
-          <w:sz w:val="22"/>
-        </w:rPr>
-        <w:t xml:space="preserve"> </w:t>
-      </w:r>
-    </w:p>
-    <w:p>
-      <w:pPr>
-        <w:keepNext/>
-        <w:spacing w:before="320" w:after="160"/>
-        <w:outlineLvl w:val="0"/>
-      </w:pPr>
-      <w:r>
-        <w:rPr>
-          <w:rFonts w:ascii="Arial" w:hAnsi="Arial" w:cs="Arial"/>
-          <w:b/>
-          <w:i w:val="0"/>
-          <w:color w:val="1F4E79"/>
-          <w:sz w:val="32"/>
-        </w:rPr>
-        <w:t>6. คำแนะนำ evaluation protocol</w:t>
-      </w:r>
-    </w:p>
-    <w:p>
-      <w:pPr>
-        <w:pStyle w:val="ListBullet"/>
-        <w:spacing w:before="40" w:after="40"/>
-      </w:pPr>
-      <w:r>
-        <w:rPr>
-          <w:rFonts w:ascii="Arial" w:hAnsi="Arial" w:cs="Arial"/>
-          <w:b/>
-          <w:i w:val="0"/>
-          <w:sz w:val="22"/>
-        </w:rPr>
-        <w:t>Saliency branch:</w:t>
-      </w:r>
-      <w:r>
-        <w:rPr>
-          <w:rFonts w:ascii="Arial" w:hAnsi="Arial" w:cs="Arial"/>
-          <w:b w:val="0"/>
-          <w:i w:val="0"/>
-          <w:sz w:val="22"/>
-        </w:rPr>
-        <w:t xml:space="preserve"> report CC, NSS, KL, sAUC, AUC-Judd บน FiWI + UEyes (web split) + WIC640</w:t>
-      </w:r>
-    </w:p>
-    <w:p>
-      <w:pPr>
-        <w:pStyle w:val="ListBullet"/>
-        <w:spacing w:before="40" w:after="40"/>
-      </w:pPr>
-      <w:r>
-        <w:rPr>
-          <w:rFonts w:ascii="Arial" w:hAnsi="Arial" w:cs="Arial"/>
-          <w:b/>
-          <w:i w:val="0"/>
-          <w:sz w:val="22"/>
-        </w:rPr>
-        <w:t>Layout branch:</w:t>
-      </w:r>
-      <w:r>
-        <w:rPr>
-          <w:rFonts w:ascii="Arial" w:hAnsi="Arial" w:cs="Arial"/>
-          <w:b w:val="0"/>
-          <w:i w:val="0"/>
-          <w:sz w:val="22"/>
-        </w:rPr>
-        <w:t xml:space="preserve"> report mAP@[0.5:0.95], AP_50, AR บน WebUI test + Vision2UI test</w:t>
-      </w:r>
-    </w:p>
-    <w:p>
-      <w:pPr>
-        <w:pStyle w:val="ListBullet"/>
-        <w:spacing w:before="40" w:after="40"/>
-      </w:pPr>
-      <w:r>
-        <w:rPr>
-          <w:rFonts w:ascii="Arial" w:hAnsi="Arial" w:cs="Arial"/>
-          <w:b/>
-          <w:i w:val="0"/>
-          <w:sz w:val="22"/>
-        </w:rPr>
-        <w:t>UX head (regression):</w:t>
-      </w:r>
-      <w:r>
-        <w:rPr>
-          <w:rFonts w:ascii="Arial" w:hAnsi="Arial" w:cs="Arial"/>
-          <w:b w:val="0"/>
-          <w:i w:val="0"/>
-          <w:sz w:val="22"/>
-        </w:rPr>
-        <w:t xml:space="preserve"> report MAE, RMSE, PLCC, SRCC บน Webthetics test และ Reinecke 450</w:t>
-      </w:r>
-    </w:p>
-    <w:p>
-      <w:pPr>
-        <w:pStyle w:val="ListBullet"/>
-        <w:spacing w:before="40" w:after="40"/>
-      </w:pPr>
-      <w:r>
-        <w:rPr>
-          <w:rFonts w:ascii="Arial" w:hAnsi="Arial" w:cs="Arial"/>
-          <w:b/>
-          <w:i w:val="0"/>
-          <w:sz w:val="22"/>
-        </w:rPr>
-        <w:t>UX head (multi-dim):</w:t>
-      </w:r>
-      <w:r>
-        <w:rPr>
-          <w:rFonts w:ascii="Arial" w:hAnsi="Arial" w:cs="Arial"/>
-          <w:b w:val="0"/>
-          <w:i w:val="0"/>
-          <w:sz w:val="22"/>
-        </w:rPr>
-        <w:t xml:space="preserve"> report Pearson r ต่อ 4 มิติ (prototypicality / aesthetics / usability / trust) บน Miniukovich &amp; Figl 2023</w:t>
-      </w:r>
-    </w:p>
-    <w:p>
-      <w:pPr>
-        <w:pStyle w:val="ListBullet"/>
-        <w:spacing w:before="40" w:after="40"/>
-      </w:pPr>
-      <w:r>
-        <w:rPr>
-          <w:rFonts w:ascii="Arial" w:hAnsi="Arial" w:cs="Arial"/>
-          <w:b/>
-          <w:i w:val="0"/>
-          <w:sz w:val="22"/>
-        </w:rPr>
-        <w:t>UX head (ranking):</w:t>
-      </w:r>
-      <w:r>
-        <w:rPr>
-          <w:rFonts w:ascii="Arial" w:hAnsi="Arial" w:cs="Arial"/>
-          <w:b w:val="0"/>
-          <w:i w:val="0"/>
-          <w:sz w:val="22"/>
-        </w:rPr>
-        <w:t xml:space="preserve"> report Kendall's τ + Pairwise accuracy บน Calista comparison set</w:t>
-      </w:r>
-    </w:p>
-    <w:p>
-      <w:pPr>
-        <w:pStyle w:val="ListBullet"/>
-        <w:spacing w:before="40" w:after="40"/>
-      </w:pPr>
-      <w:r>
-        <w:rPr>
-          <w:rFonts w:ascii="Arial" w:hAnsi="Arial" w:cs="Arial"/>
-          <w:b/>
-          <w:i w:val="0"/>
-          <w:sz w:val="22"/>
-        </w:rPr>
-        <w:t>Cross-dataset generalization:</w:t>
-      </w:r>
-      <w:r>
-        <w:rPr>
-          <w:rFonts w:ascii="Arial" w:hAnsi="Arial" w:cs="Arial"/>
-          <w:b w:val="0"/>
-          <w:i w:val="0"/>
-          <w:sz w:val="22"/>
-        </w:rPr>
-        <w:t xml:space="preserve"> train บน Webthetics, test zero-shot บน Reinecke + Miniukovich (รายงานเพิ่มในตาราง ablation)</w:t>
-      </w:r>
-    </w:p>
-    <w:p>
-      <w:pPr>
-        <w:keepNext/>
-        <w:spacing w:before="320" w:after="160"/>
-        <w:outlineLvl w:val="0"/>
-      </w:pPr>
-      <w:r>
-        <w:rPr>
-          <w:rFonts w:ascii="Arial" w:hAnsi="Arial" w:cs="Arial"/>
-          <w:b/>
-          <w:i w:val="0"/>
-          <w:color w:val="1F4E79"/>
-          <w:sz w:val="32"/>
-        </w:rPr>
-        <w:t>7. สรุป Quick-pick (ถ้าจะเลือกแค่ 5 ตัวให้เพียงพอกับงาน)</w:t>
-      </w:r>
-    </w:p>
-    <w:tbl>
-      <w:tblPr>
-        <w:tblW w:type="auto" w:w="0"/>
-        <w:tblLayout w:type="fixed"/>
-        <w:tblLook w:firstColumn="1" w:firstRow="1" w:lastColumn="0" w:lastRow="0" w:noHBand="0" w:noVBand="1" w:val="04A0"/>
-      </w:tblPr>
-      <w:tblGrid>
-        <w:gridCol w:w="3213"/>
-        <w:gridCol w:w="3213"/>
-        <w:gridCol w:w="3213"/>
-      </w:tblGrid>
-      <w:tr>
-        <w:tc>
-          <w:tcPr>
-            <w:tcW w:type="dxa" w:w="576"/>
-            <w:tcBorders>
-              <w:top w:val="single" w:sz="6" w:color="BFBFBF"/>
-              <w:left w:val="single" w:sz="6" w:color="BFBFBF"/>
-              <w:bottom w:val="single" w:sz="6" w:color="BFBFBF"/>
-              <w:right w:val="single" w:sz="6" w:color="BFBFBF"/>
-            </w:tcBorders>
-            <w:shd w:val="clear" w:color="auto" w:fill="1F4E79"/>
-            <w:vAlign w:val="center"/>
-          </w:tcPr>
-          <w:p>
-            <w:pPr>
-              <w:spacing w:before="40" w:after="40"/>
-              <w:jc w:val="center"/>
-            </w:pPr>
-            <w:r/>
-            <w:r>
-              <w:rPr>
-                <w:rFonts w:ascii="Arial" w:hAnsi="Arial" w:cs="Arial"/>
-                <w:b/>
-                <w:i w:val="0"/>
-                <w:color w:val="FFFFFF"/>
-                <w:sz w:val="22"/>
-              </w:rPr>
-              <w:t>#</w:t>
-            </w:r>
-          </w:p>
-        </w:tc>
-        <w:tc>
-          <w:tcPr>
-            <w:tcW w:type="dxa" w:w="3168"/>
-            <w:tcBorders>
-              <w:top w:val="single" w:sz="6" w:color="BFBFBF"/>
-              <w:left w:val="single" w:sz="6" w:color="BFBFBF"/>
-              <w:bottom w:val="single" w:sz="6" w:color="BFBFBF"/>
-              <w:right w:val="single" w:sz="6" w:color="BFBFBF"/>
-            </w:tcBorders>
-            <w:shd w:val="clear" w:color="auto" w:fill="1F4E79"/>
-            <w:vAlign w:val="center"/>
-          </w:tcPr>
-          <w:p>
-            <w:pPr>
-              <w:spacing w:before="40" w:after="40"/>
-              <w:jc w:val="center"/>
-            </w:pPr>
-            <w:r/>
-            <w:r>
-              <w:rPr>
-                <w:rFonts w:ascii="Arial" w:hAnsi="Arial" w:cs="Arial"/>
-                <w:b/>
-                <w:i w:val="0"/>
-                <w:color w:val="FFFFFF"/>
-                <w:sz w:val="22"/>
-              </w:rPr>
-              <w:t>Dataset</w:t>
-            </w:r>
-          </w:p>
-        </w:tc>
-        <w:tc>
-          <w:tcPr>
-            <w:tcW w:type="dxa" w:w="5904"/>
-            <w:tcBorders>
-              <w:top w:val="single" w:sz="6" w:color="BFBFBF"/>
-              <w:left w:val="single" w:sz="6" w:color="BFBFBF"/>
-              <w:bottom w:val="single" w:sz="6" w:color="BFBFBF"/>
-              <w:right w:val="single" w:sz="6" w:color="BFBFBF"/>
-            </w:tcBorders>
-            <w:shd w:val="clear" w:color="auto" w:fill="1F4E79"/>
-            <w:vAlign w:val="center"/>
-          </w:tcPr>
-          <w:p>
-            <w:pPr>
-              <w:spacing w:before="40" w:after="40"/>
-              <w:jc w:val="center"/>
-            </w:pPr>
-            <w:r/>
-            <w:r>
-              <w:rPr>
-                <w:rFonts w:ascii="Arial" w:hAnsi="Arial" w:cs="Arial"/>
-                <w:b/>
-                <w:i w:val="0"/>
-                <w:color w:val="FFFFFF"/>
-                <w:sz w:val="22"/>
-              </w:rPr>
-              <w:t>ใช้ทำอะไรในงาน</w:t>
-            </w:r>
-          </w:p>
-        </w:tc>
-      </w:tr>
-      <w:tr>
-        <w:tc>
-          <w:tcPr>
-            <w:tcW w:type="dxa" w:w="576"/>
-            <w:tcBorders>
-              <w:top w:val="single" w:sz="6" w:color="BFBFBF"/>
-              <w:left w:val="single" w:sz="6" w:color="BFBFBF"/>
-              <w:bottom w:val="single" w:sz="6" w:color="BFBFBF"/>
-              <w:right w:val="single" w:sz="6" w:color="BFBFBF"/>
-            </w:tcBorders>
-            <w:shd w:val="clear" w:color="auto" w:fill="E8F4D7"/>
-            <w:vAlign w:val="top"/>
-          </w:tcPr>
-          <w:p>
-            <w:pPr>
-              <w:spacing w:before="40" w:after="40"/>
-            </w:pPr>
-            <w:r/>
-            <w:r>
-              <w:rPr>
-                <w:rFonts w:ascii="Arial" w:hAnsi="Arial" w:cs="Arial"/>
-                <w:b w:val="0"/>
-                <w:i w:val="0"/>
-                <w:sz w:val="20"/>
-              </w:rPr>
-              <w:t>1</w:t>
-            </w:r>
-          </w:p>
-        </w:tc>
-        <w:tc>
-          <w:tcPr>
-            <w:tcW w:type="dxa" w:w="3168"/>
-            <w:tcBorders>
-              <w:top w:val="single" w:sz="6" w:color="BFBFBF"/>
-              <w:left w:val="single" w:sz="6" w:color="BFBFBF"/>
-              <w:bottom w:val="single" w:sz="6" w:color="BFBFBF"/>
-              <w:right w:val="single" w:sz="6" w:color="BFBFBF"/>
-            </w:tcBorders>
-            <w:shd w:val="clear" w:color="auto" w:fill="E8F4D7"/>
-            <w:vAlign w:val="top"/>
-          </w:tcPr>
-          <w:p>
-            <w:pPr>
-              <w:spacing w:before="40" w:after="40"/>
-            </w:pPr>
-            <w:r/>
-            <w:r>
-              <w:rPr>
-                <w:rFonts w:ascii="Arial" w:hAnsi="Arial" w:cs="Arial"/>
-                <w:b w:val="0"/>
-                <w:i w:val="0"/>
-                <w:sz w:val="20"/>
-              </w:rPr>
-              <w:t>WebUI (CMU)</w:t>
-            </w:r>
-          </w:p>
-        </w:tc>
-        <w:tc>
-          <w:tcPr>
-            <w:tcW w:type="dxa" w:w="5904"/>
-            <w:tcBorders>
-              <w:top w:val="single" w:sz="6" w:color="BFBFBF"/>
-              <w:left w:val="single" w:sz="6" w:color="BFBFBF"/>
-              <w:bottom w:val="single" w:sz="6" w:color="BFBFBF"/>
-              <w:right w:val="single" w:sz="6" w:color="BFBFBF"/>
-            </w:tcBorders>
-            <w:shd w:val="clear" w:color="auto" w:fill="E8F4D7"/>
-            <w:vAlign w:val="top"/>
-          </w:tcPr>
-          <w:p>
-            <w:pPr>
-              <w:spacing w:before="40" w:after="40"/>
-            </w:pPr>
-            <w:r/>
-            <w:r>
-              <w:rPr>
-                <w:rFonts w:ascii="Arial" w:hAnsi="Arial" w:cs="Arial"/>
-                <w:b w:val="0"/>
-                <w:i w:val="0"/>
-                <w:sz w:val="20"/>
-              </w:rPr>
-              <w:t>Pretrain visual + layout backbone</w:t>
-            </w:r>
-          </w:p>
-        </w:tc>
-      </w:tr>
-      <w:tr>
-        <w:tc>
-          <w:tcPr>
-            <w:tcW w:type="dxa" w:w="576"/>
-            <w:tcBorders>
-              <w:top w:val="single" w:sz="6" w:color="BFBFBF"/>
-              <w:left w:val="single" w:sz="6" w:color="BFBFBF"/>
-              <w:bottom w:val="single" w:sz="6" w:color="BFBFBF"/>
-              <w:right w:val="single" w:sz="6" w:color="BFBFBF"/>
-            </w:tcBorders>
-            <w:shd w:val="clear" w:color="auto" w:fill="E8F4D7"/>
-            <w:vAlign w:val="top"/>
-          </w:tcPr>
-          <w:p>
-            <w:pPr>
-              <w:spacing w:before="40" w:after="40"/>
-            </w:pPr>
-            <w:r/>
-            <w:r>
-              <w:rPr>
-                <w:rFonts w:ascii="Arial" w:hAnsi="Arial" w:cs="Arial"/>
-                <w:b w:val="0"/>
-                <w:i w:val="0"/>
-                <w:sz w:val="20"/>
-              </w:rPr>
-              <w:t>2</w:t>
-            </w:r>
-          </w:p>
-        </w:tc>
-        <w:tc>
-          <w:tcPr>
-            <w:tcW w:type="dxa" w:w="3168"/>
-            <w:tcBorders>
-              <w:top w:val="single" w:sz="6" w:color="BFBFBF"/>
-              <w:left w:val="single" w:sz="6" w:color="BFBFBF"/>
-              <w:bottom w:val="single" w:sz="6" w:color="BFBFBF"/>
-              <w:right w:val="single" w:sz="6" w:color="BFBFBF"/>
-            </w:tcBorders>
-            <w:shd w:val="clear" w:color="auto" w:fill="E8F4D7"/>
-            <w:vAlign w:val="top"/>
-          </w:tcPr>
-          <w:p>
-            <w:pPr>
-              <w:spacing w:before="40" w:after="40"/>
-            </w:pPr>
-            <w:r/>
-            <w:r>
-              <w:rPr>
-                <w:rFonts w:ascii="Arial" w:hAnsi="Arial" w:cs="Arial"/>
-                <w:b w:val="0"/>
-                <w:i w:val="0"/>
-                <w:sz w:val="20"/>
-              </w:rPr>
-              <w:t>UEyes (web split)</w:t>
-            </w:r>
-          </w:p>
-        </w:tc>
-        <w:tc>
-          <w:tcPr>
-            <w:tcW w:type="dxa" w:w="5904"/>
-            <w:tcBorders>
-              <w:top w:val="single" w:sz="6" w:color="BFBFBF"/>
-              <w:left w:val="single" w:sz="6" w:color="BFBFBF"/>
-              <w:bottom w:val="single" w:sz="6" w:color="BFBFBF"/>
-              <w:right w:val="single" w:sz="6" w:color="BFBFBF"/>
-            </w:tcBorders>
-            <w:shd w:val="clear" w:color="auto" w:fill="E8F4D7"/>
-            <w:vAlign w:val="top"/>
-          </w:tcPr>
-          <w:p>
-            <w:pPr>
-              <w:spacing w:before="40" w:after="40"/>
-            </w:pPr>
-            <w:r/>
-            <w:r>
-              <w:rPr>
-                <w:rFonts w:ascii="Arial" w:hAnsi="Arial" w:cs="Arial"/>
-                <w:b w:val="0"/>
-                <w:i w:val="0"/>
-                <w:sz w:val="20"/>
-              </w:rPr>
-              <w:t>Train + evaluate saliency branch</w:t>
-            </w:r>
-          </w:p>
-        </w:tc>
-      </w:tr>
-      <w:tr>
-        <w:tc>
-          <w:tcPr>
-            <w:tcW w:type="dxa" w:w="576"/>
-            <w:tcBorders>
-              <w:top w:val="single" w:sz="6" w:color="BFBFBF"/>
-              <w:left w:val="single" w:sz="6" w:color="BFBFBF"/>
-              <w:bottom w:val="single" w:sz="6" w:color="BFBFBF"/>
-              <w:right w:val="single" w:sz="6" w:color="BFBFBF"/>
-            </w:tcBorders>
-            <w:shd w:val="clear" w:color="auto" w:fill="E8F4D7"/>
-            <w:vAlign w:val="top"/>
-          </w:tcPr>
-          <w:p>
-            <w:pPr>
-              <w:spacing w:before="40" w:after="40"/>
-            </w:pPr>
-            <w:r/>
-            <w:r>
-              <w:rPr>
-                <w:rFonts w:ascii="Arial" w:hAnsi="Arial" w:cs="Arial"/>
-                <w:b w:val="0"/>
-                <w:i w:val="0"/>
-                <w:sz w:val="20"/>
-              </w:rPr>
-              <w:t>3</w:t>
-            </w:r>
-          </w:p>
-        </w:tc>
-        <w:tc>
-          <w:tcPr>
-            <w:tcW w:type="dxa" w:w="3168"/>
-            <w:tcBorders>
-              <w:top w:val="single" w:sz="6" w:color="BFBFBF"/>
-              <w:left w:val="single" w:sz="6" w:color="BFBFBF"/>
-              <w:bottom w:val="single" w:sz="6" w:color="BFBFBF"/>
-              <w:right w:val="single" w:sz="6" w:color="BFBFBF"/>
-            </w:tcBorders>
-            <w:shd w:val="clear" w:color="auto" w:fill="E8F4D7"/>
-            <w:vAlign w:val="top"/>
-          </w:tcPr>
-          <w:p>
-            <w:pPr>
-              <w:spacing w:before="40" w:after="40"/>
-            </w:pPr>
-            <w:r/>
-            <w:r>
-              <w:rPr>
-                <w:rFonts w:ascii="Arial" w:hAnsi="Arial" w:cs="Arial"/>
-                <w:b w:val="0"/>
-                <w:i w:val="0"/>
-                <w:sz w:val="20"/>
-              </w:rPr>
-              <w:t>Webthetics</w:t>
-            </w:r>
-          </w:p>
-        </w:tc>
-        <w:tc>
-          <w:tcPr>
-            <w:tcW w:type="dxa" w:w="5904"/>
-            <w:tcBorders>
-              <w:top w:val="single" w:sz="6" w:color="BFBFBF"/>
-              <w:left w:val="single" w:sz="6" w:color="BFBFBF"/>
-              <w:bottom w:val="single" w:sz="6" w:color="BFBFBF"/>
-              <w:right w:val="single" w:sz="6" w:color="BFBFBF"/>
-            </w:tcBorders>
-            <w:shd w:val="clear" w:color="auto" w:fill="E8F4D7"/>
-            <w:vAlign w:val="top"/>
-          </w:tcPr>
-          <w:p>
-            <w:pPr>
-              <w:spacing w:before="40" w:after="40"/>
-            </w:pPr>
-            <w:r/>
-            <w:r>
-              <w:rPr>
-                <w:rFonts w:ascii="Arial" w:hAnsi="Arial" w:cs="Arial"/>
-                <w:b w:val="0"/>
-                <w:i w:val="0"/>
-                <w:sz w:val="20"/>
-              </w:rPr>
-              <w:t>Train UX score head</w:t>
-            </w:r>
-          </w:p>
-        </w:tc>
-      </w:tr>
-      <w:tr>
-        <w:tc>
-          <w:tcPr>
-            <w:tcW w:type="dxa" w:w="576"/>
-            <w:tcBorders>
-              <w:top w:val="single" w:sz="6" w:color="BFBFBF"/>
-              <w:left w:val="single" w:sz="6" w:color="BFBFBF"/>
-              <w:bottom w:val="single" w:sz="6" w:color="BFBFBF"/>
-              <w:right w:val="single" w:sz="6" w:color="BFBFBF"/>
-            </w:tcBorders>
-            <w:shd w:val="clear" w:color="auto" w:fill="E8F4D7"/>
-            <w:vAlign w:val="top"/>
-          </w:tcPr>
-          <w:p>
-            <w:pPr>
-              <w:spacing w:before="40" w:after="40"/>
-            </w:pPr>
-            <w:r/>
-            <w:r>
-              <w:rPr>
-                <w:rFonts w:ascii="Arial" w:hAnsi="Arial" w:cs="Arial"/>
-                <w:b w:val="0"/>
-                <w:i w:val="0"/>
-                <w:sz w:val="20"/>
-              </w:rPr>
-              <w:t>4</w:t>
-            </w:r>
-          </w:p>
-        </w:tc>
-        <w:tc>
-          <w:tcPr>
-            <w:tcW w:type="dxa" w:w="3168"/>
-            <w:tcBorders>
-              <w:top w:val="single" w:sz="6" w:color="BFBFBF"/>
-              <w:left w:val="single" w:sz="6" w:color="BFBFBF"/>
-              <w:bottom w:val="single" w:sz="6" w:color="BFBFBF"/>
-              <w:right w:val="single" w:sz="6" w:color="BFBFBF"/>
-            </w:tcBorders>
-            <w:shd w:val="clear" w:color="auto" w:fill="E8F4D7"/>
-            <w:vAlign w:val="top"/>
-          </w:tcPr>
-          <w:p>
-            <w:pPr>
-              <w:spacing w:before="40" w:after="40"/>
-            </w:pPr>
-            <w:r/>
-            <w:r>
-              <w:rPr>
-                <w:rFonts w:ascii="Arial" w:hAnsi="Arial" w:cs="Arial"/>
-                <w:b w:val="0"/>
-                <w:i w:val="0"/>
-                <w:sz w:val="20"/>
-              </w:rPr>
-              <w:t>Miniukovich &amp; Figl 2023</w:t>
-            </w:r>
-          </w:p>
-        </w:tc>
-        <w:tc>
-          <w:tcPr>
-            <w:tcW w:type="dxa" w:w="5904"/>
-            <w:tcBorders>
-              <w:top w:val="single" w:sz="6" w:color="BFBFBF"/>
-              <w:left w:val="single" w:sz="6" w:color="BFBFBF"/>
-              <w:bottom w:val="single" w:sz="6" w:color="BFBFBF"/>
-              <w:right w:val="single" w:sz="6" w:color="BFBFBF"/>
-            </w:tcBorders>
-            <w:shd w:val="clear" w:color="auto" w:fill="E8F4D7"/>
-            <w:vAlign w:val="top"/>
-          </w:tcPr>
-          <w:p>
-            <w:pPr>
-              <w:spacing w:before="40" w:after="40"/>
-            </w:pPr>
-            <w:r/>
-            <w:r>
-              <w:rPr>
-                <w:rFonts w:ascii="Arial" w:hAnsi="Arial" w:cs="Arial"/>
-                <w:b w:val="0"/>
-                <w:i w:val="0"/>
-                <w:sz w:val="20"/>
-              </w:rPr>
-              <w:t>Multi-dimensional UX evaluation (★ GT)</w:t>
-            </w:r>
-          </w:p>
-        </w:tc>
-      </w:tr>
-      <w:tr>
-        <w:tc>
-          <w:tcPr>
-            <w:tcW w:type="dxa" w:w="576"/>
-            <w:tcBorders>
-              <w:top w:val="single" w:sz="6" w:color="BFBFBF"/>
-              <w:left w:val="single" w:sz="6" w:color="BFBFBF"/>
-              <w:bottom w:val="single" w:sz="6" w:color="BFBFBF"/>
-              <w:right w:val="single" w:sz="6" w:color="BFBFBF"/>
-            </w:tcBorders>
-            <w:shd w:val="clear" w:color="auto" w:fill="E8F4D7"/>
-            <w:vAlign w:val="top"/>
-          </w:tcPr>
-          <w:p>
-            <w:pPr>
-              <w:spacing w:before="40" w:after="40"/>
-            </w:pPr>
-            <w:r/>
-            <w:r>
-              <w:rPr>
-                <w:rFonts w:ascii="Arial" w:hAnsi="Arial" w:cs="Arial"/>
-                <w:b w:val="0"/>
-                <w:i w:val="0"/>
-                <w:sz w:val="20"/>
-              </w:rPr>
-              <w:t>5</w:t>
-            </w:r>
-          </w:p>
-        </w:tc>
-        <w:tc>
-          <w:tcPr>
-            <w:tcW w:type="dxa" w:w="3168"/>
-            <w:tcBorders>
-              <w:top w:val="single" w:sz="6" w:color="BFBFBF"/>
-              <w:left w:val="single" w:sz="6" w:color="BFBFBF"/>
-              <w:bottom w:val="single" w:sz="6" w:color="BFBFBF"/>
-              <w:right w:val="single" w:sz="6" w:color="BFBFBF"/>
-            </w:tcBorders>
-            <w:shd w:val="clear" w:color="auto" w:fill="E8F4D7"/>
-            <w:vAlign w:val="top"/>
-          </w:tcPr>
-          <w:p>
-            <w:pPr>
-              <w:spacing w:before="40" w:after="40"/>
-            </w:pPr>
-            <w:r/>
-            <w:r>
-              <w:rPr>
-                <w:rFonts w:ascii="Arial" w:hAnsi="Arial" w:cs="Arial"/>
-                <w:b w:val="0"/>
-                <w:i w:val="0"/>
-                <w:sz w:val="20"/>
-              </w:rPr>
-              <w:t>Reinecke 450 + Calista pairwise</w:t>
-            </w:r>
-          </w:p>
-        </w:tc>
-        <w:tc>
-          <w:tcPr>
-            <w:tcW w:type="dxa" w:w="5904"/>
-            <w:tcBorders>
-              <w:top w:val="single" w:sz="6" w:color="BFBFBF"/>
-              <w:left w:val="single" w:sz="6" w:color="BFBFBF"/>
-              <w:bottom w:val="single" w:sz="6" w:color="BFBFBF"/>
-              <w:right w:val="single" w:sz="6" w:color="BFBFBF"/>
-            </w:tcBorders>
-            <w:shd w:val="clear" w:color="auto" w:fill="E8F4D7"/>
-            <w:vAlign w:val="top"/>
-          </w:tcPr>
-          <w:p>
-            <w:pPr>
-              <w:spacing w:before="40" w:after="40"/>
-            </w:pPr>
-            <w:r/>
-            <w:r>
-              <w:rPr>
-                <w:rFonts w:ascii="Arial" w:hAnsi="Arial" w:cs="Arial"/>
-                <w:b w:val="0"/>
-                <w:i w:val="0"/>
-                <w:sz w:val="20"/>
-              </w:rPr>
-              <w:t>Literature-comparable benchmark (★ GT)</w:t>
-            </w:r>
-          </w:p>
-        </w:tc>
-      </w:tr>
-    </w:tbl>
-    <w:p>
-      <w:pPr>
-        <w:spacing w:before="80" w:after="80"/>
-      </w:pPr>
-      <w:r>
-        <w:rPr>
-          <w:rFonts w:ascii="Arial" w:hAnsi="Arial" w:cs="Arial"/>
-          <w:b w:val="0"/>
-          <w:i w:val="0"/>
-          <w:sz w:val="22"/>
-        </w:rPr>
-        <w:t xml:space="preserve"> </w:t>
-      </w:r>
-    </w:p>
-    <w:p>
-      <w:pPr>
-        <w:keepNext/>
-        <w:spacing w:before="320" w:after="160"/>
-        <w:outlineLvl w:val="0"/>
-      </w:pPr>
-      <w:r>
-        <w:rPr>
-          <w:rFonts w:ascii="Arial" w:hAnsi="Arial" w:cs="Arial"/>
-          <w:b/>
-          <w:i w:val="0"/>
-          <w:color w:val="1F4E79"/>
-          <w:sz w:val="32"/>
-        </w:rPr>
-        <w:t>8. References &amp; Links</w:t>
-      </w:r>
-    </w:p>
-    <w:p>
-      <w:pPr>
-        <w:pStyle w:val="ListBullet"/>
-        <w:spacing w:before="40" w:after="40"/>
-      </w:pPr>
-      <w:r>
-        <w:rPr>
-          <w:rFonts w:ascii="Arial" w:hAnsi="Arial" w:cs="Arial"/>
-          <w:b w:val="0"/>
-          <w:i w:val="0"/>
-          <w:sz w:val="20"/>
-        </w:rPr>
-        <w:t xml:space="preserve">WebUI (CHI 2023) — </w:t>
-      </w:r>
-      <w:hyperlink r:id="rId9">
-        <w:r>
-          <w:rPr>
-            <w:rFonts w:ascii="Arial" w:hAnsi="Arial"/>
-            <w:color w:val="2E75B6"/>
-            <w:u w:val="single"/>
-            <w:sz w:val="20"/>
-          </w:rPr>
-          <w:t>https://uimodeling.github.io/</w:t>
-        </w:r>
-      </w:hyperlink>
-    </w:p>
-    <w:p>
-      <w:pPr>
-        <w:pStyle w:val="ListBullet"/>
-        <w:spacing w:before="40" w:after="40"/>
-      </w:pPr>
-      <w:r>
-        <w:rPr>
-          <w:rFonts w:ascii="Arial" w:hAnsi="Arial" w:cs="Arial"/>
-          <w:b w:val="0"/>
-          <w:i w:val="0"/>
-          <w:sz w:val="20"/>
-        </w:rPr>
-        <w:t xml:space="preserve">WebUI paper (arXiv) — </w:t>
-      </w:r>
-      <w:hyperlink r:id="rId10">
-        <w:r>
-          <w:rPr>
-            <w:rFonts w:ascii="Arial" w:hAnsi="Arial"/>
-            <w:color w:val="2E75B6"/>
-            <w:u w:val="single"/>
-            <w:sz w:val="20"/>
-          </w:rPr>
-          <w:t>https://arxiv.org/abs/2301.13280</w:t>
-        </w:r>
-      </w:hyperlink>
-    </w:p>
-    <w:p>
-      <w:pPr>
-        <w:pStyle w:val="ListBullet"/>
-        <w:spacing w:before="40" w:after="40"/>
-      </w:pPr>
-      <w:r>
-        <w:rPr>
-          <w:rFonts w:ascii="Arial" w:hAnsi="Arial" w:cs="Arial"/>
-          <w:b w:val="0"/>
-          <w:i w:val="0"/>
-          <w:sz w:val="20"/>
-        </w:rPr>
-        <w:t xml:space="preserve">Vision2UI (arXiv 2024) — </w:t>
-      </w:r>
-      <w:hyperlink r:id="rId11">
-        <w:r>
-          <w:rPr>
-            <w:rFonts w:ascii="Arial" w:hAnsi="Arial"/>
-            <w:color w:val="2E75B6"/>
-            <w:u w:val="single"/>
-            <w:sz w:val="20"/>
-          </w:rPr>
-          <w:t>https://arxiv.org/html/2404.06369v1</w:t>
-        </w:r>
-      </w:hyperlink>
-    </w:p>
-    <w:p>
-      <w:pPr>
-        <w:pStyle w:val="ListBullet"/>
-        <w:spacing w:before="40" w:after="40"/>
-      </w:pPr>
-      <w:r>
-        <w:rPr>
-          <w:rFonts w:ascii="Arial" w:hAnsi="Arial" w:cs="Arial"/>
-          <w:b w:val="0"/>
-          <w:i w:val="0"/>
-          <w:sz w:val="20"/>
-        </w:rPr>
-        <w:t xml:space="preserve">UI-Bench (arXiv 2508.20410) — </w:t>
-      </w:r>
-      <w:hyperlink r:id="rId12">
-        <w:r>
-          <w:rPr>
-            <w:rFonts w:ascii="Arial" w:hAnsi="Arial"/>
-            <w:color w:val="2E75B6"/>
-            <w:u w:val="single"/>
-            <w:sz w:val="20"/>
-          </w:rPr>
-          <w:t>https://arxiv.org/pdf/2508.20410</w:t>
-        </w:r>
-      </w:hyperlink>
-    </w:p>
-    <w:p>
-      <w:pPr>
-        <w:pStyle w:val="ListBullet"/>
-        <w:spacing w:before="40" w:after="40"/>
-      </w:pPr>
-      <w:r>
-        <w:rPr>
-          <w:rFonts w:ascii="Arial" w:hAnsi="Arial" w:cs="Arial"/>
-          <w:b w:val="0"/>
-          <w:i w:val="0"/>
-          <w:sz w:val="20"/>
-        </w:rPr>
-        <w:t xml:space="preserve">UEyes (CHI 2023, arXiv 2402.05202) — </w:t>
-      </w:r>
-      <w:hyperlink r:id="rId13">
-        <w:r>
-          <w:rPr>
-            <w:rFonts w:ascii="Arial" w:hAnsi="Arial"/>
-            <w:color w:val="2E75B6"/>
-            <w:u w:val="single"/>
-            <w:sz w:val="20"/>
-          </w:rPr>
-          <w:t>https://arxiv.org/abs/2402.05202</w:t>
-        </w:r>
-      </w:hyperlink>
-    </w:p>
-    <w:p>
-      <w:pPr>
-        <w:pStyle w:val="ListBullet"/>
-        <w:spacing w:before="40" w:after="40"/>
-      </w:pPr>
-      <w:r>
-        <w:rPr>
-          <w:rFonts w:ascii="Arial" w:hAnsi="Arial" w:cs="Arial"/>
-          <w:b w:val="0"/>
-          <w:i w:val="0"/>
-          <w:sz w:val="20"/>
-        </w:rPr>
-        <w:t xml:space="preserve">UEyes GitHub — </w:t>
-      </w:r>
-      <w:hyperlink r:id="rId14">
-        <w:r>
-          <w:rPr>
-            <w:rFonts w:ascii="Arial" w:hAnsi="Arial"/>
-            <w:color w:val="2E75B6"/>
-            <w:u w:val="single"/>
-            <w:sz w:val="20"/>
-          </w:rPr>
-          <w:t>https://github.com/YueJiang-nj/UEyes-CHI2023</w:t>
-        </w:r>
-      </w:hyperlink>
-    </w:p>
-    <w:p>
-      <w:pPr>
-        <w:pStyle w:val="ListBullet"/>
-        <w:spacing w:before="40" w:after="40"/>
-      </w:pPr>
-      <w:r>
-        <w:rPr>
-          <w:rFonts w:ascii="Arial" w:hAnsi="Arial" w:cs="Arial"/>
-          <w:b w:val="0"/>
-          <w:i w:val="0"/>
-          <w:sz w:val="20"/>
-        </w:rPr>
-        <w:t xml:space="preserve">Webpage Saliency (FiWI) — </w:t>
-      </w:r>
-      <w:hyperlink r:id="rId15">
-        <w:r>
-          <w:rPr>
-            <w:rFonts w:ascii="Arial" w:hAnsi="Arial"/>
-            <w:color w:val="2E75B6"/>
-            <w:u w:val="single"/>
-            <w:sz w:val="20"/>
-          </w:rPr>
-          <w:t>https://www-users.cse.umn.edu/~qzhao/webpage_saliency.html</w:t>
-        </w:r>
-      </w:hyperlink>
-    </w:p>
-    <w:p>
-      <w:pPr>
-        <w:pStyle w:val="ListBullet"/>
-        <w:spacing w:before="40" w:after="40"/>
-      </w:pPr>
-      <w:r>
-        <w:rPr>
-          <w:rFonts w:ascii="Arial" w:hAnsi="Arial" w:cs="Arial"/>
-          <w:b w:val="0"/>
-          <w:i w:val="0"/>
-          <w:sz w:val="20"/>
-        </w:rPr>
-        <w:t xml:space="preserve">Gender-aware saliency / WIC640 (Brain Informatics 2025) — </w:t>
-      </w:r>
-      <w:hyperlink r:id="rId16">
-        <w:r>
-          <w:rPr>
-            <w:rFonts w:ascii="Arial" w:hAnsi="Arial"/>
-            <w:color w:val="2E75B6"/>
-            <w:u w:val="single"/>
-            <w:sz w:val="20"/>
-          </w:rPr>
-          <w:t>https://braininformatics.springeropen.com/articles/10.1186/s40708-025-00274-x</w:t>
-        </w:r>
-      </w:hyperlink>
-    </w:p>
-    <w:p>
-      <w:pPr>
-        <w:pStyle w:val="ListBullet"/>
-        <w:spacing w:before="40" w:after="40"/>
-      </w:pPr>
-      <w:r>
-        <w:rPr>
-          <w:rFonts w:ascii="Arial" w:hAnsi="Arial" w:cs="Arial"/>
-          <w:b w:val="0"/>
-          <w:i w:val="0"/>
-          <w:sz w:val="20"/>
-        </w:rPr>
-        <w:t xml:space="preserve">Webthetics (ScienceDirect) — </w:t>
-      </w:r>
-      <w:hyperlink r:id="rId17">
-        <w:r>
-          <w:rPr>
-            <w:rFonts w:ascii="Arial" w:hAnsi="Arial"/>
-            <w:color w:val="2E75B6"/>
-            <w:u w:val="single"/>
-            <w:sz w:val="20"/>
-          </w:rPr>
-          <w:t>https://www.sciencedirect.com/science/article/abs/pii/S1071581918306682</w:t>
-        </w:r>
-      </w:hyperlink>
-    </w:p>
-    <w:p>
-      <w:pPr>
-        <w:pStyle w:val="ListBullet"/>
-        <w:spacing w:before="40" w:after="40"/>
-      </w:pPr>
-      <w:r>
-        <w:rPr>
-          <w:rFonts w:ascii="Arial" w:hAnsi="Arial" w:cs="Arial"/>
-          <w:b w:val="0"/>
-          <w:i w:val="0"/>
-          <w:sz w:val="20"/>
-        </w:rPr>
-        <w:t xml:space="preserve">Calista paper (IJHCS 2023) — </w:t>
-      </w:r>
-      <w:hyperlink r:id="rId18">
-        <w:r>
-          <w:rPr>
-            <w:rFonts w:ascii="Arial" w:hAnsi="Arial"/>
-            <w:color w:val="2E75B6"/>
-            <w:u w:val="single"/>
-            <w:sz w:val="20"/>
-          </w:rPr>
-          <w:t>https://www.sciencedirect.com/science/article/abs/pii/S1071581923000253</w:t>
-        </w:r>
-      </w:hyperlink>
-    </w:p>
-    <w:p>
-      <w:pPr>
-        <w:pStyle w:val="ListBullet"/>
-        <w:spacing w:before="40" w:after="40"/>
-      </w:pPr>
-      <w:r>
-        <w:rPr>
-          <w:rFonts w:ascii="Arial" w:hAnsi="Arial" w:cs="Arial"/>
-          <w:b w:val="0"/>
-          <w:i w:val="0"/>
-          <w:sz w:val="20"/>
-        </w:rPr>
-        <w:t xml:space="preserve">Calista datasets (GitHub) — </w:t>
-      </w:r>
-      <w:hyperlink r:id="rId19">
-        <w:r>
-          <w:rPr>
-            <w:rFonts w:ascii="Arial" w:hAnsi="Arial"/>
-            <w:color w:val="2E75B6"/>
-            <w:u w:val="single"/>
-            <w:sz w:val="20"/>
-          </w:rPr>
-          <w:t>https://github.com/calista-ai/website-aesthetics-datasets</w:t>
-        </w:r>
-      </w:hyperlink>
-    </w:p>
-    <w:p>
-      <w:pPr>
-        <w:pStyle w:val="ListBullet"/>
-        <w:spacing w:before="40" w:after="40"/>
-      </w:pPr>
-      <w:r>
-        <w:rPr>
-          <w:rFonts w:ascii="Arial" w:hAnsi="Arial" w:cs="Arial"/>
-          <w:b w:val="0"/>
-          <w:i w:val="0"/>
-          <w:sz w:val="20"/>
-        </w:rPr>
-        <w:t xml:space="preserve">Reinecke &amp; Gajos (CHI 2013) — </w:t>
-      </w:r>
-      <w:hyperlink r:id="rId20">
-        <w:r>
-          <w:rPr>
-            <w:rFonts w:ascii="Arial" w:hAnsi="Arial"/>
-            <w:color w:val="2E75B6"/>
-            <w:u w:val="single"/>
-            <w:sz w:val="20"/>
-          </w:rPr>
-          <w:t>https://www.eecs.harvard.edu/~kgajos/papers/2013/reinecke13aesthetics.pdf</w:t>
-        </w:r>
-      </w:hyperlink>
-    </w:p>
-    <w:p>
-      <w:pPr>
-        <w:pStyle w:val="ListBullet"/>
-        <w:spacing w:before="40" w:after="40"/>
-      </w:pPr>
-      <w:r>
-        <w:rPr>
-          <w:rFonts w:ascii="Arial" w:hAnsi="Arial" w:cs="Arial"/>
-          <w:b w:val="0"/>
-          <w:i w:val="0"/>
-          <w:sz w:val="20"/>
-        </w:rPr>
-        <w:t xml:space="preserve">Reinecke et al. — Rating Distributions (TOCHI 2022) — </w:t>
-      </w:r>
-      <w:hyperlink r:id="rId21">
-        <w:r>
-          <w:rPr>
-            <w:rFonts w:ascii="Arial" w:hAnsi="Arial"/>
-            <w:color w:val="2E75B6"/>
-            <w:u w:val="single"/>
-            <w:sz w:val="20"/>
-          </w:rPr>
-          <w:t>https://dl.acm.org/doi/10.1145/3569889</w:t>
-        </w:r>
-      </w:hyperlink>
-    </w:p>
-    <w:p>
-      <w:pPr>
-        <w:pStyle w:val="ListBullet"/>
-        <w:spacing w:before="40" w:after="40"/>
-      </w:pPr>
-      <w:r>
-        <w:rPr>
-          <w:rFonts w:ascii="Arial" w:hAnsi="Arial" w:cs="Arial"/>
-          <w:b w:val="0"/>
-          <w:i w:val="0"/>
-          <w:sz w:val="20"/>
-        </w:rPr>
-        <w:t xml:space="preserve">Miniukovich &amp; Figl dataset (Data in Brief, 2023) — </w:t>
-      </w:r>
-      <w:hyperlink r:id="rId22">
-        <w:r>
-          <w:rPr>
-            <w:rFonts w:ascii="Arial" w:hAnsi="Arial"/>
-            <w:color w:val="2E75B6"/>
-            <w:u w:val="single"/>
-            <w:sz w:val="20"/>
-          </w:rPr>
-          <w:t>https://www.sciencedirect.com/science/article/pii/S2352340923010077</w:t>
-        </w:r>
-      </w:hyperlink>
-    </w:p>
-    <w:p>
-      <w:pPr>
-        <w:pStyle w:val="ListBullet"/>
-        <w:spacing w:before="40" w:after="40"/>
-      </w:pPr>
-      <w:r>
-        <w:rPr>
-          <w:rFonts w:ascii="Arial" w:hAnsi="Arial" w:cs="Arial"/>
-          <w:b w:val="0"/>
-          <w:i w:val="0"/>
-          <w:sz w:val="20"/>
-        </w:rPr>
-        <w:t xml:space="preserve">UICrit (arXiv 2407.08850) — </w:t>
-      </w:r>
-      <w:hyperlink r:id="rId23">
-        <w:r>
-          <w:rPr>
-            <w:rFonts w:ascii="Arial" w:hAnsi="Arial"/>
-            <w:color w:val="2E75B6"/>
-            <w:u w:val="single"/>
-            <w:sz w:val="20"/>
-          </w:rPr>
-          <w:t>https://arxiv.org/html/2407.08850v2</w:t>
-        </w:r>
-      </w:hyperlink>
-    </w:p>
     <w:sectPr>
-      <w:pgSz w:w="11906" w:h="16838"/>
-      <w:pgMar w:top="1134" w:right="1134" w:bottom="1134" w:left="1134" w:header="720" w:footer="720" w:gutter="0"/>
+      <w:pgSz w:w="12240" w:h="15840"/>
+      <w:pgMar w:top="1440" w:right="1800" w:bottom="1440" w:left="1800" w:header="720" w:footer="720" w:gutter="0"/>
       <w:cols w:space="720"/>
       <w:docGrid w:linePitch="360"/>
     </w:sectPr>
